--- a/lessons/6-1/downloads/6-1-notes.docx
+++ b/lessons/6-1/downloads/6-1-notes.docx
@@ -180,7 +180,7 @@
                 <w:sz w:val="20"/>
                 <w:szCs w:val="20"/>
               </w:rPr>
-              <w:t xml:space="preserve">I can divide a whole number by a unit fraction and a unit fraction by a whole number by writing the whole number over 1 and using Keep, Change, Flip.</w:t>
+              <w:t xml:space="preserve">I can divide a whole number by a unit fraction and divide a fraction by a whole number by writing the whole number over 1 and using Keep, Change, Flip.</w:t>
             </w:r>
           </w:p>
           <w:p>
@@ -1176,6 +1176,314 @@
         </w:tc>
       </w:tr>
     </w:tbl>
+    <w:tbl>
+      <w:tblPr>
+        <w:tblW w:type="pct" w:w="100%"/>
+        <w:tblBorders>
+          <w:top w:val="none" w:color="FFFFFF" w:sz="0"/>
+          <w:left w:val="none" w:color="FFFFFF" w:sz="0"/>
+          <w:bottom w:val="single" w:color="C7D2DD" w:sz="4"/>
+          <w:right w:val="none" w:color="FFFFFF" w:sz="0"/>
+          <w:insideH w:val="none" w:color="FFFFFF" w:sz="0"/>
+          <w:insideV w:val="none" w:color="FFFFFF" w:sz="0"/>
+        </w:tblBorders>
+      </w:tblPr>
+      <w:tblGrid>
+        <w:gridCol w:w="1800"/>
+        <w:gridCol w:w="7560"/>
+      </w:tblGrid>
+      <w:tr>
+        <w:trPr>
+          <w:cantSplit/>
+        </w:trPr>
+        <w:tc>
+          <w:tcPr>
+            <w:tcW w:type="dxa" w:w="1800"/>
+            <w:tcMar>
+              <w:top w:type="dxa" w:w="100"/>
+              <w:left w:type="dxa" w:w="40"/>
+              <w:bottom w:type="dxa" w:w="100"/>
+              <w:right w:type="dxa" w:w="120"/>
+            </w:tcMar>
+            <w:vAlign w:val="center"/>
+          </w:tcPr>
+          <w:p>
+            <w:pPr>
+              <w:spacing w:after="0"/>
+              <w:jc w:val="center"/>
+            </w:pPr>
+            <w:r>
+              <w:drawing>
+                <wp:inline distT="0" distB="0" distL="0" distR="0">
+                  <wp:extent cx="1047750" cy="790575"/>
+                  <wp:effectExtent t="0" r="0" b="0" l="0"/>
+                  <wp:docPr id="1" name="" descr="" title=""/>
+                  <wp:cNvGraphicFramePr>
+                    <a:graphicFrameLocks xmlns:a="http://schemas.openxmlformats.org/drawingml/2006/main" noChangeAspect="1"/>
+                  </wp:cNvGraphicFramePr>
+                  <a:graphic xmlns:a="http://schemas.openxmlformats.org/drawingml/2006/main">
+                    <a:graphicData uri="http://schemas.openxmlformats.org/drawingml/2006/picture">
+                      <pic:pic xmlns:pic="http://schemas.openxmlformats.org/drawingml/2006/picture">
+                        <pic:nvPicPr>
+                          <pic:cNvPr id="0" name="" descr=""/>
+                          <pic:cNvPicPr>
+                            <a:picLocks noChangeAspect="1" noChangeArrowheads="1"/>
+                          </pic:cNvPicPr>
+                        </pic:nvPicPr>
+                        <pic:blipFill>
+                          <a:blip r:embed="rId10" cstate="none"/>
+                          <a:srcRect/>
+                          <a:stretch>
+                            <a:fillRect/>
+                          </a:stretch>
+                        </pic:blipFill>
+                        <pic:spPr bwMode="auto">
+                          <a:xfrm>
+                            <a:off x="0" y="0"/>
+                            <a:ext cx="1047750" cy="790575"/>
+                          </a:xfrm>
+                          <a:prstGeom prst="rect">
+                            <a:avLst/>
+                          </a:prstGeom>
+                        </pic:spPr>
+                      </pic:pic>
+                    </a:graphicData>
+                  </a:graphic>
+                </wp:inline>
+              </w:drawing>
+            </w:r>
+          </w:p>
+        </w:tc>
+        <w:tc>
+          <w:tcPr>
+            <w:tcW w:type="dxa" w:w="7560"/>
+            <w:tcMar>
+              <w:top w:type="dxa" w:w="100"/>
+              <w:left w:type="dxa" w:w="40"/>
+              <w:bottom w:type="dxa" w:w="100"/>
+              <w:right w:type="dxa" w:w="40"/>
+            </w:tcMar>
+            <w:vAlign w:val="center"/>
+          </w:tcPr>
+          <w:p>
+            <w:pPr>
+              <w:spacing w:after="50"/>
+            </w:pPr>
+            <w:r>
+              <w:rPr>
+                <w:b/>
+                <w:bCs/>
+                <w:color w:val="12355B"/>
+                <w:sz w:val="24"/>
+                <w:szCs w:val="24"/>
+              </w:rPr>
+              <w:t xml:space="preserve">Multiplicative inverse</w:t>
+            </w:r>
+            <w:r>
+              <w:rPr>
+                <w:i/>
+                <w:iCs/>
+                <w:color w:val="5F6F80"/>
+                <w:sz w:val="19"/>
+                <w:szCs w:val="19"/>
+              </w:rPr>
+              <w:t xml:space="preserve">   Inverso multiplicativo</w:t>
+            </w:r>
+          </w:p>
+          <w:p>
+            <w:pPr>
+              <w:spacing w:after="40"/>
+            </w:pPr>
+            <w:r>
+              <w:rPr>
+                <w:sz w:val="21"/>
+                <w:szCs w:val="21"/>
+              </w:rPr>
+              <w:t xml:space="preserve">Two numbers whose product is 1; each is the reciprocal of the other.</w:t>
+            </w:r>
+          </w:p>
+          <w:p>
+            <w:pPr>
+              <w:spacing w:after="0"/>
+            </w:pPr>
+            <w:r>
+              <w:rPr>
+                <w:b/>
+                <w:bCs/>
+                <w:color w:val="1FA6A2"/>
+                <w:sz w:val="18"/>
+                <w:szCs w:val="18"/>
+              </w:rPr>
+              <w:t xml:space="preserve">Example:  </w:t>
+            </w:r>
+            <w:r>
+              <w:rPr>
+                <w:i/>
+                <w:iCs/>
+                <w:color w:val="5F6F80"/>
+                <w:sz w:val="18"/>
+                <w:szCs w:val="18"/>
+              </w:rPr>
+              <w:t xml:space="preserve">4 and 1/4 · 2/3 and 3/2</w:t>
+            </w:r>
+          </w:p>
+        </w:tc>
+      </w:tr>
+    </w:tbl>
+    <w:tbl>
+      <w:tblPr>
+        <w:tblW w:type="pct" w:w="100%"/>
+        <w:tblBorders>
+          <w:top w:val="none" w:color="FFFFFF" w:sz="0"/>
+          <w:left w:val="none" w:color="FFFFFF" w:sz="0"/>
+          <w:bottom w:val="single" w:color="C7D2DD" w:sz="4"/>
+          <w:right w:val="none" w:color="FFFFFF" w:sz="0"/>
+          <w:insideH w:val="none" w:color="FFFFFF" w:sz="0"/>
+          <w:insideV w:val="none" w:color="FFFFFF" w:sz="0"/>
+        </w:tblBorders>
+      </w:tblPr>
+      <w:tblGrid>
+        <w:gridCol w:w="1800"/>
+        <w:gridCol w:w="7560"/>
+      </w:tblGrid>
+      <w:tr>
+        <w:trPr>
+          <w:cantSplit/>
+        </w:trPr>
+        <w:tc>
+          <w:tcPr>
+            <w:tcW w:type="dxa" w:w="1800"/>
+            <w:tcMar>
+              <w:top w:type="dxa" w:w="100"/>
+              <w:left w:type="dxa" w:w="40"/>
+              <w:bottom w:type="dxa" w:w="100"/>
+              <w:right w:type="dxa" w:w="120"/>
+            </w:tcMar>
+            <w:vAlign w:val="center"/>
+          </w:tcPr>
+          <w:p>
+            <w:pPr>
+              <w:spacing w:after="0"/>
+              <w:jc w:val="center"/>
+            </w:pPr>
+            <w:r>
+              <w:drawing>
+                <wp:inline distT="0" distB="0" distL="0" distR="0">
+                  <wp:extent cx="1047750" cy="790575"/>
+                  <wp:effectExtent t="0" r="0" b="0" l="0"/>
+                  <wp:docPr id="1" name="" descr="" title=""/>
+                  <wp:cNvGraphicFramePr>
+                    <a:graphicFrameLocks xmlns:a="http://schemas.openxmlformats.org/drawingml/2006/main" noChangeAspect="1"/>
+                  </wp:cNvGraphicFramePr>
+                  <a:graphic xmlns:a="http://schemas.openxmlformats.org/drawingml/2006/main">
+                    <a:graphicData uri="http://schemas.openxmlformats.org/drawingml/2006/picture">
+                      <pic:pic xmlns:pic="http://schemas.openxmlformats.org/drawingml/2006/picture">
+                        <pic:nvPicPr>
+                          <pic:cNvPr id="0" name="" descr=""/>
+                          <pic:cNvPicPr>
+                            <a:picLocks noChangeAspect="1" noChangeArrowheads="1"/>
+                          </pic:cNvPicPr>
+                        </pic:nvPicPr>
+                        <pic:blipFill>
+                          <a:blip r:embed="rId15" cstate="none"/>
+                          <a:srcRect/>
+                          <a:stretch>
+                            <a:fillRect/>
+                          </a:stretch>
+                        </pic:blipFill>
+                        <pic:spPr bwMode="auto">
+                          <a:xfrm>
+                            <a:off x="0" y="0"/>
+                            <a:ext cx="1047750" cy="790575"/>
+                          </a:xfrm>
+                          <a:prstGeom prst="rect">
+                            <a:avLst/>
+                          </a:prstGeom>
+                        </pic:spPr>
+                      </pic:pic>
+                    </a:graphicData>
+                  </a:graphic>
+                </wp:inline>
+              </w:drawing>
+            </w:r>
+          </w:p>
+        </w:tc>
+        <w:tc>
+          <w:tcPr>
+            <w:tcW w:type="dxa" w:w="7560"/>
+            <w:tcMar>
+              <w:top w:type="dxa" w:w="100"/>
+              <w:left w:type="dxa" w:w="40"/>
+              <w:bottom w:type="dxa" w:w="100"/>
+              <w:right w:type="dxa" w:w="40"/>
+            </w:tcMar>
+            <w:vAlign w:val="center"/>
+          </w:tcPr>
+          <w:p>
+            <w:pPr>
+              <w:spacing w:after="50"/>
+            </w:pPr>
+            <w:r>
+              <w:rPr>
+                <w:b/>
+                <w:bCs/>
+                <w:color w:val="12355B"/>
+                <w:sz w:val="24"/>
+                <w:szCs w:val="24"/>
+              </w:rPr>
+              <w:t xml:space="preserve">Tape diagram</w:t>
+            </w:r>
+            <w:r>
+              <w:rPr>
+                <w:i/>
+                <w:iCs/>
+                <w:color w:val="5F6F80"/>
+                <w:sz w:val="19"/>
+                <w:szCs w:val="19"/>
+              </w:rPr>
+              <w:t xml:space="preserve">   Diagrama de cinta</w:t>
+            </w:r>
+          </w:p>
+          <w:p>
+            <w:pPr>
+              <w:spacing w:after="40"/>
+            </w:pPr>
+            <w:r>
+              <w:rPr>
+                <w:sz w:val="21"/>
+                <w:szCs w:val="21"/>
+              </w:rPr>
+              <w:t xml:space="preserve">A bar model cut into equal parts to show sharing or grouping.</w:t>
+            </w:r>
+          </w:p>
+          <w:p>
+            <w:pPr>
+              <w:spacing w:after="0"/>
+            </w:pPr>
+            <w:r>
+              <w:rPr>
+                <w:b/>
+                <w:bCs/>
+                <w:color w:val="1FA6A2"/>
+                <w:sz w:val="18"/>
+                <w:szCs w:val="18"/>
+              </w:rPr>
+              <w:t xml:space="preserve">Example:  </w:t>
+            </w:r>
+            <w:r>
+              <w:rPr>
+                <w:i/>
+                <w:iCs/>
+                <w:color w:val="5F6F80"/>
+                <w:sz w:val="18"/>
+                <w:szCs w:val="18"/>
+              </w:rPr>
+              <w:t xml:space="preserve">One bar split into thirds.</w:t>
+            </w:r>
+          </w:p>
+        </w:tc>
+      </w:tr>
+    </w:tbl>
     <w:p>
       <w:pPr>
         <w:pStyle w:val="Heading1"/>
@@ -1264,7 +1572,7 @@
                 <w:sz w:val="21"/>
                 <w:szCs w:val="21"/>
               </w:rPr>
-              <w:t xml:space="preserve">Division of Fractions      •      Reciprocal      •      Quotient      •      Dividend      •      Divisor      •      Unit fraction</w:t>
+              <w:t xml:space="preserve">Division of Fractions      •      Reciprocal      •      Quotient      •      Dividend      •      Divisor      •      Unit fraction      •      Multiplicative inverse      •      Tape diagram</w:t>
             </w:r>
           </w:p>
         </w:tc>
@@ -1484,6 +1792,80 @@
           <w:szCs w:val="22"/>
         </w:rPr>
         <w:t xml:space="preserve">A fraction with a numerator of 1, like 1/5, is a </w:t>
+      </w:r>
+      <w:r>
+        <w:rPr>
+          <w:sz w:val="22"/>
+          <w:szCs w:val="22"/>
+        </w:rPr>
+        <w:t xml:space="preserve">________________</w:t>
+      </w:r>
+      <w:r>
+        <w:rPr>
+          <w:sz w:val="22"/>
+          <w:szCs w:val="22"/>
+        </w:rPr>
+        <w:t xml:space="preserve">.</w:t>
+      </w:r>
+    </w:p>
+    <w:p>
+      <w:pPr>
+        <w:keepLines/>
+        <w:spacing w:after="260" w:before="200"/>
+      </w:pPr>
+      <w:r>
+        <w:rPr>
+          <w:b/>
+          <w:bCs/>
+          <w:color w:val="12355B"/>
+          <w:sz w:val="22"/>
+          <w:szCs w:val="22"/>
+        </w:rPr>
+        <w:t xml:space="preserve">7.  </w:t>
+      </w:r>
+      <w:r>
+        <w:rPr>
+          <w:sz w:val="22"/>
+          <w:szCs w:val="22"/>
+        </w:rPr>
+        <w:t xml:space="preserve">Two numbers whose product is 1 are </w:t>
+      </w:r>
+      <w:r>
+        <w:rPr>
+          <w:sz w:val="22"/>
+          <w:szCs w:val="22"/>
+        </w:rPr>
+        <w:t xml:space="preserve">________________</w:t>
+      </w:r>
+      <w:r>
+        <w:rPr>
+          <w:sz w:val="22"/>
+          <w:szCs w:val="22"/>
+        </w:rPr>
+        <w:t xml:space="preserve"> of each other.</w:t>
+      </w:r>
+    </w:p>
+    <w:p>
+      <w:pPr>
+        <w:keepLines/>
+        <w:spacing w:after="260" w:before="200"/>
+      </w:pPr>
+      <w:r>
+        <w:rPr>
+          <w:b/>
+          <w:bCs/>
+          <w:color w:val="12355B"/>
+          <w:sz w:val="22"/>
+          <w:szCs w:val="22"/>
+        </w:rPr>
+        <w:t xml:space="preserve">8.  </w:t>
+      </w:r>
+      <w:r>
+        <w:rPr>
+          <w:sz w:val="22"/>
+          <w:szCs w:val="22"/>
+        </w:rPr>
+        <w:t xml:space="preserve">A bar cut into equal parts to show sharing is a </w:t>
       </w:r>
       <w:r>
         <w:rPr>
@@ -2580,7 +2962,7 @@
           <w:sz w:val="20"/>
           <w:szCs w:val="20"/>
         </w:rPr>
-        <w:t xml:space="preserve">B)  3 groups of 1/4</w:t>
+        <w:t xml:space="preserve">B)  1/4 of 3</w:t>
       </w:r>
     </w:p>
     <w:p>
@@ -2593,7 +2975,7 @@
           <w:sz w:val="20"/>
           <w:szCs w:val="20"/>
         </w:rPr>
-        <w:t xml:space="preserve">C)  3 minus 1/4</w:t>
+        <w:t xml:space="preserve">C)  3 groups of 1/4</w:t>
       </w:r>
     </w:p>
     <w:p>
@@ -2606,7 +2988,7 @@
           <w:sz w:val="20"/>
           <w:szCs w:val="20"/>
         </w:rPr>
-        <w:t xml:space="preserve">D)  1/4 of 3</w:t>
+        <w:t xml:space="preserve">D)  3 minus 1/4</w:t>
       </w:r>
     </w:p>
     <w:p>
@@ -2757,7 +3139,7 @@
           <w:sz w:val="20"/>
           <w:szCs w:val="20"/>
         </w:rPr>
-        <w:t xml:space="preserve">A)  2 ÷ 1/3</w:t>
+        <w:t xml:space="preserve">A)  1/3 ÷ 2</w:t>
       </w:r>
     </w:p>
     <w:p>
@@ -2770,7 +3152,7 @@
           <w:sz w:val="20"/>
           <w:szCs w:val="20"/>
         </w:rPr>
-        <w:t xml:space="preserve">B)  2 × 1/3</w:t>
+        <w:t xml:space="preserve">B)  2 ÷ 1/3</w:t>
       </w:r>
     </w:p>
     <w:p>
@@ -2783,7 +3165,7 @@
           <w:sz w:val="20"/>
           <w:szCs w:val="20"/>
         </w:rPr>
-        <w:t xml:space="preserve">C)  1/3 ÷ 2</w:t>
+        <w:t xml:space="preserve">C)  2 × 1/3</w:t>
       </w:r>
     </w:p>
     <w:p>
@@ -3526,7 +3908,7 @@
           <w:sz w:val="20"/>
           <w:szCs w:val="20"/>
         </w:rPr>
-        <w:t xml:space="preserve">A)  8 pieces</w:t>
+        <w:t xml:space="preserve">A)  1/2 piece</w:t>
       </w:r>
     </w:p>
     <w:p>
@@ -3565,7 +3947,7 @@
           <w:sz w:val="20"/>
           <w:szCs w:val="20"/>
         </w:rPr>
-        <w:t xml:space="preserve">D)  1/2 piece</w:t>
+        <w:t xml:space="preserve">D)  8 pieces</w:t>
       </w:r>
     </w:p>
     <w:p>
@@ -3669,7 +4051,7 @@
           <w:sz w:val="20"/>
           <w:szCs w:val="20"/>
         </w:rPr>
-        <w:t xml:space="preserve">B)  2</w:t>
+        <w:t xml:space="preserve">B)  1/2</w:t>
       </w:r>
     </w:p>
     <w:p>
@@ -3682,7 +4064,7 @@
           <w:sz w:val="20"/>
           <w:szCs w:val="20"/>
         </w:rPr>
-        <w:t xml:space="preserve">C)  4/2</w:t>
+        <w:t xml:space="preserve">C)  2</w:t>
       </w:r>
     </w:p>
     <w:p>
@@ -3695,7 +4077,7 @@
           <w:sz w:val="20"/>
           <w:szCs w:val="20"/>
         </w:rPr>
-        <w:t xml:space="preserve">D)  1/2</w:t>
+        <w:t xml:space="preserve">D)  4/2</w:t>
       </w:r>
     </w:p>
     <w:p>
@@ -3773,7 +4155,7 @@
           <w:sz w:val="21"/>
           <w:szCs w:val="21"/>
         </w:rPr>
-        <w:t xml:space="preserve">What is 6 ÷ 1/5?</w:t>
+        <w:t xml:space="preserve">Agent Cole has 3/4 of a pound of fingerprint powder and splits it equally into 2 kits. How much powder goes in each kit?</w:t>
       </w:r>
     </w:p>
     <w:p>
@@ -3786,7 +4168,7 @@
           <w:sz w:val="20"/>
           <w:szCs w:val="20"/>
         </w:rPr>
-        <w:t xml:space="preserve">A)  30</w:t>
+        <w:t xml:space="preserve">A)  1 1/2 pounds</w:t>
       </w:r>
     </w:p>
     <w:p>
@@ -3799,7 +4181,7 @@
           <w:sz w:val="20"/>
           <w:szCs w:val="20"/>
         </w:rPr>
-        <w:t xml:space="preserve">B)  6/5</w:t>
+        <w:t xml:space="preserve">B)  1/8 pound</w:t>
       </w:r>
     </w:p>
     <w:p>
@@ -3812,7 +4194,7 @@
           <w:sz w:val="20"/>
           <w:szCs w:val="20"/>
         </w:rPr>
-        <w:t xml:space="preserve">C)  5/6</w:t>
+        <w:t xml:space="preserve">C)  3/8 pound</w:t>
       </w:r>
     </w:p>
     <w:p>
@@ -3825,7 +4207,7 @@
           <w:sz w:val="20"/>
           <w:szCs w:val="20"/>
         </w:rPr>
-        <w:t xml:space="preserve">D)  1</w:t>
+        <w:t xml:space="preserve">D)  3/4 pound</w:t>
       </w:r>
     </w:p>
     <w:p>
@@ -3883,32 +4265,6 @@
     </w:tbl>
     <w:p>
       <w:pPr>
-        <w:pStyle w:val="Heading2"/>
-        <w:spacing w:after="80" w:before="180"/>
-      </w:pPr>
-      <w:r>
-        <w:rPr>
-          <w:b/>
-          <w:bCs/>
-          <w:color w:val="12355B"/>
-          <w:sz w:val="24"/>
-          <w:szCs w:val="24"/>
-        </w:rPr>
-        <w:t xml:space="preserve">On Level</w:t>
-      </w:r>
-      <w:r>
-        <w:rPr>
-          <w:i/>
-          <w:iCs/>
-          <w:color w:val="12355B"/>
-          <w:sz w:val="19"/>
-          <w:szCs w:val="19"/>
-        </w:rPr>
-        <w:t xml:space="preserve">   grade-level practice</w:t>
-      </w:r>
-    </w:p>
-    <w:p>
-      <w:pPr>
         <w:keepNext/>
         <w:spacing w:after="60" w:before="160"/>
       </w:pPr>
@@ -3929,7 +4285,7 @@
           <w:sz w:val="21"/>
           <w:szCs w:val="21"/>
         </w:rPr>
-        <w:t xml:space="preserve">A shelf is 5 feet long. Books are each 1/4 foot wide. How many books fit on the shelf? Which expression represents this?</w:t>
+        <w:t xml:space="preserve">What is 2/3 ÷ 4?</w:t>
       </w:r>
     </w:p>
     <w:p>
@@ -3942,7 +4298,7 @@
           <w:sz w:val="20"/>
           <w:szCs w:val="20"/>
         </w:rPr>
-        <w:t xml:space="preserve">A)  5 ÷ 1/4 = 20 books</w:t>
+        <w:t xml:space="preserve">A)  1/6</w:t>
       </w:r>
     </w:p>
     <w:p>
@@ -3955,7 +4311,7 @@
           <w:sz w:val="20"/>
           <w:szCs w:val="20"/>
         </w:rPr>
-        <w:t xml:space="preserve">B)  5 × 1/4 = 1 1/4 books</w:t>
+        <w:t xml:space="preserve">B)  2/7</w:t>
       </w:r>
     </w:p>
     <w:p>
@@ -3968,7 +4324,7 @@
           <w:sz w:val="20"/>
           <w:szCs w:val="20"/>
         </w:rPr>
-        <w:t xml:space="preserve">C)  1/4 ÷ 5 = 1/20 book</w:t>
+        <w:t xml:space="preserve">C)  3/8</w:t>
       </w:r>
     </w:p>
     <w:p>
@@ -3981,7 +4337,7 @@
           <w:sz w:val="20"/>
           <w:szCs w:val="20"/>
         </w:rPr>
-        <w:t xml:space="preserve">D)  5 + 1/4 = 5 1/4 books</w:t>
+        <w:t xml:space="preserve">D)  8/3</w:t>
       </w:r>
     </w:p>
     <w:p>
@@ -4039,6 +4395,292 @@
     </w:tbl>
     <w:p>
       <w:pPr>
+        <w:keepNext/>
+        <w:spacing w:after="60" w:before="160"/>
+      </w:pPr>
+      <w:r>
+        <w:rPr>
+          <w:b/>
+          <w:bCs/>
+          <w:color w:val="12355B"/>
+          <w:sz w:val="22"/>
+          <w:szCs w:val="22"/>
+        </w:rPr>
+        <w:t xml:space="preserve">5.  </w:t>
+      </w:r>
+      <w:r>
+        <w:rPr>
+          <w:b/>
+          <w:bCs/>
+          <w:sz w:val="21"/>
+          <w:szCs w:val="21"/>
+        </w:rPr>
+        <w:t xml:space="preserve">What is 6 ÷ 1/5?</w:t>
+      </w:r>
+    </w:p>
+    <w:p>
+      <w:pPr>
+        <w:spacing w:after="40"/>
+        <w:ind w:left="420"/>
+      </w:pPr>
+      <w:r>
+        <w:rPr>
+          <w:sz w:val="20"/>
+          <w:szCs w:val="20"/>
+        </w:rPr>
+        <w:t xml:space="preserve">A)  1</w:t>
+      </w:r>
+    </w:p>
+    <w:p>
+      <w:pPr>
+        <w:spacing w:after="40"/>
+        <w:ind w:left="420"/>
+      </w:pPr>
+      <w:r>
+        <w:rPr>
+          <w:sz w:val="20"/>
+          <w:szCs w:val="20"/>
+        </w:rPr>
+        <w:t xml:space="preserve">B)  5/6</w:t>
+      </w:r>
+    </w:p>
+    <w:p>
+      <w:pPr>
+        <w:spacing w:after="40"/>
+        <w:ind w:left="420"/>
+      </w:pPr>
+      <w:r>
+        <w:rPr>
+          <w:sz w:val="20"/>
+          <w:szCs w:val="20"/>
+        </w:rPr>
+        <w:t xml:space="preserve">C)  6/5</w:t>
+      </w:r>
+    </w:p>
+    <w:p>
+      <w:pPr>
+        <w:spacing w:after="40"/>
+        <w:ind w:left="420"/>
+      </w:pPr>
+      <w:r>
+        <w:rPr>
+          <w:sz w:val="20"/>
+          <w:szCs w:val="20"/>
+        </w:rPr>
+        <w:t xml:space="preserve">D)  30</w:t>
+      </w:r>
+    </w:p>
+    <w:p>
+      <w:pPr>
+        <w:spacing w:after="20"/>
+      </w:pPr>
+      <w:r>
+        <w:t xml:space="preserve"/>
+      </w:r>
+    </w:p>
+    <w:tbl>
+      <w:tblPr>
+        <w:tblW w:type="pct" w:w="100%"/>
+        <w:tblBorders>
+          <w:top w:val="single" w:color="C7D2DD" w:sz="6"/>
+          <w:left w:val="single" w:color="C7D2DD" w:sz="6"/>
+          <w:bottom w:val="single" w:color="C7D2DD" w:sz="6"/>
+          <w:right w:val="single" w:color="C7D2DD" w:sz="6"/>
+          <w:insideH w:val="single" w:color="auto" w:sz="4"/>
+          <w:insideV w:val="single" w:color="auto" w:sz="4"/>
+        </w:tblBorders>
+      </w:tblPr>
+      <w:tblGrid>
+        <w:gridCol w:w="100"/>
+      </w:tblGrid>
+      <w:tr>
+        <w:tc>
+          <w:tcPr>
+            <w:shd w:fill="FBF3E2" w:color="auto" w:val="clear"/>
+            <w:tcMar>
+              <w:top w:type="dxa" w:w="60"/>
+              <w:left w:type="dxa" w:w="120"/>
+              <w:bottom w:type="dxa" w:w="60"/>
+              <w:right w:type="dxa" w:w="120"/>
+            </w:tcMar>
+          </w:tcPr>
+          <w:p>
+            <w:pPr>
+              <w:spacing w:after="0" w:line="320"/>
+            </w:pPr>
+            <w:r>
+              <w:t xml:space="preserve"/>
+            </w:r>
+          </w:p>
+          <w:p>
+            <w:pPr>
+              <w:spacing w:after="0" w:line="320"/>
+            </w:pPr>
+            <w:r>
+              <w:t xml:space="preserve"/>
+            </w:r>
+          </w:p>
+        </w:tc>
+      </w:tr>
+    </w:tbl>
+    <w:p>
+      <w:pPr>
+        <w:pStyle w:val="Heading2"/>
+        <w:spacing w:after="80" w:before="180"/>
+      </w:pPr>
+      <w:r>
+        <w:rPr>
+          <w:b/>
+          <w:bCs/>
+          <w:color w:val="12355B"/>
+          <w:sz w:val="24"/>
+          <w:szCs w:val="24"/>
+        </w:rPr>
+        <w:t xml:space="preserve">On Level</w:t>
+      </w:r>
+      <w:r>
+        <w:rPr>
+          <w:i/>
+          <w:iCs/>
+          <w:color w:val="12355B"/>
+          <w:sz w:val="19"/>
+          <w:szCs w:val="19"/>
+        </w:rPr>
+        <w:t xml:space="preserve">   grade-level practice</w:t>
+      </w:r>
+    </w:p>
+    <w:p>
+      <w:pPr>
+        <w:keepNext/>
+        <w:spacing w:after="60" w:before="160"/>
+      </w:pPr>
+      <w:r>
+        <w:rPr>
+          <w:b/>
+          <w:bCs/>
+          <w:color w:val="12355B"/>
+          <w:sz w:val="22"/>
+          <w:szCs w:val="22"/>
+        </w:rPr>
+        <w:t xml:space="preserve">6.  </w:t>
+      </w:r>
+      <w:r>
+        <w:rPr>
+          <w:b/>
+          <w:bCs/>
+          <w:sz w:val="21"/>
+          <w:szCs w:val="21"/>
+        </w:rPr>
+        <w:t xml:space="preserve">A shelf is 5 feet long. Books are each 1/4 foot wide. How many books fit on the shelf? Which expression represents this?</w:t>
+      </w:r>
+    </w:p>
+    <w:p>
+      <w:pPr>
+        <w:spacing w:after="40"/>
+        <w:ind w:left="420"/>
+      </w:pPr>
+      <w:r>
+        <w:rPr>
+          <w:sz w:val="20"/>
+          <w:szCs w:val="20"/>
+        </w:rPr>
+        <w:t xml:space="preserve">A)  1/4 ÷ 5 = 1/20 book</w:t>
+      </w:r>
+    </w:p>
+    <w:p>
+      <w:pPr>
+        <w:spacing w:after="40"/>
+        <w:ind w:left="420"/>
+      </w:pPr>
+      <w:r>
+        <w:rPr>
+          <w:sz w:val="20"/>
+          <w:szCs w:val="20"/>
+        </w:rPr>
+        <w:t xml:space="preserve">B)  5 ÷ 1/4 = 20 books</w:t>
+      </w:r>
+    </w:p>
+    <w:p>
+      <w:pPr>
+        <w:spacing w:after="40"/>
+        <w:ind w:left="420"/>
+      </w:pPr>
+      <w:r>
+        <w:rPr>
+          <w:sz w:val="20"/>
+          <w:szCs w:val="20"/>
+        </w:rPr>
+        <w:t xml:space="preserve">C)  5 × 1/4 = 1 1/4 books</w:t>
+      </w:r>
+    </w:p>
+    <w:p>
+      <w:pPr>
+        <w:spacing w:after="40"/>
+        <w:ind w:left="420"/>
+      </w:pPr>
+      <w:r>
+        <w:rPr>
+          <w:sz w:val="20"/>
+          <w:szCs w:val="20"/>
+        </w:rPr>
+        <w:t xml:space="preserve">D)  5 + 1/4 = 5 1/4 books</w:t>
+      </w:r>
+    </w:p>
+    <w:p>
+      <w:pPr>
+        <w:spacing w:after="20"/>
+      </w:pPr>
+      <w:r>
+        <w:t xml:space="preserve"/>
+      </w:r>
+    </w:p>
+    <w:tbl>
+      <w:tblPr>
+        <w:tblW w:type="pct" w:w="100%"/>
+        <w:tblBorders>
+          <w:top w:val="single" w:color="C7D2DD" w:sz="6"/>
+          <w:left w:val="single" w:color="C7D2DD" w:sz="6"/>
+          <w:bottom w:val="single" w:color="C7D2DD" w:sz="6"/>
+          <w:right w:val="single" w:color="C7D2DD" w:sz="6"/>
+          <w:insideH w:val="single" w:color="auto" w:sz="4"/>
+          <w:insideV w:val="single" w:color="auto" w:sz="4"/>
+        </w:tblBorders>
+      </w:tblPr>
+      <w:tblGrid>
+        <w:gridCol w:w="100"/>
+      </w:tblGrid>
+      <w:tr>
+        <w:tc>
+          <w:tcPr>
+            <w:shd w:fill="FBF3E2" w:color="auto" w:val="clear"/>
+            <w:tcMar>
+              <w:top w:type="dxa" w:w="60"/>
+              <w:left w:type="dxa" w:w="120"/>
+              <w:bottom w:type="dxa" w:w="60"/>
+              <w:right w:type="dxa" w:w="120"/>
+            </w:tcMar>
+          </w:tcPr>
+          <w:p>
+            <w:pPr>
+              <w:spacing w:after="0" w:line="320"/>
+            </w:pPr>
+            <w:r>
+              <w:t xml:space="preserve"/>
+            </w:r>
+          </w:p>
+          <w:p>
+            <w:pPr>
+              <w:spacing w:after="0" w:line="320"/>
+            </w:pPr>
+            <w:r>
+              <w:t xml:space="preserve"/>
+            </w:r>
+          </w:p>
+        </w:tc>
+      </w:tr>
+    </w:tbl>
+    <w:p>
+      <w:pPr>
         <w:pStyle w:val="Heading1"/>
         <w:keepNext/>
         <w:keepLines/>
@@ -4118,7 +4760,7 @@
           <w:sz w:val="21"/>
           <w:szCs w:val="21"/>
         </w:rPr>
-        <w:t xml:space="preserve">B)  5 groups of 1/4; quotient is 5/4</w:t>
+        <w:t xml:space="preserve">B)  1/4 of 5; quotient is 5/4</w:t>
       </w:r>
     </w:p>
     <w:p>
@@ -4131,7 +4773,7 @@
           <w:sz w:val="21"/>
           <w:szCs w:val="21"/>
         </w:rPr>
-        <w:t xml:space="preserve">C)  1/4 of 5; quotient is 5/4</w:t>
+        <w:t xml:space="preserve">C)  5 groups of 1/4; quotient is 5/4</w:t>
       </w:r>
     </w:p>
     <w:p>

--- a/lessons/6-1/downloads/6-1-notes.docx
+++ b/lessons/6-1/downloads/6-1-notes.docx
@@ -180,7 +180,7 @@
                 <w:sz w:val="20"/>
                 <w:szCs w:val="20"/>
               </w:rPr>
-              <w:t xml:space="preserve">I can divide a whole number by a unit fraction and divide a fraction by a whole number by writing the whole number over 1 and using Keep, Change, Flip.</w:t>
+              <w:t xml:space="preserve">I can explain what dividing with a whole number and a unit fraction means — how many groups fit, or how much is in one group — find the quotient with a model, and check it by multiplying.</w:t>
             </w:r>
           </w:p>
           <w:p>
@@ -202,7 +202,7 @@
                 <w:sz w:val="20"/>
                 <w:szCs w:val="20"/>
               </w:rPr>
-              <w:t xml:space="preserve">I can explain each step of Keep, Change, Flip using the words reciprocal, divisor, and quotient.</w:t>
+              <w:t xml:space="preserve">I can explain why dividing by a unit fraction gives the same answer as multiplying by its reciprocal, using the words reciprocal, divisor, and quotient.</w:t>
             </w:r>
           </w:p>
         </w:tc>
@@ -249,49 +249,269 @@
           <w:sz w:val="19"/>
           <w:szCs w:val="19"/>
         </w:rPr>
-        <w:t xml:space="preserve">Look at the picture, read the word, then read what it means.</w:t>
+        <w:t xml:space="preserve">Review each concept term, definition, non-example, and visual clue.</w:t>
       </w:r>
     </w:p>
     <w:tbl>
       <w:tblPr>
-        <w:tblW w:type="pct" w:w="100%"/>
+        <w:tblW w:type="dxa" w:w="9360"/>
         <w:tblBorders>
-          <w:top w:val="none" w:color="FFFFFF" w:sz="0"/>
-          <w:left w:val="none" w:color="FFFFFF" w:sz="0"/>
-          <w:bottom w:val="single" w:color="C7D2DD" w:sz="4"/>
-          <w:right w:val="none" w:color="FFFFFF" w:sz="0"/>
-          <w:insideH w:val="none" w:color="FFFFFF" w:sz="0"/>
-          <w:insideV w:val="none" w:color="FFFFFF" w:sz="0"/>
+          <w:top w:val="single" w:color="C7D2DD" w:sz="6"/>
+          <w:left w:val="single" w:color="C7D2DD" w:sz="6"/>
+          <w:bottom w:val="single" w:color="C7D2DD" w:sz="6"/>
+          <w:right w:val="single" w:color="C7D2DD" w:sz="6"/>
+          <w:insideH w:val="single" w:color="C7D2DD" w:sz="6"/>
+          <w:insideV w:val="single" w:color="C7D2DD" w:sz="6"/>
         </w:tblBorders>
       </w:tblPr>
       <w:tblGrid>
         <w:gridCol w:w="1800"/>
-        <w:gridCol w:w="7560"/>
+        <w:gridCol w:w="3160"/>
+        <w:gridCol w:w="2200"/>
+        <w:gridCol w:w="2200"/>
       </w:tblGrid>
       <w:tr>
         <w:trPr>
           <w:cantSplit/>
+          <w:tblHeader/>
         </w:trPr>
         <w:tc>
           <w:tcPr>
             <w:tcW w:type="dxa" w:w="1800"/>
-            <w:tcMar>
-              <w:top w:type="dxa" w:w="100"/>
-              <w:left w:type="dxa" w:w="40"/>
-              <w:bottom w:type="dxa" w:w="100"/>
-              <w:right w:type="dxa" w:w="120"/>
-            </w:tcMar>
-            <w:vAlign w:val="center"/>
+            <w:shd w:fill="EEF4F8" w:color="auto" w:val="clear"/>
+            <w:tcMar>
+              <w:top w:type="dxa" w:w="80"/>
+              <w:left w:type="dxa" w:w="100"/>
+              <w:bottom w:type="dxa" w:w="80"/>
+              <w:right w:type="dxa" w:w="100"/>
+            </w:tcMar>
           </w:tcPr>
           <w:p>
             <w:pPr>
               <w:spacing w:after="0"/>
+            </w:pPr>
+            <w:r>
+              <w:rPr>
+                <w:b/>
+                <w:bCs/>
+                <w:color w:val="12355B"/>
+                <w:sz w:val="19"/>
+                <w:szCs w:val="19"/>
+              </w:rPr>
+              <w:t xml:space="preserve">Concept Term</w:t>
+            </w:r>
+          </w:p>
+        </w:tc>
+        <w:tc>
+          <w:tcPr>
+            <w:tcW w:type="dxa" w:w="3160"/>
+            <w:shd w:fill="EEF4F8" w:color="auto" w:val="clear"/>
+            <w:tcMar>
+              <w:top w:type="dxa" w:w="80"/>
+              <w:left w:type="dxa" w:w="100"/>
+              <w:bottom w:type="dxa" w:w="80"/>
+              <w:right w:type="dxa" w:w="100"/>
+            </w:tcMar>
+          </w:tcPr>
+          <w:p>
+            <w:pPr>
+              <w:spacing w:after="0"/>
+            </w:pPr>
+            <w:r>
+              <w:rPr>
+                <w:b/>
+                <w:bCs/>
+                <w:color w:val="12355B"/>
+                <w:sz w:val="19"/>
+                <w:szCs w:val="19"/>
+              </w:rPr>
+              <w:t xml:space="preserve">Student-Friendly Definition</w:t>
+            </w:r>
+          </w:p>
+        </w:tc>
+        <w:tc>
+          <w:tcPr>
+            <w:tcW w:type="dxa" w:w="2200"/>
+            <w:shd w:fill="EEF4F8" w:color="auto" w:val="clear"/>
+            <w:tcMar>
+              <w:top w:type="dxa" w:w="80"/>
+              <w:left w:type="dxa" w:w="100"/>
+              <w:bottom w:type="dxa" w:w="80"/>
+              <w:right w:type="dxa" w:w="100"/>
+            </w:tcMar>
+          </w:tcPr>
+          <w:p>
+            <w:pPr>
+              <w:spacing w:after="0"/>
+            </w:pPr>
+            <w:r>
+              <w:rPr>
+                <w:b/>
+                <w:bCs/>
+                <w:color w:val="12355B"/>
+                <w:sz w:val="19"/>
+                <w:szCs w:val="19"/>
+              </w:rPr>
+              <w:t xml:space="preserve">Non-Example</w:t>
+            </w:r>
+          </w:p>
+        </w:tc>
+        <w:tc>
+          <w:tcPr>
+            <w:tcW w:type="dxa" w:w="2200"/>
+            <w:shd w:fill="EEF4F8" w:color="auto" w:val="clear"/>
+            <w:tcMar>
+              <w:top w:type="dxa" w:w="80"/>
+              <w:left w:type="dxa" w:w="100"/>
+              <w:bottom w:type="dxa" w:w="80"/>
+              <w:right w:type="dxa" w:w="100"/>
+            </w:tcMar>
+          </w:tcPr>
+          <w:p>
+            <w:pPr>
+              <w:spacing w:after="0"/>
+            </w:pPr>
+            <w:r>
+              <w:rPr>
+                <w:b/>
+                <w:bCs/>
+                <w:color w:val="12355B"/>
+                <w:sz w:val="19"/>
+                <w:szCs w:val="19"/>
+              </w:rPr>
+              <w:t xml:space="preserve">Visual Clue</w:t>
+            </w:r>
+          </w:p>
+        </w:tc>
+      </w:tr>
+      <w:tr>
+        <w:trPr>
+          <w:cantSplit/>
+        </w:trPr>
+        <w:tc>
+          <w:tcPr>
+            <w:tcW w:type="dxa" w:w="1800"/>
+            <w:tcMar>
+              <w:top w:type="dxa" w:w="80"/>
+              <w:left w:type="dxa" w:w="100"/>
+              <w:bottom w:type="dxa" w:w="80"/>
+              <w:right w:type="dxa" w:w="100"/>
+            </w:tcMar>
+            <w:vAlign w:val="top"/>
+          </w:tcPr>
+          <w:p>
+            <w:pPr>
+              <w:spacing w:after="30"/>
+            </w:pPr>
+            <w:r>
+              <w:rPr>
+                <w:b/>
+                <w:bCs/>
+                <w:color w:val="12355B"/>
+                <w:sz w:val="21"/>
+                <w:szCs w:val="21"/>
+              </w:rPr>
+              <w:t xml:space="preserve">Division of Fractions</w:t>
+            </w:r>
+          </w:p>
+          <w:p>
+            <w:pPr>
+              <w:spacing w:after="0"/>
+            </w:pPr>
+            <w:r>
+              <w:rPr>
+                <w:i/>
+                <w:iCs/>
+                <w:color w:val="5F6F80"/>
+                <w:sz w:val="18"/>
+                <w:szCs w:val="18"/>
+              </w:rPr>
+              <w:t xml:space="preserve">División de fracciones</w:t>
+            </w:r>
+          </w:p>
+        </w:tc>
+        <w:tc>
+          <w:tcPr>
+            <w:tcW w:type="dxa" w:w="3160"/>
+            <w:tcMar>
+              <w:top w:type="dxa" w:w="80"/>
+              <w:left w:type="dxa" w:w="100"/>
+              <w:bottom w:type="dxa" w:w="80"/>
+              <w:right w:type="dxa" w:w="100"/>
+            </w:tcMar>
+            <w:vAlign w:val="top"/>
+          </w:tcPr>
+          <w:p>
+            <w:pPr>
+              <w:spacing w:after="0"/>
+            </w:pPr>
+            <w:r>
+              <w:rPr>
+                <w:sz w:val="20"/>
+                <w:szCs w:val="20"/>
+              </w:rPr>
+              <w:t xml:space="preserve">Finding how many groups of one fraction fit inside another amount.</w:t>
+            </w:r>
+          </w:p>
+        </w:tc>
+        <w:tc>
+          <w:tcPr>
+            <w:tcW w:type="dxa" w:w="2200"/>
+            <w:tcMar>
+              <w:top w:type="dxa" w:w="80"/>
+              <w:left w:type="dxa" w:w="100"/>
+              <w:bottom w:type="dxa" w:w="80"/>
+              <w:right w:type="dxa" w:w="100"/>
+            </w:tcMar>
+            <w:vAlign w:val="top"/>
+          </w:tcPr>
+          <w:p>
+            <w:pPr>
+              <w:spacing w:after="40"/>
+            </w:pPr>
+            <w:r>
+              <w:rPr>
+                <w:i/>
+                <w:iCs/>
+                <w:color w:val="5F6F80"/>
+                <w:sz w:val="19"/>
+                <w:szCs w:val="19"/>
+              </w:rPr>
+              <w:t xml:space="preserve">Not Division of Fractions: write a counter-example that breaks the definition.</w:t>
+            </w:r>
+          </w:p>
+          <w:p>
+            <w:pPr>
+              <w:pBdr>
+                <w:bottom w:val="single" w:color="AFBECC" w:sz="6"/>
+              </w:pBdr>
+              <w:spacing w:after="30" w:before="150"/>
+            </w:pPr>
+            <w:r>
+              <w:t xml:space="preserve"/>
+            </w:r>
+          </w:p>
+        </w:tc>
+        <w:tc>
+          <w:tcPr>
+            <w:tcW w:type="dxa" w:w="2200"/>
+            <w:tcMar>
+              <w:top w:type="dxa" w:w="80"/>
+              <w:left w:type="dxa" w:w="100"/>
+              <w:bottom w:type="dxa" w:w="80"/>
+              <w:right w:type="dxa" w:w="100"/>
+            </w:tcMar>
+            <w:vAlign w:val="top"/>
+          </w:tcPr>
+          <w:p>
+            <w:pPr>
+              <w:spacing w:after="40"/>
               <w:jc w:val="center"/>
             </w:pPr>
             <w:r>
               <w:drawing>
                 <wp:inline distT="0" distB="0" distL="0" distR="0">
-                  <wp:extent cx="1047750" cy="790575"/>
+                  <wp:extent cx="876300" cy="657225"/>
                   <wp:effectExtent t="0" r="0" b="0" l="0"/>
                   <wp:docPr id="1" name="" descr="" title=""/>
                   <wp:cNvGraphicFramePr>
@@ -316,7 +536,7 @@
                         <pic:spPr bwMode="auto">
                           <a:xfrm>
                             <a:off x="0" y="0"/>
-                            <a:ext cx="1047750" cy="790575"/>
+                            <a:ext cx="876300" cy="657225"/>
                           </a:xfrm>
                           <a:prstGeom prst="rect">
                             <a:avLst/>
@@ -329,69 +549,10 @@
               </w:drawing>
             </w:r>
           </w:p>
-        </w:tc>
-        <w:tc>
-          <w:tcPr>
-            <w:tcW w:type="dxa" w:w="7560"/>
-            <w:tcMar>
-              <w:top w:type="dxa" w:w="100"/>
-              <w:left w:type="dxa" w:w="40"/>
-              <w:bottom w:type="dxa" w:w="100"/>
-              <w:right w:type="dxa" w:w="40"/>
-            </w:tcMar>
-            <w:vAlign w:val="center"/>
-          </w:tcPr>
-          <w:p>
-            <w:pPr>
-              <w:spacing w:after="50"/>
-            </w:pPr>
-            <w:r>
-              <w:rPr>
-                <w:b/>
-                <w:bCs/>
-                <w:color w:val="12355B"/>
-                <w:sz w:val="24"/>
-                <w:szCs w:val="24"/>
-              </w:rPr>
-              <w:t xml:space="preserve">Division of Fractions</w:t>
-            </w:r>
-            <w:r>
-              <w:rPr>
-                <w:i/>
-                <w:iCs/>
-                <w:color w:val="5F6F80"/>
-                <w:sz w:val="19"/>
-                <w:szCs w:val="19"/>
-              </w:rPr>
-              <w:t xml:space="preserve">   División de fracciones</w:t>
-            </w:r>
-          </w:p>
-          <w:p>
-            <w:pPr>
-              <w:spacing w:after="40"/>
-            </w:pPr>
-            <w:r>
-              <w:rPr>
-                <w:sz w:val="21"/>
-                <w:szCs w:val="21"/>
-              </w:rPr>
-              <w:t xml:space="preserve">Finding how many groups of one fraction fit inside another amount.</w:t>
-            </w:r>
-          </w:p>
           <w:p>
             <w:pPr>
               <w:spacing w:after="0"/>
             </w:pPr>
-            <w:r>
-              <w:rPr>
-                <w:b/>
-                <w:bCs/>
-                <w:color w:val="1FA6A2"/>
-                <w:sz w:val="18"/>
-                <w:szCs w:val="18"/>
-              </w:rPr>
-              <w:t xml:space="preserve">Example:  </w:t>
-            </w:r>
             <w:r>
               <w:rPr>
                 <w:i/>
@@ -405,23 +566,6 @@
           </w:p>
         </w:tc>
       </w:tr>
-    </w:tbl>
-    <w:tbl>
-      <w:tblPr>
-        <w:tblW w:type="pct" w:w="100%"/>
-        <w:tblBorders>
-          <w:top w:val="none" w:color="FFFFFF" w:sz="0"/>
-          <w:left w:val="none" w:color="FFFFFF" w:sz="0"/>
-          <w:bottom w:val="single" w:color="C7D2DD" w:sz="4"/>
-          <w:right w:val="none" w:color="FFFFFF" w:sz="0"/>
-          <w:insideH w:val="none" w:color="FFFFFF" w:sz="0"/>
-          <w:insideV w:val="none" w:color="FFFFFF" w:sz="0"/>
-        </w:tblBorders>
-      </w:tblPr>
-      <w:tblGrid>
-        <w:gridCol w:w="1800"/>
-        <w:gridCol w:w="7560"/>
-      </w:tblGrid>
       <w:tr>
         <w:trPr>
           <w:cantSplit/>
@@ -430,22 +574,126 @@
           <w:tcPr>
             <w:tcW w:type="dxa" w:w="1800"/>
             <w:tcMar>
-              <w:top w:type="dxa" w:w="100"/>
-              <w:left w:type="dxa" w:w="40"/>
-              <w:bottom w:type="dxa" w:w="100"/>
-              <w:right w:type="dxa" w:w="120"/>
-            </w:tcMar>
-            <w:vAlign w:val="center"/>
-          </w:tcPr>
+              <w:top w:type="dxa" w:w="80"/>
+              <w:left w:type="dxa" w:w="100"/>
+              <w:bottom w:type="dxa" w:w="80"/>
+              <w:right w:type="dxa" w:w="100"/>
+            </w:tcMar>
+            <w:vAlign w:val="top"/>
+          </w:tcPr>
+          <w:p>
+            <w:pPr>
+              <w:spacing w:after="30"/>
+            </w:pPr>
+            <w:r>
+              <w:rPr>
+                <w:b/>
+                <w:bCs/>
+                <w:color w:val="12355B"/>
+                <w:sz w:val="21"/>
+                <w:szCs w:val="21"/>
+              </w:rPr>
+              <w:t xml:space="preserve">Reciprocal</w:t>
+            </w:r>
+          </w:p>
           <w:p>
             <w:pPr>
               <w:spacing w:after="0"/>
+            </w:pPr>
+            <w:r>
+              <w:rPr>
+                <w:i/>
+                <w:iCs/>
+                <w:color w:val="5F6F80"/>
+                <w:sz w:val="18"/>
+                <w:szCs w:val="18"/>
+              </w:rPr>
+              <w:t xml:space="preserve">Recíproco</w:t>
+            </w:r>
+          </w:p>
+        </w:tc>
+        <w:tc>
+          <w:tcPr>
+            <w:tcW w:type="dxa" w:w="3160"/>
+            <w:tcMar>
+              <w:top w:type="dxa" w:w="80"/>
+              <w:left w:type="dxa" w:w="100"/>
+              <w:bottom w:type="dxa" w:w="80"/>
+              <w:right w:type="dxa" w:w="100"/>
+            </w:tcMar>
+            <w:vAlign w:val="top"/>
+          </w:tcPr>
+          <w:p>
+            <w:pPr>
+              <w:spacing w:after="0"/>
+            </w:pPr>
+            <w:r>
+              <w:rPr>
+                <w:sz w:val="20"/>
+                <w:szCs w:val="20"/>
+              </w:rPr>
+              <w:t xml:space="preserve">A fraction turned upside down.</w:t>
+            </w:r>
+          </w:p>
+        </w:tc>
+        <w:tc>
+          <w:tcPr>
+            <w:tcW w:type="dxa" w:w="2200"/>
+            <w:tcMar>
+              <w:top w:type="dxa" w:w="80"/>
+              <w:left w:type="dxa" w:w="100"/>
+              <w:bottom w:type="dxa" w:w="80"/>
+              <w:right w:type="dxa" w:w="100"/>
+            </w:tcMar>
+            <w:vAlign w:val="top"/>
+          </w:tcPr>
+          <w:p>
+            <w:pPr>
+              <w:spacing w:after="40"/>
+            </w:pPr>
+            <w:r>
+              <w:rPr>
+                <w:i/>
+                <w:iCs/>
+                <w:color w:val="5F6F80"/>
+                <w:sz w:val="19"/>
+                <w:szCs w:val="19"/>
+              </w:rPr>
+              <w:t xml:space="preserve">Not Reciprocal: write a counter-example that breaks the definition.</w:t>
+            </w:r>
+          </w:p>
+          <w:p>
+            <w:pPr>
+              <w:pBdr>
+                <w:bottom w:val="single" w:color="AFBECC" w:sz="6"/>
+              </w:pBdr>
+              <w:spacing w:after="30" w:before="150"/>
+            </w:pPr>
+            <w:r>
+              <w:t xml:space="preserve"/>
+            </w:r>
+          </w:p>
+        </w:tc>
+        <w:tc>
+          <w:tcPr>
+            <w:tcW w:type="dxa" w:w="2200"/>
+            <w:tcMar>
+              <w:top w:type="dxa" w:w="80"/>
+              <w:left w:type="dxa" w:w="100"/>
+              <w:bottom w:type="dxa" w:w="80"/>
+              <w:right w:type="dxa" w:w="100"/>
+            </w:tcMar>
+            <w:vAlign w:val="top"/>
+          </w:tcPr>
+          <w:p>
+            <w:pPr>
+              <w:spacing w:after="40"/>
               <w:jc w:val="center"/>
             </w:pPr>
             <w:r>
               <w:drawing>
                 <wp:inline distT="0" distB="0" distL="0" distR="0">
-                  <wp:extent cx="1047750" cy="790575"/>
+                  <wp:extent cx="876300" cy="657225"/>
                   <wp:effectExtent t="0" r="0" b="0" l="0"/>
                   <wp:docPr id="1" name="" descr="" title=""/>
                   <wp:cNvGraphicFramePr>
@@ -470,7 +718,7 @@
                         <pic:spPr bwMode="auto">
                           <a:xfrm>
                             <a:off x="0" y="0"/>
-                            <a:ext cx="1047750" cy="790575"/>
+                            <a:ext cx="876300" cy="657225"/>
                           </a:xfrm>
                           <a:prstGeom prst="rect">
                             <a:avLst/>
@@ -483,69 +731,10 @@
               </w:drawing>
             </w:r>
           </w:p>
-        </w:tc>
-        <w:tc>
-          <w:tcPr>
-            <w:tcW w:type="dxa" w:w="7560"/>
-            <w:tcMar>
-              <w:top w:type="dxa" w:w="100"/>
-              <w:left w:type="dxa" w:w="40"/>
-              <w:bottom w:type="dxa" w:w="100"/>
-              <w:right w:type="dxa" w:w="40"/>
-            </w:tcMar>
-            <w:vAlign w:val="center"/>
-          </w:tcPr>
-          <w:p>
-            <w:pPr>
-              <w:spacing w:after="50"/>
-            </w:pPr>
-            <w:r>
-              <w:rPr>
-                <w:b/>
-                <w:bCs/>
-                <w:color w:val="12355B"/>
-                <w:sz w:val="24"/>
-                <w:szCs w:val="24"/>
-              </w:rPr>
-              <w:t xml:space="preserve">Reciprocal</w:t>
-            </w:r>
-            <w:r>
-              <w:rPr>
-                <w:i/>
-                <w:iCs/>
-                <w:color w:val="5F6F80"/>
-                <w:sz w:val="19"/>
-                <w:szCs w:val="19"/>
-              </w:rPr>
-              <w:t xml:space="preserve">   Recíproco</w:t>
-            </w:r>
-          </w:p>
-          <w:p>
-            <w:pPr>
-              <w:spacing w:after="40"/>
-            </w:pPr>
-            <w:r>
-              <w:rPr>
-                <w:sz w:val="21"/>
-                <w:szCs w:val="21"/>
-              </w:rPr>
-              <w:t xml:space="preserve">A fraction turned upside down.</w:t>
-            </w:r>
-          </w:p>
           <w:p>
             <w:pPr>
               <w:spacing w:after="0"/>
             </w:pPr>
-            <w:r>
-              <w:rPr>
-                <w:b/>
-                <w:bCs/>
-                <w:color w:val="1FA6A2"/>
-                <w:sz w:val="18"/>
-                <w:szCs w:val="18"/>
-              </w:rPr>
-              <w:t xml:space="preserve">Example:  </w:t>
-            </w:r>
             <w:r>
               <w:rPr>
                 <w:i/>
@@ -559,23 +748,6 @@
           </w:p>
         </w:tc>
       </w:tr>
-    </w:tbl>
-    <w:tbl>
-      <w:tblPr>
-        <w:tblW w:type="pct" w:w="100%"/>
-        <w:tblBorders>
-          <w:top w:val="none" w:color="FFFFFF" w:sz="0"/>
-          <w:left w:val="none" w:color="FFFFFF" w:sz="0"/>
-          <w:bottom w:val="single" w:color="C7D2DD" w:sz="4"/>
-          <w:right w:val="none" w:color="FFFFFF" w:sz="0"/>
-          <w:insideH w:val="none" w:color="FFFFFF" w:sz="0"/>
-          <w:insideV w:val="none" w:color="FFFFFF" w:sz="0"/>
-        </w:tblBorders>
-      </w:tblPr>
-      <w:tblGrid>
-        <w:gridCol w:w="1800"/>
-        <w:gridCol w:w="7560"/>
-      </w:tblGrid>
       <w:tr>
         <w:trPr>
           <w:cantSplit/>
@@ -584,22 +756,126 @@
           <w:tcPr>
             <w:tcW w:type="dxa" w:w="1800"/>
             <w:tcMar>
-              <w:top w:type="dxa" w:w="100"/>
-              <w:left w:type="dxa" w:w="40"/>
-              <w:bottom w:type="dxa" w:w="100"/>
-              <w:right w:type="dxa" w:w="120"/>
-            </w:tcMar>
-            <w:vAlign w:val="center"/>
-          </w:tcPr>
+              <w:top w:type="dxa" w:w="80"/>
+              <w:left w:type="dxa" w:w="100"/>
+              <w:bottom w:type="dxa" w:w="80"/>
+              <w:right w:type="dxa" w:w="100"/>
+            </w:tcMar>
+            <w:vAlign w:val="top"/>
+          </w:tcPr>
+          <w:p>
+            <w:pPr>
+              <w:spacing w:after="30"/>
+            </w:pPr>
+            <w:r>
+              <w:rPr>
+                <w:b/>
+                <w:bCs/>
+                <w:color w:val="12355B"/>
+                <w:sz w:val="21"/>
+                <w:szCs w:val="21"/>
+              </w:rPr>
+              <w:t xml:space="preserve">Quotient</w:t>
+            </w:r>
+          </w:p>
           <w:p>
             <w:pPr>
               <w:spacing w:after="0"/>
+            </w:pPr>
+            <w:r>
+              <w:rPr>
+                <w:i/>
+                <w:iCs/>
+                <w:color w:val="5F6F80"/>
+                <w:sz w:val="18"/>
+                <w:szCs w:val="18"/>
+              </w:rPr>
+              <w:t xml:space="preserve">Cociente</w:t>
+            </w:r>
+          </w:p>
+        </w:tc>
+        <w:tc>
+          <w:tcPr>
+            <w:tcW w:type="dxa" w:w="3160"/>
+            <w:tcMar>
+              <w:top w:type="dxa" w:w="80"/>
+              <w:left w:type="dxa" w:w="100"/>
+              <w:bottom w:type="dxa" w:w="80"/>
+              <w:right w:type="dxa" w:w="100"/>
+            </w:tcMar>
+            <w:vAlign w:val="top"/>
+          </w:tcPr>
+          <w:p>
+            <w:pPr>
+              <w:spacing w:after="0"/>
+            </w:pPr>
+            <w:r>
+              <w:rPr>
+                <w:sz w:val="20"/>
+                <w:szCs w:val="20"/>
+              </w:rPr>
+              <w:t xml:space="preserve">The answer when you divide.</w:t>
+            </w:r>
+          </w:p>
+        </w:tc>
+        <w:tc>
+          <w:tcPr>
+            <w:tcW w:type="dxa" w:w="2200"/>
+            <w:tcMar>
+              <w:top w:type="dxa" w:w="80"/>
+              <w:left w:type="dxa" w:w="100"/>
+              <w:bottom w:type="dxa" w:w="80"/>
+              <w:right w:type="dxa" w:w="100"/>
+            </w:tcMar>
+            <w:vAlign w:val="top"/>
+          </w:tcPr>
+          <w:p>
+            <w:pPr>
+              <w:spacing w:after="40"/>
+            </w:pPr>
+            <w:r>
+              <w:rPr>
+                <w:i/>
+                <w:iCs/>
+                <w:color w:val="5F6F80"/>
+                <w:sz w:val="19"/>
+                <w:szCs w:val="19"/>
+              </w:rPr>
+              <w:t xml:space="preserve">Not Quotient: write a counter-example that breaks the definition.</w:t>
+            </w:r>
+          </w:p>
+          <w:p>
+            <w:pPr>
+              <w:pBdr>
+                <w:bottom w:val="single" w:color="AFBECC" w:sz="6"/>
+              </w:pBdr>
+              <w:spacing w:after="30" w:before="150"/>
+            </w:pPr>
+            <w:r>
+              <w:t xml:space="preserve"/>
+            </w:r>
+          </w:p>
+        </w:tc>
+        <w:tc>
+          <w:tcPr>
+            <w:tcW w:type="dxa" w:w="2200"/>
+            <w:tcMar>
+              <w:top w:type="dxa" w:w="80"/>
+              <w:left w:type="dxa" w:w="100"/>
+              <w:bottom w:type="dxa" w:w="80"/>
+              <w:right w:type="dxa" w:w="100"/>
+            </w:tcMar>
+            <w:vAlign w:val="top"/>
+          </w:tcPr>
+          <w:p>
+            <w:pPr>
+              <w:spacing w:after="40"/>
               <w:jc w:val="center"/>
             </w:pPr>
             <w:r>
               <w:drawing>
                 <wp:inline distT="0" distB="0" distL="0" distR="0">
-                  <wp:extent cx="1047750" cy="790575"/>
+                  <wp:extent cx="876300" cy="657225"/>
                   <wp:effectExtent t="0" r="0" b="0" l="0"/>
                   <wp:docPr id="1" name="" descr="" title=""/>
                   <wp:cNvGraphicFramePr>
@@ -624,7 +900,7 @@
                         <pic:spPr bwMode="auto">
                           <a:xfrm>
                             <a:off x="0" y="0"/>
-                            <a:ext cx="1047750" cy="790575"/>
+                            <a:ext cx="876300" cy="657225"/>
                           </a:xfrm>
                           <a:prstGeom prst="rect">
                             <a:avLst/>
@@ -637,69 +913,10 @@
               </w:drawing>
             </w:r>
           </w:p>
-        </w:tc>
-        <w:tc>
-          <w:tcPr>
-            <w:tcW w:type="dxa" w:w="7560"/>
-            <w:tcMar>
-              <w:top w:type="dxa" w:w="100"/>
-              <w:left w:type="dxa" w:w="40"/>
-              <w:bottom w:type="dxa" w:w="100"/>
-              <w:right w:type="dxa" w:w="40"/>
-            </w:tcMar>
-            <w:vAlign w:val="center"/>
-          </w:tcPr>
-          <w:p>
-            <w:pPr>
-              <w:spacing w:after="50"/>
-            </w:pPr>
-            <w:r>
-              <w:rPr>
-                <w:b/>
-                <w:bCs/>
-                <w:color w:val="12355B"/>
-                <w:sz w:val="24"/>
-                <w:szCs w:val="24"/>
-              </w:rPr>
-              <w:t xml:space="preserve">Quotient</w:t>
-            </w:r>
-            <w:r>
-              <w:rPr>
-                <w:i/>
-                <w:iCs/>
-                <w:color w:val="5F6F80"/>
-                <w:sz w:val="19"/>
-                <w:szCs w:val="19"/>
-              </w:rPr>
-              <w:t xml:space="preserve">   Cociente</w:t>
-            </w:r>
-          </w:p>
-          <w:p>
-            <w:pPr>
-              <w:spacing w:after="40"/>
-            </w:pPr>
-            <w:r>
-              <w:rPr>
-                <w:sz w:val="21"/>
-                <w:szCs w:val="21"/>
-              </w:rPr>
-              <w:t xml:space="preserve">The answer when you divide.</w:t>
-            </w:r>
-          </w:p>
           <w:p>
             <w:pPr>
               <w:spacing w:after="0"/>
             </w:pPr>
-            <w:r>
-              <w:rPr>
-                <w:b/>
-                <w:bCs/>
-                <w:color w:val="1FA6A2"/>
-                <w:sz w:val="18"/>
-                <w:szCs w:val="18"/>
-              </w:rPr>
-              <w:t xml:space="preserve">Example:  </w:t>
-            </w:r>
             <w:r>
               <w:rPr>
                 <w:i/>
@@ -713,23 +930,6 @@
           </w:p>
         </w:tc>
       </w:tr>
-    </w:tbl>
-    <w:tbl>
-      <w:tblPr>
-        <w:tblW w:type="pct" w:w="100%"/>
-        <w:tblBorders>
-          <w:top w:val="none" w:color="FFFFFF" w:sz="0"/>
-          <w:left w:val="none" w:color="FFFFFF" w:sz="0"/>
-          <w:bottom w:val="single" w:color="C7D2DD" w:sz="4"/>
-          <w:right w:val="none" w:color="FFFFFF" w:sz="0"/>
-          <w:insideH w:val="none" w:color="FFFFFF" w:sz="0"/>
-          <w:insideV w:val="none" w:color="FFFFFF" w:sz="0"/>
-        </w:tblBorders>
-      </w:tblPr>
-      <w:tblGrid>
-        <w:gridCol w:w="1800"/>
-        <w:gridCol w:w="7560"/>
-      </w:tblGrid>
       <w:tr>
         <w:trPr>
           <w:cantSplit/>
@@ -738,22 +938,126 @@
           <w:tcPr>
             <w:tcW w:type="dxa" w:w="1800"/>
             <w:tcMar>
-              <w:top w:type="dxa" w:w="100"/>
-              <w:left w:type="dxa" w:w="40"/>
-              <w:bottom w:type="dxa" w:w="100"/>
-              <w:right w:type="dxa" w:w="120"/>
-            </w:tcMar>
-            <w:vAlign w:val="center"/>
-          </w:tcPr>
+              <w:top w:type="dxa" w:w="80"/>
+              <w:left w:type="dxa" w:w="100"/>
+              <w:bottom w:type="dxa" w:w="80"/>
+              <w:right w:type="dxa" w:w="100"/>
+            </w:tcMar>
+            <w:vAlign w:val="top"/>
+          </w:tcPr>
+          <w:p>
+            <w:pPr>
+              <w:spacing w:after="30"/>
+            </w:pPr>
+            <w:r>
+              <w:rPr>
+                <w:b/>
+                <w:bCs/>
+                <w:color w:val="12355B"/>
+                <w:sz w:val="21"/>
+                <w:szCs w:val="21"/>
+              </w:rPr>
+              <w:t xml:space="preserve">Dividend</w:t>
+            </w:r>
+          </w:p>
           <w:p>
             <w:pPr>
               <w:spacing w:after="0"/>
+            </w:pPr>
+            <w:r>
+              <w:rPr>
+                <w:i/>
+                <w:iCs/>
+                <w:color w:val="5F6F80"/>
+                <w:sz w:val="18"/>
+                <w:szCs w:val="18"/>
+              </w:rPr>
+              <w:t xml:space="preserve">Dividendo</w:t>
+            </w:r>
+          </w:p>
+        </w:tc>
+        <w:tc>
+          <w:tcPr>
+            <w:tcW w:type="dxa" w:w="3160"/>
+            <w:tcMar>
+              <w:top w:type="dxa" w:w="80"/>
+              <w:left w:type="dxa" w:w="100"/>
+              <w:bottom w:type="dxa" w:w="80"/>
+              <w:right w:type="dxa" w:w="100"/>
+            </w:tcMar>
+            <w:vAlign w:val="top"/>
+          </w:tcPr>
+          <w:p>
+            <w:pPr>
+              <w:spacing w:after="0"/>
+            </w:pPr>
+            <w:r>
+              <w:rPr>
+                <w:sz w:val="20"/>
+                <w:szCs w:val="20"/>
+              </w:rPr>
+              <w:t xml:space="preserve">The total number being divided into equal groups (the number inside the division bracket).</w:t>
+            </w:r>
+          </w:p>
+        </w:tc>
+        <w:tc>
+          <w:tcPr>
+            <w:tcW w:type="dxa" w:w="2200"/>
+            <w:tcMar>
+              <w:top w:type="dxa" w:w="80"/>
+              <w:left w:type="dxa" w:w="100"/>
+              <w:bottom w:type="dxa" w:w="80"/>
+              <w:right w:type="dxa" w:w="100"/>
+            </w:tcMar>
+            <w:vAlign w:val="top"/>
+          </w:tcPr>
+          <w:p>
+            <w:pPr>
+              <w:spacing w:after="40"/>
+            </w:pPr>
+            <w:r>
+              <w:rPr>
+                <w:i/>
+                <w:iCs/>
+                <w:color w:val="5F6F80"/>
+                <w:sz w:val="19"/>
+                <w:szCs w:val="19"/>
+              </w:rPr>
+              <w:t xml:space="preserve">Not Dividend: write a counter-example that breaks the definition.</w:t>
+            </w:r>
+          </w:p>
+          <w:p>
+            <w:pPr>
+              <w:pBdr>
+                <w:bottom w:val="single" w:color="AFBECC" w:sz="6"/>
+              </w:pBdr>
+              <w:spacing w:after="30" w:before="150"/>
+            </w:pPr>
+            <w:r>
+              <w:t xml:space="preserve"/>
+            </w:r>
+          </w:p>
+        </w:tc>
+        <w:tc>
+          <w:tcPr>
+            <w:tcW w:type="dxa" w:w="2200"/>
+            <w:tcMar>
+              <w:top w:type="dxa" w:w="80"/>
+              <w:left w:type="dxa" w:w="100"/>
+              <w:bottom w:type="dxa" w:w="80"/>
+              <w:right w:type="dxa" w:w="100"/>
+            </w:tcMar>
+            <w:vAlign w:val="top"/>
+          </w:tcPr>
+          <w:p>
+            <w:pPr>
+              <w:spacing w:after="40"/>
               <w:jc w:val="center"/>
             </w:pPr>
             <w:r>
               <w:drawing>
                 <wp:inline distT="0" distB="0" distL="0" distR="0">
-                  <wp:extent cx="1047750" cy="790575"/>
+                  <wp:extent cx="876300" cy="657225"/>
                   <wp:effectExtent t="0" r="0" b="0" l="0"/>
                   <wp:docPr id="1" name="" descr="" title=""/>
                   <wp:cNvGraphicFramePr>
@@ -778,7 +1082,7 @@
                         <pic:spPr bwMode="auto">
                           <a:xfrm>
                             <a:off x="0" y="0"/>
-                            <a:ext cx="1047750" cy="790575"/>
+                            <a:ext cx="876300" cy="657225"/>
                           </a:xfrm>
                           <a:prstGeom prst="rect">
                             <a:avLst/>
@@ -791,69 +1095,10 @@
               </w:drawing>
             </w:r>
           </w:p>
-        </w:tc>
-        <w:tc>
-          <w:tcPr>
-            <w:tcW w:type="dxa" w:w="7560"/>
-            <w:tcMar>
-              <w:top w:type="dxa" w:w="100"/>
-              <w:left w:type="dxa" w:w="40"/>
-              <w:bottom w:type="dxa" w:w="100"/>
-              <w:right w:type="dxa" w:w="40"/>
-            </w:tcMar>
-            <w:vAlign w:val="center"/>
-          </w:tcPr>
-          <w:p>
-            <w:pPr>
-              <w:spacing w:after="50"/>
-            </w:pPr>
-            <w:r>
-              <w:rPr>
-                <w:b/>
-                <w:bCs/>
-                <w:color w:val="12355B"/>
-                <w:sz w:val="24"/>
-                <w:szCs w:val="24"/>
-              </w:rPr>
-              <w:t xml:space="preserve">Dividend</w:t>
-            </w:r>
-            <w:r>
-              <w:rPr>
-                <w:i/>
-                <w:iCs/>
-                <w:color w:val="5F6F80"/>
-                <w:sz w:val="19"/>
-                <w:szCs w:val="19"/>
-              </w:rPr>
-              <w:t xml:space="preserve">   Dividendo</w:t>
-            </w:r>
-          </w:p>
-          <w:p>
-            <w:pPr>
-              <w:spacing w:after="40"/>
-            </w:pPr>
-            <w:r>
-              <w:rPr>
-                <w:sz w:val="21"/>
-                <w:szCs w:val="21"/>
-              </w:rPr>
-              <w:t xml:space="preserve">The total number being divided into equal groups (the number inside the division bracket).</w:t>
-            </w:r>
-          </w:p>
           <w:p>
             <w:pPr>
               <w:spacing w:after="0"/>
             </w:pPr>
-            <w:r>
-              <w:rPr>
-                <w:b/>
-                <w:bCs/>
-                <w:color w:val="1FA6A2"/>
-                <w:sz w:val="18"/>
-                <w:szCs w:val="18"/>
-              </w:rPr>
-              <w:t xml:space="preserve">Example:  </w:t>
-            </w:r>
             <w:r>
               <w:rPr>
                 <w:i/>
@@ -867,23 +1112,6 @@
           </w:p>
         </w:tc>
       </w:tr>
-    </w:tbl>
-    <w:tbl>
-      <w:tblPr>
-        <w:tblW w:type="pct" w:w="100%"/>
-        <w:tblBorders>
-          <w:top w:val="none" w:color="FFFFFF" w:sz="0"/>
-          <w:left w:val="none" w:color="FFFFFF" w:sz="0"/>
-          <w:bottom w:val="single" w:color="C7D2DD" w:sz="4"/>
-          <w:right w:val="none" w:color="FFFFFF" w:sz="0"/>
-          <w:insideH w:val="none" w:color="FFFFFF" w:sz="0"/>
-          <w:insideV w:val="none" w:color="FFFFFF" w:sz="0"/>
-        </w:tblBorders>
-      </w:tblPr>
-      <w:tblGrid>
-        <w:gridCol w:w="1800"/>
-        <w:gridCol w:w="7560"/>
-      </w:tblGrid>
       <w:tr>
         <w:trPr>
           <w:cantSplit/>
@@ -892,22 +1120,126 @@
           <w:tcPr>
             <w:tcW w:type="dxa" w:w="1800"/>
             <w:tcMar>
-              <w:top w:type="dxa" w:w="100"/>
-              <w:left w:type="dxa" w:w="40"/>
-              <w:bottom w:type="dxa" w:w="100"/>
-              <w:right w:type="dxa" w:w="120"/>
-            </w:tcMar>
-            <w:vAlign w:val="center"/>
-          </w:tcPr>
+              <w:top w:type="dxa" w:w="80"/>
+              <w:left w:type="dxa" w:w="100"/>
+              <w:bottom w:type="dxa" w:w="80"/>
+              <w:right w:type="dxa" w:w="100"/>
+            </w:tcMar>
+            <w:vAlign w:val="top"/>
+          </w:tcPr>
+          <w:p>
+            <w:pPr>
+              <w:spacing w:after="30"/>
+            </w:pPr>
+            <w:r>
+              <w:rPr>
+                <w:b/>
+                <w:bCs/>
+                <w:color w:val="12355B"/>
+                <w:sz w:val="21"/>
+                <w:szCs w:val="21"/>
+              </w:rPr>
+              <w:t xml:space="preserve">Divisor</w:t>
+            </w:r>
+          </w:p>
           <w:p>
             <w:pPr>
               <w:spacing w:after="0"/>
+            </w:pPr>
+            <w:r>
+              <w:rPr>
+                <w:i/>
+                <w:iCs/>
+                <w:color w:val="5F6F80"/>
+                <w:sz w:val="18"/>
+                <w:szCs w:val="18"/>
+              </w:rPr>
+              <w:t xml:space="preserve">Divisor</w:t>
+            </w:r>
+          </w:p>
+        </w:tc>
+        <w:tc>
+          <w:tcPr>
+            <w:tcW w:type="dxa" w:w="3160"/>
+            <w:tcMar>
+              <w:top w:type="dxa" w:w="80"/>
+              <w:left w:type="dxa" w:w="100"/>
+              <w:bottom w:type="dxa" w:w="80"/>
+              <w:right w:type="dxa" w:w="100"/>
+            </w:tcMar>
+            <w:vAlign w:val="top"/>
+          </w:tcPr>
+          <w:p>
+            <w:pPr>
+              <w:spacing w:after="0"/>
+            </w:pPr>
+            <w:r>
+              <w:rPr>
+                <w:sz w:val="20"/>
+                <w:szCs w:val="20"/>
+              </w:rPr>
+              <w:t xml:space="preserve">The number of equal groups you are dividing into (the number outside the division bracket).</w:t>
+            </w:r>
+          </w:p>
+        </w:tc>
+        <w:tc>
+          <w:tcPr>
+            <w:tcW w:type="dxa" w:w="2200"/>
+            <w:tcMar>
+              <w:top w:type="dxa" w:w="80"/>
+              <w:left w:type="dxa" w:w="100"/>
+              <w:bottom w:type="dxa" w:w="80"/>
+              <w:right w:type="dxa" w:w="100"/>
+            </w:tcMar>
+            <w:vAlign w:val="top"/>
+          </w:tcPr>
+          <w:p>
+            <w:pPr>
+              <w:spacing w:after="40"/>
+            </w:pPr>
+            <w:r>
+              <w:rPr>
+                <w:i/>
+                <w:iCs/>
+                <w:color w:val="5F6F80"/>
+                <w:sz w:val="19"/>
+                <w:szCs w:val="19"/>
+              </w:rPr>
+              <w:t xml:space="preserve">Not Divisor: write a counter-example that breaks the definition.</w:t>
+            </w:r>
+          </w:p>
+          <w:p>
+            <w:pPr>
+              <w:pBdr>
+                <w:bottom w:val="single" w:color="AFBECC" w:sz="6"/>
+              </w:pBdr>
+              <w:spacing w:after="30" w:before="150"/>
+            </w:pPr>
+            <w:r>
+              <w:t xml:space="preserve"/>
+            </w:r>
+          </w:p>
+        </w:tc>
+        <w:tc>
+          <w:tcPr>
+            <w:tcW w:type="dxa" w:w="2200"/>
+            <w:tcMar>
+              <w:top w:type="dxa" w:w="80"/>
+              <w:left w:type="dxa" w:w="100"/>
+              <w:bottom w:type="dxa" w:w="80"/>
+              <w:right w:type="dxa" w:w="100"/>
+            </w:tcMar>
+            <w:vAlign w:val="top"/>
+          </w:tcPr>
+          <w:p>
+            <w:pPr>
+              <w:spacing w:after="40"/>
               <w:jc w:val="center"/>
             </w:pPr>
             <w:r>
               <w:drawing>
                 <wp:inline distT="0" distB="0" distL="0" distR="0">
-                  <wp:extent cx="1047750" cy="790575"/>
+                  <wp:extent cx="876300" cy="657225"/>
                   <wp:effectExtent t="0" r="0" b="0" l="0"/>
                   <wp:docPr id="1" name="" descr="" title=""/>
                   <wp:cNvGraphicFramePr>
@@ -932,7 +1264,7 @@
                         <pic:spPr bwMode="auto">
                           <a:xfrm>
                             <a:off x="0" y="0"/>
-                            <a:ext cx="1047750" cy="790575"/>
+                            <a:ext cx="876300" cy="657225"/>
                           </a:xfrm>
                           <a:prstGeom prst="rect">
                             <a:avLst/>
@@ -945,69 +1277,10 @@
               </w:drawing>
             </w:r>
           </w:p>
-        </w:tc>
-        <w:tc>
-          <w:tcPr>
-            <w:tcW w:type="dxa" w:w="7560"/>
-            <w:tcMar>
-              <w:top w:type="dxa" w:w="100"/>
-              <w:left w:type="dxa" w:w="40"/>
-              <w:bottom w:type="dxa" w:w="100"/>
-              <w:right w:type="dxa" w:w="40"/>
-            </w:tcMar>
-            <w:vAlign w:val="center"/>
-          </w:tcPr>
-          <w:p>
-            <w:pPr>
-              <w:spacing w:after="50"/>
-            </w:pPr>
-            <w:r>
-              <w:rPr>
-                <w:b/>
-                <w:bCs/>
-                <w:color w:val="12355B"/>
-                <w:sz w:val="24"/>
-                <w:szCs w:val="24"/>
-              </w:rPr>
-              <w:t xml:space="preserve">Divisor</w:t>
-            </w:r>
-            <w:r>
-              <w:rPr>
-                <w:i/>
-                <w:iCs/>
-                <w:color w:val="5F6F80"/>
-                <w:sz w:val="19"/>
-                <w:szCs w:val="19"/>
-              </w:rPr>
-              <w:t xml:space="preserve">   Divisor</w:t>
-            </w:r>
-          </w:p>
-          <w:p>
-            <w:pPr>
-              <w:spacing w:after="40"/>
-            </w:pPr>
-            <w:r>
-              <w:rPr>
-                <w:sz w:val="21"/>
-                <w:szCs w:val="21"/>
-              </w:rPr>
-              <w:t xml:space="preserve">The number of equal groups you are dividing into (the number outside the division bracket).</w:t>
-            </w:r>
-          </w:p>
           <w:p>
             <w:pPr>
               <w:spacing w:after="0"/>
             </w:pPr>
-            <w:r>
-              <w:rPr>
-                <w:b/>
-                <w:bCs/>
-                <w:color w:val="1FA6A2"/>
-                <w:sz w:val="18"/>
-                <w:szCs w:val="18"/>
-              </w:rPr>
-              <w:t xml:space="preserve">Example:  </w:t>
-            </w:r>
             <w:r>
               <w:rPr>
                 <w:i/>
@@ -1021,23 +1294,6 @@
           </w:p>
         </w:tc>
       </w:tr>
-    </w:tbl>
-    <w:tbl>
-      <w:tblPr>
-        <w:tblW w:type="pct" w:w="100%"/>
-        <w:tblBorders>
-          <w:top w:val="none" w:color="FFFFFF" w:sz="0"/>
-          <w:left w:val="none" w:color="FFFFFF" w:sz="0"/>
-          <w:bottom w:val="single" w:color="C7D2DD" w:sz="4"/>
-          <w:right w:val="none" w:color="FFFFFF" w:sz="0"/>
-          <w:insideH w:val="none" w:color="FFFFFF" w:sz="0"/>
-          <w:insideV w:val="none" w:color="FFFFFF" w:sz="0"/>
-        </w:tblBorders>
-      </w:tblPr>
-      <w:tblGrid>
-        <w:gridCol w:w="1800"/>
-        <w:gridCol w:w="7560"/>
-      </w:tblGrid>
       <w:tr>
         <w:trPr>
           <w:cantSplit/>
@@ -1046,22 +1302,126 @@
           <w:tcPr>
             <w:tcW w:type="dxa" w:w="1800"/>
             <w:tcMar>
-              <w:top w:type="dxa" w:w="100"/>
-              <w:left w:type="dxa" w:w="40"/>
-              <w:bottom w:type="dxa" w:w="100"/>
-              <w:right w:type="dxa" w:w="120"/>
-            </w:tcMar>
-            <w:vAlign w:val="center"/>
-          </w:tcPr>
+              <w:top w:type="dxa" w:w="80"/>
+              <w:left w:type="dxa" w:w="100"/>
+              <w:bottom w:type="dxa" w:w="80"/>
+              <w:right w:type="dxa" w:w="100"/>
+            </w:tcMar>
+            <w:vAlign w:val="top"/>
+          </w:tcPr>
+          <w:p>
+            <w:pPr>
+              <w:spacing w:after="30"/>
+            </w:pPr>
+            <w:r>
+              <w:rPr>
+                <w:b/>
+                <w:bCs/>
+                <w:color w:val="12355B"/>
+                <w:sz w:val="21"/>
+                <w:szCs w:val="21"/>
+              </w:rPr>
+              <w:t xml:space="preserve">Unit fraction</w:t>
+            </w:r>
+          </w:p>
           <w:p>
             <w:pPr>
               <w:spacing w:after="0"/>
+            </w:pPr>
+            <w:r>
+              <w:rPr>
+                <w:i/>
+                <w:iCs/>
+                <w:color w:val="5F6F80"/>
+                <w:sz w:val="18"/>
+                <w:szCs w:val="18"/>
+              </w:rPr>
+              <w:t xml:space="preserve">Fracción unitaria</w:t>
+            </w:r>
+          </w:p>
+        </w:tc>
+        <w:tc>
+          <w:tcPr>
+            <w:tcW w:type="dxa" w:w="3160"/>
+            <w:tcMar>
+              <w:top w:type="dxa" w:w="80"/>
+              <w:left w:type="dxa" w:w="100"/>
+              <w:bottom w:type="dxa" w:w="80"/>
+              <w:right w:type="dxa" w:w="100"/>
+            </w:tcMar>
+            <w:vAlign w:val="top"/>
+          </w:tcPr>
+          <w:p>
+            <w:pPr>
+              <w:spacing w:after="0"/>
+            </w:pPr>
+            <w:r>
+              <w:rPr>
+                <w:sz w:val="20"/>
+                <w:szCs w:val="20"/>
+              </w:rPr>
+              <w:t xml:space="preserve">A fraction with 1 on top, like 1/4.</w:t>
+            </w:r>
+          </w:p>
+        </w:tc>
+        <w:tc>
+          <w:tcPr>
+            <w:tcW w:type="dxa" w:w="2200"/>
+            <w:tcMar>
+              <w:top w:type="dxa" w:w="80"/>
+              <w:left w:type="dxa" w:w="100"/>
+              <w:bottom w:type="dxa" w:w="80"/>
+              <w:right w:type="dxa" w:w="100"/>
+            </w:tcMar>
+            <w:vAlign w:val="top"/>
+          </w:tcPr>
+          <w:p>
+            <w:pPr>
+              <w:spacing w:after="40"/>
+            </w:pPr>
+            <w:r>
+              <w:rPr>
+                <w:i/>
+                <w:iCs/>
+                <w:color w:val="5F6F80"/>
+                <w:sz w:val="19"/>
+                <w:szCs w:val="19"/>
+              </w:rPr>
+              <w:t xml:space="preserve">Not Unit fraction: write a counter-example that breaks the definition.</w:t>
+            </w:r>
+          </w:p>
+          <w:p>
+            <w:pPr>
+              <w:pBdr>
+                <w:bottom w:val="single" w:color="AFBECC" w:sz="6"/>
+              </w:pBdr>
+              <w:spacing w:after="30" w:before="150"/>
+            </w:pPr>
+            <w:r>
+              <w:t xml:space="preserve"/>
+            </w:r>
+          </w:p>
+        </w:tc>
+        <w:tc>
+          <w:tcPr>
+            <w:tcW w:type="dxa" w:w="2200"/>
+            <w:tcMar>
+              <w:top w:type="dxa" w:w="80"/>
+              <w:left w:type="dxa" w:w="100"/>
+              <w:bottom w:type="dxa" w:w="80"/>
+              <w:right w:type="dxa" w:w="100"/>
+            </w:tcMar>
+            <w:vAlign w:val="top"/>
+          </w:tcPr>
+          <w:p>
+            <w:pPr>
+              <w:spacing w:after="40"/>
               <w:jc w:val="center"/>
             </w:pPr>
             <w:r>
               <w:drawing>
                 <wp:inline distT="0" distB="0" distL="0" distR="0">
-                  <wp:extent cx="1047750" cy="790575"/>
+                  <wp:extent cx="876300" cy="657225"/>
                   <wp:effectExtent t="0" r="0" b="0" l="0"/>
                   <wp:docPr id="1" name="" descr="" title=""/>
                   <wp:cNvGraphicFramePr>
@@ -1086,7 +1446,7 @@
                         <pic:spPr bwMode="auto">
                           <a:xfrm>
                             <a:off x="0" y="0"/>
-                            <a:ext cx="1047750" cy="790575"/>
+                            <a:ext cx="876300" cy="657225"/>
                           </a:xfrm>
                           <a:prstGeom prst="rect">
                             <a:avLst/>
@@ -1099,69 +1459,10 @@
               </w:drawing>
             </w:r>
           </w:p>
-        </w:tc>
-        <w:tc>
-          <w:tcPr>
-            <w:tcW w:type="dxa" w:w="7560"/>
-            <w:tcMar>
-              <w:top w:type="dxa" w:w="100"/>
-              <w:left w:type="dxa" w:w="40"/>
-              <w:bottom w:type="dxa" w:w="100"/>
-              <w:right w:type="dxa" w:w="40"/>
-            </w:tcMar>
-            <w:vAlign w:val="center"/>
-          </w:tcPr>
-          <w:p>
-            <w:pPr>
-              <w:spacing w:after="50"/>
-            </w:pPr>
-            <w:r>
-              <w:rPr>
-                <w:b/>
-                <w:bCs/>
-                <w:color w:val="12355B"/>
-                <w:sz w:val="24"/>
-                <w:szCs w:val="24"/>
-              </w:rPr>
-              <w:t xml:space="preserve">Unit fraction</w:t>
-            </w:r>
-            <w:r>
-              <w:rPr>
-                <w:i/>
-                <w:iCs/>
-                <w:color w:val="5F6F80"/>
-                <w:sz w:val="19"/>
-                <w:szCs w:val="19"/>
-              </w:rPr>
-              <w:t xml:space="preserve">   Fracción unitaria</w:t>
-            </w:r>
-          </w:p>
-          <w:p>
-            <w:pPr>
-              <w:spacing w:after="40"/>
-            </w:pPr>
-            <w:r>
-              <w:rPr>
-                <w:sz w:val="21"/>
-                <w:szCs w:val="21"/>
-              </w:rPr>
-              <w:t xml:space="preserve">A fraction with 1 on top, like 1/4.</w:t>
-            </w:r>
-          </w:p>
           <w:p>
             <w:pPr>
               <w:spacing w:after="0"/>
             </w:pPr>
-            <w:r>
-              <w:rPr>
-                <w:b/>
-                <w:bCs/>
-                <w:color w:val="1FA6A2"/>
-                <w:sz w:val="18"/>
-                <w:szCs w:val="18"/>
-              </w:rPr>
-              <w:t xml:space="preserve">Example:  </w:t>
-            </w:r>
             <w:r>
               <w:rPr>
                 <w:i/>
@@ -1175,23 +1476,6 @@
           </w:p>
         </w:tc>
       </w:tr>
-    </w:tbl>
-    <w:tbl>
-      <w:tblPr>
-        <w:tblW w:type="pct" w:w="100%"/>
-        <w:tblBorders>
-          <w:top w:val="none" w:color="FFFFFF" w:sz="0"/>
-          <w:left w:val="none" w:color="FFFFFF" w:sz="0"/>
-          <w:bottom w:val="single" w:color="C7D2DD" w:sz="4"/>
-          <w:right w:val="none" w:color="FFFFFF" w:sz="0"/>
-          <w:insideH w:val="none" w:color="FFFFFF" w:sz="0"/>
-          <w:insideV w:val="none" w:color="FFFFFF" w:sz="0"/>
-        </w:tblBorders>
-      </w:tblPr>
-      <w:tblGrid>
-        <w:gridCol w:w="1800"/>
-        <w:gridCol w:w="7560"/>
-      </w:tblGrid>
       <w:tr>
         <w:trPr>
           <w:cantSplit/>
@@ -1200,22 +1484,126 @@
           <w:tcPr>
             <w:tcW w:type="dxa" w:w="1800"/>
             <w:tcMar>
-              <w:top w:type="dxa" w:w="100"/>
-              <w:left w:type="dxa" w:w="40"/>
-              <w:bottom w:type="dxa" w:w="100"/>
-              <w:right w:type="dxa" w:w="120"/>
-            </w:tcMar>
-            <w:vAlign w:val="center"/>
-          </w:tcPr>
+              <w:top w:type="dxa" w:w="80"/>
+              <w:left w:type="dxa" w:w="100"/>
+              <w:bottom w:type="dxa" w:w="80"/>
+              <w:right w:type="dxa" w:w="100"/>
+            </w:tcMar>
+            <w:vAlign w:val="top"/>
+          </w:tcPr>
+          <w:p>
+            <w:pPr>
+              <w:spacing w:after="30"/>
+            </w:pPr>
+            <w:r>
+              <w:rPr>
+                <w:b/>
+                <w:bCs/>
+                <w:color w:val="12355B"/>
+                <w:sz w:val="21"/>
+                <w:szCs w:val="21"/>
+              </w:rPr>
+              <w:t xml:space="preserve">Multiplicative inverse</w:t>
+            </w:r>
+          </w:p>
           <w:p>
             <w:pPr>
               <w:spacing w:after="0"/>
+            </w:pPr>
+            <w:r>
+              <w:rPr>
+                <w:i/>
+                <w:iCs/>
+                <w:color w:val="5F6F80"/>
+                <w:sz w:val="18"/>
+                <w:szCs w:val="18"/>
+              </w:rPr>
+              <w:t xml:space="preserve">Inverso multiplicativo</w:t>
+            </w:r>
+          </w:p>
+        </w:tc>
+        <w:tc>
+          <w:tcPr>
+            <w:tcW w:type="dxa" w:w="3160"/>
+            <w:tcMar>
+              <w:top w:type="dxa" w:w="80"/>
+              <w:left w:type="dxa" w:w="100"/>
+              <w:bottom w:type="dxa" w:w="80"/>
+              <w:right w:type="dxa" w:w="100"/>
+            </w:tcMar>
+            <w:vAlign w:val="top"/>
+          </w:tcPr>
+          <w:p>
+            <w:pPr>
+              <w:spacing w:after="0"/>
+            </w:pPr>
+            <w:r>
+              <w:rPr>
+                <w:sz w:val="20"/>
+                <w:szCs w:val="20"/>
+              </w:rPr>
+              <w:t xml:space="preserve">Two numbers whose product is 1; each is the reciprocal of the other.</w:t>
+            </w:r>
+          </w:p>
+        </w:tc>
+        <w:tc>
+          <w:tcPr>
+            <w:tcW w:type="dxa" w:w="2200"/>
+            <w:tcMar>
+              <w:top w:type="dxa" w:w="80"/>
+              <w:left w:type="dxa" w:w="100"/>
+              <w:bottom w:type="dxa" w:w="80"/>
+              <w:right w:type="dxa" w:w="100"/>
+            </w:tcMar>
+            <w:vAlign w:val="top"/>
+          </w:tcPr>
+          <w:p>
+            <w:pPr>
+              <w:spacing w:after="40"/>
+            </w:pPr>
+            <w:r>
+              <w:rPr>
+                <w:i/>
+                <w:iCs/>
+                <w:color w:val="5F6F80"/>
+                <w:sz w:val="19"/>
+                <w:szCs w:val="19"/>
+              </w:rPr>
+              <w:t xml:space="preserve">Not Multiplicative inverse: write a counter-example that breaks the definition.</w:t>
+            </w:r>
+          </w:p>
+          <w:p>
+            <w:pPr>
+              <w:pBdr>
+                <w:bottom w:val="single" w:color="AFBECC" w:sz="6"/>
+              </w:pBdr>
+              <w:spacing w:after="30" w:before="150"/>
+            </w:pPr>
+            <w:r>
+              <w:t xml:space="preserve"/>
+            </w:r>
+          </w:p>
+        </w:tc>
+        <w:tc>
+          <w:tcPr>
+            <w:tcW w:type="dxa" w:w="2200"/>
+            <w:tcMar>
+              <w:top w:type="dxa" w:w="80"/>
+              <w:left w:type="dxa" w:w="100"/>
+              <w:bottom w:type="dxa" w:w="80"/>
+              <w:right w:type="dxa" w:w="100"/>
+            </w:tcMar>
+            <w:vAlign w:val="top"/>
+          </w:tcPr>
+          <w:p>
+            <w:pPr>
+              <w:spacing w:after="40"/>
               <w:jc w:val="center"/>
             </w:pPr>
             <w:r>
               <w:drawing>
                 <wp:inline distT="0" distB="0" distL="0" distR="0">
-                  <wp:extent cx="1047750" cy="790575"/>
+                  <wp:extent cx="876300" cy="657225"/>
                   <wp:effectExtent t="0" r="0" b="0" l="0"/>
                   <wp:docPr id="1" name="" descr="" title=""/>
                   <wp:cNvGraphicFramePr>
@@ -1240,7 +1628,7 @@
                         <pic:spPr bwMode="auto">
                           <a:xfrm>
                             <a:off x="0" y="0"/>
-                            <a:ext cx="1047750" cy="790575"/>
+                            <a:ext cx="876300" cy="657225"/>
                           </a:xfrm>
                           <a:prstGeom prst="rect">
                             <a:avLst/>
@@ -1253,69 +1641,10 @@
               </w:drawing>
             </w:r>
           </w:p>
-        </w:tc>
-        <w:tc>
-          <w:tcPr>
-            <w:tcW w:type="dxa" w:w="7560"/>
-            <w:tcMar>
-              <w:top w:type="dxa" w:w="100"/>
-              <w:left w:type="dxa" w:w="40"/>
-              <w:bottom w:type="dxa" w:w="100"/>
-              <w:right w:type="dxa" w:w="40"/>
-            </w:tcMar>
-            <w:vAlign w:val="center"/>
-          </w:tcPr>
-          <w:p>
-            <w:pPr>
-              <w:spacing w:after="50"/>
-            </w:pPr>
-            <w:r>
-              <w:rPr>
-                <w:b/>
-                <w:bCs/>
-                <w:color w:val="12355B"/>
-                <w:sz w:val="24"/>
-                <w:szCs w:val="24"/>
-              </w:rPr>
-              <w:t xml:space="preserve">Multiplicative inverse</w:t>
-            </w:r>
-            <w:r>
-              <w:rPr>
-                <w:i/>
-                <w:iCs/>
-                <w:color w:val="5F6F80"/>
-                <w:sz w:val="19"/>
-                <w:szCs w:val="19"/>
-              </w:rPr>
-              <w:t xml:space="preserve">   Inverso multiplicativo</w:t>
-            </w:r>
-          </w:p>
-          <w:p>
-            <w:pPr>
-              <w:spacing w:after="40"/>
-            </w:pPr>
-            <w:r>
-              <w:rPr>
-                <w:sz w:val="21"/>
-                <w:szCs w:val="21"/>
-              </w:rPr>
-              <w:t xml:space="preserve">Two numbers whose product is 1; each is the reciprocal of the other.</w:t>
-            </w:r>
-          </w:p>
           <w:p>
             <w:pPr>
               <w:spacing w:after="0"/>
             </w:pPr>
-            <w:r>
-              <w:rPr>
-                <w:b/>
-                <w:bCs/>
-                <w:color w:val="1FA6A2"/>
-                <w:sz w:val="18"/>
-                <w:szCs w:val="18"/>
-              </w:rPr>
-              <w:t xml:space="preserve">Example:  </w:t>
-            </w:r>
             <w:r>
               <w:rPr>
                 <w:i/>
@@ -1329,23 +1658,6 @@
           </w:p>
         </w:tc>
       </w:tr>
-    </w:tbl>
-    <w:tbl>
-      <w:tblPr>
-        <w:tblW w:type="pct" w:w="100%"/>
-        <w:tblBorders>
-          <w:top w:val="none" w:color="FFFFFF" w:sz="0"/>
-          <w:left w:val="none" w:color="FFFFFF" w:sz="0"/>
-          <w:bottom w:val="single" w:color="C7D2DD" w:sz="4"/>
-          <w:right w:val="none" w:color="FFFFFF" w:sz="0"/>
-          <w:insideH w:val="none" w:color="FFFFFF" w:sz="0"/>
-          <w:insideV w:val="none" w:color="FFFFFF" w:sz="0"/>
-        </w:tblBorders>
-      </w:tblPr>
-      <w:tblGrid>
-        <w:gridCol w:w="1800"/>
-        <w:gridCol w:w="7560"/>
-      </w:tblGrid>
       <w:tr>
         <w:trPr>
           <w:cantSplit/>
@@ -1354,22 +1666,126 @@
           <w:tcPr>
             <w:tcW w:type="dxa" w:w="1800"/>
             <w:tcMar>
-              <w:top w:type="dxa" w:w="100"/>
-              <w:left w:type="dxa" w:w="40"/>
-              <w:bottom w:type="dxa" w:w="100"/>
-              <w:right w:type="dxa" w:w="120"/>
-            </w:tcMar>
-            <w:vAlign w:val="center"/>
-          </w:tcPr>
+              <w:top w:type="dxa" w:w="80"/>
+              <w:left w:type="dxa" w:w="100"/>
+              <w:bottom w:type="dxa" w:w="80"/>
+              <w:right w:type="dxa" w:w="100"/>
+            </w:tcMar>
+            <w:vAlign w:val="top"/>
+          </w:tcPr>
+          <w:p>
+            <w:pPr>
+              <w:spacing w:after="30"/>
+            </w:pPr>
+            <w:r>
+              <w:rPr>
+                <w:b/>
+                <w:bCs/>
+                <w:color w:val="12355B"/>
+                <w:sz w:val="21"/>
+                <w:szCs w:val="21"/>
+              </w:rPr>
+              <w:t xml:space="preserve">Tape diagram</w:t>
+            </w:r>
+          </w:p>
           <w:p>
             <w:pPr>
               <w:spacing w:after="0"/>
+            </w:pPr>
+            <w:r>
+              <w:rPr>
+                <w:i/>
+                <w:iCs/>
+                <w:color w:val="5F6F80"/>
+                <w:sz w:val="18"/>
+                <w:szCs w:val="18"/>
+              </w:rPr>
+              <w:t xml:space="preserve">Diagrama de cinta</w:t>
+            </w:r>
+          </w:p>
+        </w:tc>
+        <w:tc>
+          <w:tcPr>
+            <w:tcW w:type="dxa" w:w="3160"/>
+            <w:tcMar>
+              <w:top w:type="dxa" w:w="80"/>
+              <w:left w:type="dxa" w:w="100"/>
+              <w:bottom w:type="dxa" w:w="80"/>
+              <w:right w:type="dxa" w:w="100"/>
+            </w:tcMar>
+            <w:vAlign w:val="top"/>
+          </w:tcPr>
+          <w:p>
+            <w:pPr>
+              <w:spacing w:after="0"/>
+            </w:pPr>
+            <w:r>
+              <w:rPr>
+                <w:sz w:val="20"/>
+                <w:szCs w:val="20"/>
+              </w:rPr>
+              <w:t xml:space="preserve">A bar model cut into equal parts to show sharing or grouping.</w:t>
+            </w:r>
+          </w:p>
+        </w:tc>
+        <w:tc>
+          <w:tcPr>
+            <w:tcW w:type="dxa" w:w="2200"/>
+            <w:tcMar>
+              <w:top w:type="dxa" w:w="80"/>
+              <w:left w:type="dxa" w:w="100"/>
+              <w:bottom w:type="dxa" w:w="80"/>
+              <w:right w:type="dxa" w:w="100"/>
+            </w:tcMar>
+            <w:vAlign w:val="top"/>
+          </w:tcPr>
+          <w:p>
+            <w:pPr>
+              <w:spacing w:after="40"/>
+            </w:pPr>
+            <w:r>
+              <w:rPr>
+                <w:i/>
+                <w:iCs/>
+                <w:color w:val="5F6F80"/>
+                <w:sz w:val="19"/>
+                <w:szCs w:val="19"/>
+              </w:rPr>
+              <w:t xml:space="preserve">Not Tape diagram: write a counter-example that breaks the definition.</w:t>
+            </w:r>
+          </w:p>
+          <w:p>
+            <w:pPr>
+              <w:pBdr>
+                <w:bottom w:val="single" w:color="AFBECC" w:sz="6"/>
+              </w:pBdr>
+              <w:spacing w:after="30" w:before="150"/>
+            </w:pPr>
+            <w:r>
+              <w:t xml:space="preserve"/>
+            </w:r>
+          </w:p>
+        </w:tc>
+        <w:tc>
+          <w:tcPr>
+            <w:tcW w:type="dxa" w:w="2200"/>
+            <w:tcMar>
+              <w:top w:type="dxa" w:w="80"/>
+              <w:left w:type="dxa" w:w="100"/>
+              <w:bottom w:type="dxa" w:w="80"/>
+              <w:right w:type="dxa" w:w="100"/>
+            </w:tcMar>
+            <w:vAlign w:val="top"/>
+          </w:tcPr>
+          <w:p>
+            <w:pPr>
+              <w:spacing w:after="40"/>
               <w:jc w:val="center"/>
             </w:pPr>
             <w:r>
               <w:drawing>
                 <wp:inline distT="0" distB="0" distL="0" distR="0">
-                  <wp:extent cx="1047750" cy="790575"/>
+                  <wp:extent cx="876300" cy="657225"/>
                   <wp:effectExtent t="0" r="0" b="0" l="0"/>
                   <wp:docPr id="1" name="" descr="" title=""/>
                   <wp:cNvGraphicFramePr>
@@ -1394,7 +1810,7 @@
                         <pic:spPr bwMode="auto">
                           <a:xfrm>
                             <a:off x="0" y="0"/>
-                            <a:ext cx="1047750" cy="790575"/>
+                            <a:ext cx="876300" cy="657225"/>
                           </a:xfrm>
                           <a:prstGeom prst="rect">
                             <a:avLst/>
@@ -1407,69 +1823,10 @@
               </w:drawing>
             </w:r>
           </w:p>
-        </w:tc>
-        <w:tc>
-          <w:tcPr>
-            <w:tcW w:type="dxa" w:w="7560"/>
-            <w:tcMar>
-              <w:top w:type="dxa" w:w="100"/>
-              <w:left w:type="dxa" w:w="40"/>
-              <w:bottom w:type="dxa" w:w="100"/>
-              <w:right w:type="dxa" w:w="40"/>
-            </w:tcMar>
-            <w:vAlign w:val="center"/>
-          </w:tcPr>
-          <w:p>
-            <w:pPr>
-              <w:spacing w:after="50"/>
-            </w:pPr>
-            <w:r>
-              <w:rPr>
-                <w:b/>
-                <w:bCs/>
-                <w:color w:val="12355B"/>
-                <w:sz w:val="24"/>
-                <w:szCs w:val="24"/>
-              </w:rPr>
-              <w:t xml:space="preserve">Tape diagram</w:t>
-            </w:r>
-            <w:r>
-              <w:rPr>
-                <w:i/>
-                <w:iCs/>
-                <w:color w:val="5F6F80"/>
-                <w:sz w:val="19"/>
-                <w:szCs w:val="19"/>
-              </w:rPr>
-              <w:t xml:space="preserve">   Diagrama de cinta</w:t>
-            </w:r>
-          </w:p>
-          <w:p>
-            <w:pPr>
-              <w:spacing w:after="40"/>
-            </w:pPr>
-            <w:r>
-              <w:rPr>
-                <w:sz w:val="21"/>
-                <w:szCs w:val="21"/>
-              </w:rPr>
-              <w:t xml:space="preserve">A bar model cut into equal parts to show sharing or grouping.</w:t>
-            </w:r>
-          </w:p>
           <w:p>
             <w:pPr>
               <w:spacing w:after="0"/>
             </w:pPr>
-            <w:r>
-              <w:rPr>
-                <w:b/>
-                <w:bCs/>
-                <w:color w:val="1FA6A2"/>
-                <w:sz w:val="18"/>
-                <w:szCs w:val="18"/>
-              </w:rPr>
-              <w:t xml:space="preserve">Example:  </w:t>
-            </w:r>
             <w:r>
               <w:rPr>
                 <w:i/>
@@ -3032,7 +3389,29 @@
           <w:sz w:val="21"/>
           <w:szCs w:val="21"/>
         </w:rPr>
-        <w:t xml:space="preserve">To find that, put a 1 under the 3 and use Keep, Change, Flip: 3/1 × 4/1 = 12.</w:t>
+        <w:t xml:space="preserve">To find that, dividing by a fraction is the same as multiplying by its reciprocal: 3/1 × 4/1 = 12.</w:t>
+      </w:r>
+    </w:p>
+    <w:p>
+      <w:pPr>
+        <w:spacing w:after="20" w:before="50"/>
+      </w:pPr>
+      <w:r>
+        <w:rPr>
+          <w:b/>
+          <w:bCs/>
+          <w:color w:val="1FA6A2"/>
+          <w:sz w:val="21"/>
+          <w:szCs w:val="21"/>
+        </w:rPr>
+        <w:t xml:space="preserve">Step 3:  </w:t>
+      </w:r>
+      <w:r>
+        <w:rPr>
+          <w:sz w:val="21"/>
+          <w:szCs w:val="21"/>
+        </w:rPr>
+        <w:t xml:space="preserve">Check by multiplying: 12 × 1/4 = 12/4 = 3.</w:t>
       </w:r>
     </w:p>
     <w:p>
@@ -3222,6 +3601,33 @@
           <w:szCs w:val="21"/>
         </w:rPr>
         <w:t xml:space="preserve">Step 2:</w:t>
+      </w:r>
+    </w:p>
+    <w:p>
+      <w:pPr>
+        <w:pBdr>
+          <w:bottom w:val="single" w:color="AFBECC" w:sz="6"/>
+        </w:pBdr>
+        <w:spacing w:after="30" w:before="150"/>
+      </w:pPr>
+      <w:r>
+        <w:t xml:space="preserve"/>
+      </w:r>
+    </w:p>
+    <w:p>
+      <w:pPr>
+        <w:keepNext/>
+        <w:spacing w:after="0" w:before="50"/>
+      </w:pPr>
+      <w:r>
+        <w:rPr>
+          <w:b/>
+          <w:bCs/>
+          <w:color w:val="6B4FA0"/>
+          <w:sz w:val="21"/>
+          <w:szCs w:val="21"/>
+        </w:rPr>
+        <w:t xml:space="preserve">Step 3:</w:t>
       </w:r>
     </w:p>
     <w:p>
@@ -3829,7 +4235,7 @@
           <w:sz w:val="19"/>
           <w:szCs w:val="19"/>
         </w:rPr>
-        <w:t xml:space="preserve">   You Do — show your work</w:t>
+        <w:t xml:space="preserve">   You Do — show your work and reasoning</w:t>
       </w:r>
     </w:p>
     <w:p>
@@ -3844,7 +4250,7 @@
           <w:sz w:val="19"/>
           <w:szCs w:val="19"/>
         </w:rPr>
-        <w:t xml:space="preserve">Solve each problem. Show your thinking in the work box.</w:t>
+        <w:t xml:space="preserve">Solve each problem in the middle column and explain your reasoning using the sentence starters on the right.</w:t>
       </w:r>
     </w:p>
     <w:p>
@@ -3873,120 +4279,219 @@
         <w:t xml:space="preserve">   extra scaffolding</w:t>
       </w:r>
     </w:p>
-    <w:p>
-      <w:pPr>
-        <w:keepNext/>
-        <w:spacing w:after="60" w:before="160"/>
-      </w:pPr>
-      <w:r>
-        <w:rPr>
-          <w:b/>
-          <w:bCs/>
-          <w:color w:val="12355B"/>
-          <w:sz w:val="22"/>
-          <w:szCs w:val="22"/>
-        </w:rPr>
-        <w:t xml:space="preserve">1.  </w:t>
-      </w:r>
-      <w:r>
-        <w:rPr>
-          <w:b/>
-          <w:bCs/>
-          <w:sz w:val="21"/>
-          <w:szCs w:val="21"/>
-        </w:rPr>
-        <w:t xml:space="preserve">A rope is 4 feet long. How many 1/2-foot pieces can be cut from it?</w:t>
-      </w:r>
-    </w:p>
-    <w:p>
-      <w:pPr>
-        <w:spacing w:after="40"/>
-        <w:ind w:left="420"/>
-      </w:pPr>
-      <w:r>
-        <w:rPr>
-          <w:sz w:val="20"/>
-          <w:szCs w:val="20"/>
-        </w:rPr>
-        <w:t xml:space="preserve">A)  1/2 piece</w:t>
-      </w:r>
-    </w:p>
-    <w:p>
-      <w:pPr>
-        <w:spacing w:after="40"/>
-        <w:ind w:left="420"/>
-      </w:pPr>
-      <w:r>
-        <w:rPr>
-          <w:sz w:val="20"/>
-          <w:szCs w:val="20"/>
-        </w:rPr>
-        <w:t xml:space="preserve">B)  2 pieces</w:t>
-      </w:r>
-    </w:p>
-    <w:p>
-      <w:pPr>
-        <w:spacing w:after="40"/>
-        <w:ind w:left="420"/>
-      </w:pPr>
-      <w:r>
-        <w:rPr>
-          <w:sz w:val="20"/>
-          <w:szCs w:val="20"/>
-        </w:rPr>
-        <w:t xml:space="preserve">C)  4 pieces</w:t>
-      </w:r>
-    </w:p>
-    <w:p>
-      <w:pPr>
-        <w:spacing w:after="40"/>
-        <w:ind w:left="420"/>
-      </w:pPr>
-      <w:r>
-        <w:rPr>
-          <w:sz w:val="20"/>
-          <w:szCs w:val="20"/>
-        </w:rPr>
-        <w:t xml:space="preserve">D)  8 pieces</w:t>
-      </w:r>
-    </w:p>
-    <w:p>
-      <w:pPr>
-        <w:spacing w:after="20"/>
-      </w:pPr>
-      <w:r>
-        <w:t xml:space="preserve"/>
-      </w:r>
-    </w:p>
     <w:tbl>
       <w:tblPr>
-        <w:tblW w:type="pct" w:w="100%"/>
+        <w:tblW w:type="dxa" w:w="9360"/>
         <w:tblBorders>
           <w:top w:val="single" w:color="C7D2DD" w:sz="6"/>
           <w:left w:val="single" w:color="C7D2DD" w:sz="6"/>
           <w:bottom w:val="single" w:color="C7D2DD" w:sz="6"/>
           <w:right w:val="single" w:color="C7D2DD" w:sz="6"/>
-          <w:insideH w:val="single" w:color="auto" w:sz="4"/>
-          <w:insideV w:val="single" w:color="auto" w:sz="4"/>
+          <w:insideH w:val="single" w:color="C7D2DD" w:sz="6"/>
+          <w:insideV w:val="single" w:color="C7D2DD" w:sz="6"/>
         </w:tblBorders>
       </w:tblPr>
       <w:tblGrid>
-        <w:gridCol w:w="100"/>
+        <w:gridCol w:w="2800"/>
+        <w:gridCol w:w="3560"/>
+        <w:gridCol w:w="3000"/>
       </w:tblGrid>
       <w:tr>
-        <w:tc>
-          <w:tcPr>
+        <w:trPr>
+          <w:cantSplit/>
+          <w:tblHeader/>
+        </w:trPr>
+        <w:tc>
+          <w:tcPr>
+            <w:tcW w:type="dxa" w:w="2800"/>
+            <w:shd w:fill="EEF4F8" w:color="auto" w:val="clear"/>
+            <w:tcMar>
+              <w:top w:type="dxa" w:w="60"/>
+              <w:left w:type="dxa" w:w="100"/>
+              <w:bottom w:type="dxa" w:w="60"/>
+              <w:right w:type="dxa" w:w="100"/>
+            </w:tcMar>
+          </w:tcPr>
+          <w:p>
+            <w:pPr>
+              <w:spacing w:after="0"/>
+            </w:pPr>
+            <w:r>
+              <w:rPr>
+                <w:b/>
+                <w:bCs/>
+                <w:color w:val="12355B"/>
+                <w:sz w:val="16"/>
+                <w:szCs w:val="16"/>
+              </w:rPr>
+              <w:t xml:space="preserve">CORE PROBLEM / GIVEN REPRESENTATION</w:t>
+            </w:r>
+          </w:p>
+        </w:tc>
+        <w:tc>
+          <w:tcPr>
+            <w:tcW w:type="dxa" w:w="3560"/>
+            <w:shd w:fill="EEF4F8" w:color="auto" w:val="clear"/>
+            <w:tcMar>
+              <w:top w:type="dxa" w:w="60"/>
+              <w:left w:type="dxa" w:w="100"/>
+              <w:bottom w:type="dxa" w:w="60"/>
+              <w:right w:type="dxa" w:w="100"/>
+            </w:tcMar>
+          </w:tcPr>
+          <w:p>
+            <w:pPr>
+              <w:spacing w:after="0"/>
+            </w:pPr>
+            <w:r>
+              <w:rPr>
+                <w:b/>
+                <w:bCs/>
+                <w:color w:val="12355B"/>
+                <w:sz w:val="16"/>
+                <w:szCs w:val="16"/>
+              </w:rPr>
+              <w:t xml:space="preserve">WORKING SPACE / CALCULATION STEPS</w:t>
+            </w:r>
+          </w:p>
+        </w:tc>
+        <w:tc>
+          <w:tcPr>
+            <w:tcW w:type="dxa" w:w="3000"/>
             <w:shd w:fill="FBF3E2" w:color="auto" w:val="clear"/>
             <w:tcMar>
               <w:top w:type="dxa" w:w="60"/>
-              <w:left w:type="dxa" w:w="120"/>
+              <w:left w:type="dxa" w:w="100"/>
               <w:bottom w:type="dxa" w:w="60"/>
-              <w:right w:type="dxa" w:w="120"/>
-            </w:tcMar>
-          </w:tcPr>
-          <w:p>
-            <w:pPr>
-              <w:spacing w:after="0" w:line="320"/>
+              <w:right w:type="dxa" w:w="100"/>
+            </w:tcMar>
+          </w:tcPr>
+          <w:p>
+            <w:pPr>
+              <w:spacing w:after="0"/>
+            </w:pPr>
+            <w:r>
+              <w:rPr>
+                <w:b/>
+                <w:bCs/>
+                <w:color w:val="B97A12"/>
+                <w:sz w:val="16"/>
+                <w:szCs w:val="16"/>
+              </w:rPr>
+              <w:t xml:space="preserve">EXPLAIN YOUR REASONING</w:t>
+            </w:r>
+          </w:p>
+        </w:tc>
+      </w:tr>
+      <w:tr>
+        <w:trPr>
+          <w:cantSplit/>
+        </w:trPr>
+        <w:tc>
+          <w:tcPr>
+            <w:tcW w:type="dxa" w:w="2800"/>
+            <w:tcMar>
+              <w:top w:type="dxa" w:w="80"/>
+              <w:left w:type="dxa" w:w="100"/>
+              <w:bottom w:type="dxa" w:w="80"/>
+              <w:right w:type="dxa" w:w="100"/>
+            </w:tcMar>
+            <w:vAlign w:val="top"/>
+          </w:tcPr>
+          <w:p>
+            <w:pPr>
+              <w:spacing w:after="60"/>
+            </w:pPr>
+            <w:r>
+              <w:rPr>
+                <w:b/>
+                <w:bCs/>
+                <w:color w:val="12355B"/>
+                <w:sz w:val="21"/>
+                <w:szCs w:val="21"/>
+              </w:rPr>
+              <w:t xml:space="preserve">1.  </w:t>
+            </w:r>
+            <w:r>
+              <w:rPr>
+                <w:b/>
+                <w:bCs/>
+                <w:sz w:val="20"/>
+                <w:szCs w:val="20"/>
+              </w:rPr>
+              <w:t xml:space="preserve">A rope is 4 feet long. How many 1/2-foot pieces can be cut from it?</w:t>
+            </w:r>
+          </w:p>
+          <w:p>
+            <w:pPr>
+              <w:spacing w:after="30"/>
+              <w:ind w:left="180"/>
+            </w:pPr>
+            <w:r>
+              <w:rPr>
+                <w:sz w:val="19"/>
+                <w:szCs w:val="19"/>
+              </w:rPr>
+              <w:t xml:space="preserve">A)  1/2 piece</w:t>
+            </w:r>
+          </w:p>
+          <w:p>
+            <w:pPr>
+              <w:spacing w:after="30"/>
+              <w:ind w:left="180"/>
+            </w:pPr>
+            <w:r>
+              <w:rPr>
+                <w:sz w:val="19"/>
+                <w:szCs w:val="19"/>
+              </w:rPr>
+              <w:t xml:space="preserve">B)  2 pieces</w:t>
+            </w:r>
+          </w:p>
+          <w:p>
+            <w:pPr>
+              <w:spacing w:after="30"/>
+              <w:ind w:left="180"/>
+            </w:pPr>
+            <w:r>
+              <w:rPr>
+                <w:sz w:val="19"/>
+                <w:szCs w:val="19"/>
+              </w:rPr>
+              <w:t xml:space="preserve">C)  4 pieces</w:t>
+            </w:r>
+          </w:p>
+          <w:p>
+            <w:pPr>
+              <w:spacing w:after="30"/>
+              <w:ind w:left="180"/>
+            </w:pPr>
+            <w:r>
+              <w:rPr>
+                <w:sz w:val="19"/>
+                <w:szCs w:val="19"/>
+              </w:rPr>
+              <w:t xml:space="preserve">D)  8 pieces</w:t>
+            </w:r>
+          </w:p>
+        </w:tc>
+        <w:tc>
+          <w:tcPr>
+            <w:tcW w:type="dxa" w:w="3560"/>
+            <w:tcMar>
+              <w:top w:type="dxa" w:w="80"/>
+              <w:left w:type="dxa" w:w="100"/>
+              <w:bottom w:type="dxa" w:w="80"/>
+              <w:right w:type="dxa" w:w="100"/>
+            </w:tcMar>
+            <w:vAlign w:val="top"/>
+          </w:tcPr>
+          <w:p>
+            <w:pPr>
+              <w:pBdr>
+                <w:bottom w:val="single" w:color="AFBECC" w:sz="6"/>
+              </w:pBdr>
+              <w:spacing w:after="30" w:before="150"/>
             </w:pPr>
             <w:r>
               <w:t xml:space="preserve"/>
@@ -3994,7 +4499,147 @@
           </w:p>
           <w:p>
             <w:pPr>
-              <w:spacing w:after="0" w:line="320"/>
+              <w:pBdr>
+                <w:bottom w:val="single" w:color="AFBECC" w:sz="6"/>
+              </w:pBdr>
+              <w:spacing w:after="30" w:before="150"/>
+            </w:pPr>
+            <w:r>
+              <w:t xml:space="preserve"/>
+            </w:r>
+          </w:p>
+          <w:p>
+            <w:pPr>
+              <w:pBdr>
+                <w:bottom w:val="single" w:color="AFBECC" w:sz="6"/>
+              </w:pBdr>
+              <w:spacing w:after="30" w:before="150"/>
+            </w:pPr>
+            <w:r>
+              <w:t xml:space="preserve"/>
+            </w:r>
+          </w:p>
+          <w:p>
+            <w:pPr>
+              <w:pBdr>
+                <w:bottom w:val="single" w:color="AFBECC" w:sz="6"/>
+              </w:pBdr>
+              <w:spacing w:after="30" w:before="150"/>
+            </w:pPr>
+            <w:r>
+              <w:t xml:space="preserve"/>
+            </w:r>
+          </w:p>
+        </w:tc>
+        <w:tc>
+          <w:tcPr>
+            <w:tcW w:type="dxa" w:w="3000"/>
+            <w:shd w:fill="FBF3E2" w:color="auto" w:val="clear"/>
+            <w:tcMar>
+              <w:top w:type="dxa" w:w="80"/>
+              <w:left w:type="dxa" w:w="100"/>
+              <w:bottom w:type="dxa" w:w="80"/>
+              <w:right w:type="dxa" w:w="100"/>
+            </w:tcMar>
+            <w:vAlign w:val="top"/>
+          </w:tcPr>
+          <w:p>
+            <w:pPr>
+              <w:spacing w:after="40"/>
+            </w:pPr>
+            <w:r>
+              <w:rPr>
+                <w:b/>
+                <w:bCs/>
+                <w:color w:val="12355B"/>
+                <w:sz w:val="19"/>
+                <w:szCs w:val="19"/>
+              </w:rPr>
+              <w:t xml:space="preserve">Because... </w:t>
+            </w:r>
+            <w:r>
+              <w:rPr>
+                <w:color w:val="AFBECC"/>
+                <w:sz w:val="19"/>
+                <w:szCs w:val="19"/>
+              </w:rPr>
+              <w:t xml:space="preserve">________________</w:t>
+            </w:r>
+          </w:p>
+          <w:p>
+            <w:pPr>
+              <w:pBdr>
+                <w:bottom w:val="single" w:color="AFBECC" w:sz="6"/>
+              </w:pBdr>
+              <w:spacing w:after="30" w:before="150"/>
+            </w:pPr>
+            <w:r>
+              <w:t xml:space="preserve"/>
+            </w:r>
+          </w:p>
+          <w:p>
+            <w:pPr>
+              <w:spacing w:after="40" w:before="80"/>
+            </w:pPr>
+            <w:r>
+              <w:rPr>
+                <w:b/>
+                <w:bCs/>
+                <w:color w:val="6B4FA0"/>
+                <w:sz w:val="19"/>
+                <w:szCs w:val="19"/>
+              </w:rPr>
+              <w:t xml:space="preserve">Although... </w:t>
+            </w:r>
+            <w:r>
+              <w:rPr>
+                <w:color w:val="AFBECC"/>
+                <w:sz w:val="19"/>
+                <w:szCs w:val="19"/>
+              </w:rPr>
+              <w:t xml:space="preserve">_______________</w:t>
+            </w:r>
+          </w:p>
+          <w:p>
+            <w:pPr>
+              <w:pBdr>
+                <w:bottom w:val="single" w:color="AFBECC" w:sz="6"/>
+              </w:pBdr>
+              <w:spacing w:after="30" w:before="150"/>
+            </w:pPr>
+            <w:r>
+              <w:t xml:space="preserve"/>
+            </w:r>
+          </w:p>
+          <w:p>
+            <w:pPr>
+              <w:spacing w:after="40" w:before="80"/>
+            </w:pPr>
+            <w:r>
+              <w:rPr>
+                <w:b/>
+                <w:bCs/>
+                <w:color w:val="1FA6A2"/>
+                <w:sz w:val="19"/>
+                <w:szCs w:val="19"/>
+              </w:rPr>
+              <w:t xml:space="preserve">Therefore... </w:t>
+            </w:r>
+            <w:r>
+              <w:rPr>
+                <w:color w:val="AFBECC"/>
+                <w:sz w:val="19"/>
+                <w:szCs w:val="19"/>
+              </w:rPr>
+              <w:t xml:space="preserve">______________</w:t>
+            </w:r>
+          </w:p>
+          <w:p>
+            <w:pPr>
+              <w:pBdr>
+                <w:bottom w:val="single" w:color="AFBECC" w:sz="6"/>
+              </w:pBdr>
+              <w:spacing w:after="30" w:before="150"/>
             </w:pPr>
             <w:r>
               <w:t xml:space="preserve"/>
@@ -4005,84 +4650,7 @@
     </w:tbl>
     <w:p>
       <w:pPr>
-        <w:keepNext/>
-        <w:spacing w:after="60" w:before="160"/>
-      </w:pPr>
-      <w:r>
-        <w:rPr>
-          <w:b/>
-          <w:bCs/>
-          <w:color w:val="12355B"/>
-          <w:sz w:val="22"/>
-          <w:szCs w:val="22"/>
-        </w:rPr>
-        <w:t xml:space="preserve">2.  </w:t>
-      </w:r>
-      <w:r>
-        <w:rPr>
-          <w:b/>
-          <w:bCs/>
-          <w:sz w:val="21"/>
-          <w:szCs w:val="21"/>
-        </w:rPr>
-        <w:t xml:space="preserve">A half-pan of brownies is shared equally among 4 people. How much of the whole pan does each get?</w:t>
-      </w:r>
-    </w:p>
-    <w:p>
-      <w:pPr>
-        <w:spacing w:after="40"/>
-        <w:ind w:left="420"/>
-      </w:pPr>
-      <w:r>
-        <w:rPr>
-          <w:sz w:val="20"/>
-          <w:szCs w:val="20"/>
-        </w:rPr>
-        <w:t xml:space="preserve">A)  1/8</w:t>
-      </w:r>
-    </w:p>
-    <w:p>
-      <w:pPr>
-        <w:spacing w:after="40"/>
-        <w:ind w:left="420"/>
-      </w:pPr>
-      <w:r>
-        <w:rPr>
-          <w:sz w:val="20"/>
-          <w:szCs w:val="20"/>
-        </w:rPr>
-        <w:t xml:space="preserve">B)  1/2</w:t>
-      </w:r>
-    </w:p>
-    <w:p>
-      <w:pPr>
-        <w:spacing w:after="40"/>
-        <w:ind w:left="420"/>
-      </w:pPr>
-      <w:r>
-        <w:rPr>
-          <w:sz w:val="20"/>
-          <w:szCs w:val="20"/>
-        </w:rPr>
-        <w:t xml:space="preserve">C)  2</w:t>
-      </w:r>
-    </w:p>
-    <w:p>
-      <w:pPr>
-        <w:spacing w:after="40"/>
-        <w:ind w:left="420"/>
-      </w:pPr>
-      <w:r>
-        <w:rPr>
-          <w:sz w:val="20"/>
-          <w:szCs w:val="20"/>
-        </w:rPr>
-        <w:t xml:space="preserve">D)  4/2</w:t>
-      </w:r>
-    </w:p>
-    <w:p>
-      <w:pPr>
-        <w:spacing w:after="20"/>
+        <w:spacing w:after="80"/>
       </w:pPr>
       <w:r>
         <w:t xml:space="preserve"/>
@@ -4090,33 +4658,217 @@
     </w:p>
     <w:tbl>
       <w:tblPr>
-        <w:tblW w:type="pct" w:w="100%"/>
+        <w:tblW w:type="dxa" w:w="9360"/>
         <w:tblBorders>
           <w:top w:val="single" w:color="C7D2DD" w:sz="6"/>
           <w:left w:val="single" w:color="C7D2DD" w:sz="6"/>
           <w:bottom w:val="single" w:color="C7D2DD" w:sz="6"/>
           <w:right w:val="single" w:color="C7D2DD" w:sz="6"/>
-          <w:insideH w:val="single" w:color="auto" w:sz="4"/>
-          <w:insideV w:val="single" w:color="auto" w:sz="4"/>
+          <w:insideH w:val="single" w:color="C7D2DD" w:sz="6"/>
+          <w:insideV w:val="single" w:color="C7D2DD" w:sz="6"/>
         </w:tblBorders>
       </w:tblPr>
       <w:tblGrid>
-        <w:gridCol w:w="100"/>
+        <w:gridCol w:w="2800"/>
+        <w:gridCol w:w="3560"/>
+        <w:gridCol w:w="3000"/>
       </w:tblGrid>
       <w:tr>
-        <w:tc>
-          <w:tcPr>
+        <w:trPr>
+          <w:cantSplit/>
+          <w:tblHeader/>
+        </w:trPr>
+        <w:tc>
+          <w:tcPr>
+            <w:tcW w:type="dxa" w:w="2800"/>
+            <w:shd w:fill="EEF4F8" w:color="auto" w:val="clear"/>
+            <w:tcMar>
+              <w:top w:type="dxa" w:w="60"/>
+              <w:left w:type="dxa" w:w="100"/>
+              <w:bottom w:type="dxa" w:w="60"/>
+              <w:right w:type="dxa" w:w="100"/>
+            </w:tcMar>
+          </w:tcPr>
+          <w:p>
+            <w:pPr>
+              <w:spacing w:after="0"/>
+            </w:pPr>
+            <w:r>
+              <w:rPr>
+                <w:b/>
+                <w:bCs/>
+                <w:color w:val="12355B"/>
+                <w:sz w:val="16"/>
+                <w:szCs w:val="16"/>
+              </w:rPr>
+              <w:t xml:space="preserve">CORE PROBLEM / GIVEN REPRESENTATION</w:t>
+            </w:r>
+          </w:p>
+        </w:tc>
+        <w:tc>
+          <w:tcPr>
+            <w:tcW w:type="dxa" w:w="3560"/>
+            <w:shd w:fill="EEF4F8" w:color="auto" w:val="clear"/>
+            <w:tcMar>
+              <w:top w:type="dxa" w:w="60"/>
+              <w:left w:type="dxa" w:w="100"/>
+              <w:bottom w:type="dxa" w:w="60"/>
+              <w:right w:type="dxa" w:w="100"/>
+            </w:tcMar>
+          </w:tcPr>
+          <w:p>
+            <w:pPr>
+              <w:spacing w:after="0"/>
+            </w:pPr>
+            <w:r>
+              <w:rPr>
+                <w:b/>
+                <w:bCs/>
+                <w:color w:val="12355B"/>
+                <w:sz w:val="16"/>
+                <w:szCs w:val="16"/>
+              </w:rPr>
+              <w:t xml:space="preserve">WORKING SPACE / CALCULATION STEPS</w:t>
+            </w:r>
+          </w:p>
+        </w:tc>
+        <w:tc>
+          <w:tcPr>
+            <w:tcW w:type="dxa" w:w="3000"/>
             <w:shd w:fill="FBF3E2" w:color="auto" w:val="clear"/>
             <w:tcMar>
               <w:top w:type="dxa" w:w="60"/>
-              <w:left w:type="dxa" w:w="120"/>
+              <w:left w:type="dxa" w:w="100"/>
               <w:bottom w:type="dxa" w:w="60"/>
-              <w:right w:type="dxa" w:w="120"/>
-            </w:tcMar>
-          </w:tcPr>
-          <w:p>
-            <w:pPr>
-              <w:spacing w:after="0" w:line="320"/>
+              <w:right w:type="dxa" w:w="100"/>
+            </w:tcMar>
+          </w:tcPr>
+          <w:p>
+            <w:pPr>
+              <w:spacing w:after="0"/>
+            </w:pPr>
+            <w:r>
+              <w:rPr>
+                <w:b/>
+                <w:bCs/>
+                <w:color w:val="B97A12"/>
+                <w:sz w:val="16"/>
+                <w:szCs w:val="16"/>
+              </w:rPr>
+              <w:t xml:space="preserve">EXPLAIN YOUR REASONING</w:t>
+            </w:r>
+          </w:p>
+        </w:tc>
+      </w:tr>
+      <w:tr>
+        <w:trPr>
+          <w:cantSplit/>
+        </w:trPr>
+        <w:tc>
+          <w:tcPr>
+            <w:tcW w:type="dxa" w:w="2800"/>
+            <w:tcMar>
+              <w:top w:type="dxa" w:w="80"/>
+              <w:left w:type="dxa" w:w="100"/>
+              <w:bottom w:type="dxa" w:w="80"/>
+              <w:right w:type="dxa" w:w="100"/>
+            </w:tcMar>
+            <w:vAlign w:val="top"/>
+          </w:tcPr>
+          <w:p>
+            <w:pPr>
+              <w:spacing w:after="60"/>
+            </w:pPr>
+            <w:r>
+              <w:rPr>
+                <w:b/>
+                <w:bCs/>
+                <w:color w:val="12355B"/>
+                <w:sz w:val="21"/>
+                <w:szCs w:val="21"/>
+              </w:rPr>
+              <w:t xml:space="preserve">2.  </w:t>
+            </w:r>
+            <w:r>
+              <w:rPr>
+                <w:b/>
+                <w:bCs/>
+                <w:sz w:val="20"/>
+                <w:szCs w:val="20"/>
+              </w:rPr>
+              <w:t xml:space="preserve">A half-pan of brownies is shared equally among 4 people. How much of the whole pan does each get?</w:t>
+            </w:r>
+          </w:p>
+          <w:p>
+            <w:pPr>
+              <w:spacing w:after="30"/>
+              <w:ind w:left="180"/>
+            </w:pPr>
+            <w:r>
+              <w:rPr>
+                <w:sz w:val="19"/>
+                <w:szCs w:val="19"/>
+              </w:rPr>
+              <w:t xml:space="preserve">A)  1/8</w:t>
+            </w:r>
+          </w:p>
+          <w:p>
+            <w:pPr>
+              <w:spacing w:after="30"/>
+              <w:ind w:left="180"/>
+            </w:pPr>
+            <w:r>
+              <w:rPr>
+                <w:sz w:val="19"/>
+                <w:szCs w:val="19"/>
+              </w:rPr>
+              <w:t xml:space="preserve">B)  1/2</w:t>
+            </w:r>
+          </w:p>
+          <w:p>
+            <w:pPr>
+              <w:spacing w:after="30"/>
+              <w:ind w:left="180"/>
+            </w:pPr>
+            <w:r>
+              <w:rPr>
+                <w:sz w:val="19"/>
+                <w:szCs w:val="19"/>
+              </w:rPr>
+              <w:t xml:space="preserve">C)  2</w:t>
+            </w:r>
+          </w:p>
+          <w:p>
+            <w:pPr>
+              <w:spacing w:after="30"/>
+              <w:ind w:left="180"/>
+            </w:pPr>
+            <w:r>
+              <w:rPr>
+                <w:sz w:val="19"/>
+                <w:szCs w:val="19"/>
+              </w:rPr>
+              <w:t xml:space="preserve">D)  4/2</w:t>
+            </w:r>
+          </w:p>
+        </w:tc>
+        <w:tc>
+          <w:tcPr>
+            <w:tcW w:type="dxa" w:w="3560"/>
+            <w:tcMar>
+              <w:top w:type="dxa" w:w="80"/>
+              <w:left w:type="dxa" w:w="100"/>
+              <w:bottom w:type="dxa" w:w="80"/>
+              <w:right w:type="dxa" w:w="100"/>
+            </w:tcMar>
+            <w:vAlign w:val="top"/>
+          </w:tcPr>
+          <w:p>
+            <w:pPr>
+              <w:pBdr>
+                <w:bottom w:val="single" w:color="AFBECC" w:sz="6"/>
+              </w:pBdr>
+              <w:spacing w:after="30" w:before="150"/>
             </w:pPr>
             <w:r>
               <w:t xml:space="preserve"/>
@@ -4124,7 +4876,147 @@
           </w:p>
           <w:p>
             <w:pPr>
-              <w:spacing w:after="0" w:line="320"/>
+              <w:pBdr>
+                <w:bottom w:val="single" w:color="AFBECC" w:sz="6"/>
+              </w:pBdr>
+              <w:spacing w:after="30" w:before="150"/>
+            </w:pPr>
+            <w:r>
+              <w:t xml:space="preserve"/>
+            </w:r>
+          </w:p>
+          <w:p>
+            <w:pPr>
+              <w:pBdr>
+                <w:bottom w:val="single" w:color="AFBECC" w:sz="6"/>
+              </w:pBdr>
+              <w:spacing w:after="30" w:before="150"/>
+            </w:pPr>
+            <w:r>
+              <w:t xml:space="preserve"/>
+            </w:r>
+          </w:p>
+          <w:p>
+            <w:pPr>
+              <w:pBdr>
+                <w:bottom w:val="single" w:color="AFBECC" w:sz="6"/>
+              </w:pBdr>
+              <w:spacing w:after="30" w:before="150"/>
+            </w:pPr>
+            <w:r>
+              <w:t xml:space="preserve"/>
+            </w:r>
+          </w:p>
+        </w:tc>
+        <w:tc>
+          <w:tcPr>
+            <w:tcW w:type="dxa" w:w="3000"/>
+            <w:shd w:fill="FBF3E2" w:color="auto" w:val="clear"/>
+            <w:tcMar>
+              <w:top w:type="dxa" w:w="80"/>
+              <w:left w:type="dxa" w:w="100"/>
+              <w:bottom w:type="dxa" w:w="80"/>
+              <w:right w:type="dxa" w:w="100"/>
+            </w:tcMar>
+            <w:vAlign w:val="top"/>
+          </w:tcPr>
+          <w:p>
+            <w:pPr>
+              <w:spacing w:after="40"/>
+            </w:pPr>
+            <w:r>
+              <w:rPr>
+                <w:b/>
+                <w:bCs/>
+                <w:color w:val="12355B"/>
+                <w:sz w:val="19"/>
+                <w:szCs w:val="19"/>
+              </w:rPr>
+              <w:t xml:space="preserve">Because... </w:t>
+            </w:r>
+            <w:r>
+              <w:rPr>
+                <w:color w:val="AFBECC"/>
+                <w:sz w:val="19"/>
+                <w:szCs w:val="19"/>
+              </w:rPr>
+              <w:t xml:space="preserve">________________</w:t>
+            </w:r>
+          </w:p>
+          <w:p>
+            <w:pPr>
+              <w:pBdr>
+                <w:bottom w:val="single" w:color="AFBECC" w:sz="6"/>
+              </w:pBdr>
+              <w:spacing w:after="30" w:before="150"/>
+            </w:pPr>
+            <w:r>
+              <w:t xml:space="preserve"/>
+            </w:r>
+          </w:p>
+          <w:p>
+            <w:pPr>
+              <w:spacing w:after="40" w:before="80"/>
+            </w:pPr>
+            <w:r>
+              <w:rPr>
+                <w:b/>
+                <w:bCs/>
+                <w:color w:val="6B4FA0"/>
+                <w:sz w:val="19"/>
+                <w:szCs w:val="19"/>
+              </w:rPr>
+              <w:t xml:space="preserve">Although... </w:t>
+            </w:r>
+            <w:r>
+              <w:rPr>
+                <w:color w:val="AFBECC"/>
+                <w:sz w:val="19"/>
+                <w:szCs w:val="19"/>
+              </w:rPr>
+              <w:t xml:space="preserve">_______________</w:t>
+            </w:r>
+          </w:p>
+          <w:p>
+            <w:pPr>
+              <w:pBdr>
+                <w:bottom w:val="single" w:color="AFBECC" w:sz="6"/>
+              </w:pBdr>
+              <w:spacing w:after="30" w:before="150"/>
+            </w:pPr>
+            <w:r>
+              <w:t xml:space="preserve"/>
+            </w:r>
+          </w:p>
+          <w:p>
+            <w:pPr>
+              <w:spacing w:after="40" w:before="80"/>
+            </w:pPr>
+            <w:r>
+              <w:rPr>
+                <w:b/>
+                <w:bCs/>
+                <w:color w:val="1FA6A2"/>
+                <w:sz w:val="19"/>
+                <w:szCs w:val="19"/>
+              </w:rPr>
+              <w:t xml:space="preserve">Therefore... </w:t>
+            </w:r>
+            <w:r>
+              <w:rPr>
+                <w:color w:val="AFBECC"/>
+                <w:sz w:val="19"/>
+                <w:szCs w:val="19"/>
+              </w:rPr>
+              <w:t xml:space="preserve">______________</w:t>
+            </w:r>
+          </w:p>
+          <w:p>
+            <w:pPr>
+              <w:pBdr>
+                <w:bottom w:val="single" w:color="AFBECC" w:sz="6"/>
+              </w:pBdr>
+              <w:spacing w:after="30" w:before="150"/>
             </w:pPr>
             <w:r>
               <w:t xml:space="preserve"/>
@@ -4135,84 +5027,7 @@
     </w:tbl>
     <w:p>
       <w:pPr>
-        <w:keepNext/>
-        <w:spacing w:after="60" w:before="160"/>
-      </w:pPr>
-      <w:r>
-        <w:rPr>
-          <w:b/>
-          <w:bCs/>
-          <w:color w:val="12355B"/>
-          <w:sz w:val="22"/>
-          <w:szCs w:val="22"/>
-        </w:rPr>
-        <w:t xml:space="preserve">3.  </w:t>
-      </w:r>
-      <w:r>
-        <w:rPr>
-          <w:b/>
-          <w:bCs/>
-          <w:sz w:val="21"/>
-          <w:szCs w:val="21"/>
-        </w:rPr>
-        <w:t xml:space="preserve">Agent Cole has 3/4 of a pound of fingerprint powder and splits it equally into 2 kits. How much powder goes in each kit?</w:t>
-      </w:r>
-    </w:p>
-    <w:p>
-      <w:pPr>
-        <w:spacing w:after="40"/>
-        <w:ind w:left="420"/>
-      </w:pPr>
-      <w:r>
-        <w:rPr>
-          <w:sz w:val="20"/>
-          <w:szCs w:val="20"/>
-        </w:rPr>
-        <w:t xml:space="preserve">A)  1 1/2 pounds</w:t>
-      </w:r>
-    </w:p>
-    <w:p>
-      <w:pPr>
-        <w:spacing w:after="40"/>
-        <w:ind w:left="420"/>
-      </w:pPr>
-      <w:r>
-        <w:rPr>
-          <w:sz w:val="20"/>
-          <w:szCs w:val="20"/>
-        </w:rPr>
-        <w:t xml:space="preserve">B)  1/8 pound</w:t>
-      </w:r>
-    </w:p>
-    <w:p>
-      <w:pPr>
-        <w:spacing w:after="40"/>
-        <w:ind w:left="420"/>
-      </w:pPr>
-      <w:r>
-        <w:rPr>
-          <w:sz w:val="20"/>
-          <w:szCs w:val="20"/>
-        </w:rPr>
-        <w:t xml:space="preserve">C)  3/8 pound</w:t>
-      </w:r>
-    </w:p>
-    <w:p>
-      <w:pPr>
-        <w:spacing w:after="40"/>
-        <w:ind w:left="420"/>
-      </w:pPr>
-      <w:r>
-        <w:rPr>
-          <w:sz w:val="20"/>
-          <w:szCs w:val="20"/>
-        </w:rPr>
-        <w:t xml:space="preserve">D)  3/4 pound</w:t>
-      </w:r>
-    </w:p>
-    <w:p>
-      <w:pPr>
-        <w:spacing w:after="20"/>
+        <w:spacing w:after="80"/>
       </w:pPr>
       <w:r>
         <w:t xml:space="preserve"/>
@@ -4220,33 +5035,217 @@
     </w:p>
     <w:tbl>
       <w:tblPr>
-        <w:tblW w:type="pct" w:w="100%"/>
+        <w:tblW w:type="dxa" w:w="9360"/>
         <w:tblBorders>
           <w:top w:val="single" w:color="C7D2DD" w:sz="6"/>
           <w:left w:val="single" w:color="C7D2DD" w:sz="6"/>
           <w:bottom w:val="single" w:color="C7D2DD" w:sz="6"/>
           <w:right w:val="single" w:color="C7D2DD" w:sz="6"/>
-          <w:insideH w:val="single" w:color="auto" w:sz="4"/>
-          <w:insideV w:val="single" w:color="auto" w:sz="4"/>
+          <w:insideH w:val="single" w:color="C7D2DD" w:sz="6"/>
+          <w:insideV w:val="single" w:color="C7D2DD" w:sz="6"/>
         </w:tblBorders>
       </w:tblPr>
       <w:tblGrid>
-        <w:gridCol w:w="100"/>
+        <w:gridCol w:w="2800"/>
+        <w:gridCol w:w="3560"/>
+        <w:gridCol w:w="3000"/>
       </w:tblGrid>
       <w:tr>
-        <w:tc>
-          <w:tcPr>
+        <w:trPr>
+          <w:cantSplit/>
+          <w:tblHeader/>
+        </w:trPr>
+        <w:tc>
+          <w:tcPr>
+            <w:tcW w:type="dxa" w:w="2800"/>
+            <w:shd w:fill="EEF4F8" w:color="auto" w:val="clear"/>
+            <w:tcMar>
+              <w:top w:type="dxa" w:w="60"/>
+              <w:left w:type="dxa" w:w="100"/>
+              <w:bottom w:type="dxa" w:w="60"/>
+              <w:right w:type="dxa" w:w="100"/>
+            </w:tcMar>
+          </w:tcPr>
+          <w:p>
+            <w:pPr>
+              <w:spacing w:after="0"/>
+            </w:pPr>
+            <w:r>
+              <w:rPr>
+                <w:b/>
+                <w:bCs/>
+                <w:color w:val="12355B"/>
+                <w:sz w:val="16"/>
+                <w:szCs w:val="16"/>
+              </w:rPr>
+              <w:t xml:space="preserve">CORE PROBLEM / GIVEN REPRESENTATION</w:t>
+            </w:r>
+          </w:p>
+        </w:tc>
+        <w:tc>
+          <w:tcPr>
+            <w:tcW w:type="dxa" w:w="3560"/>
+            <w:shd w:fill="EEF4F8" w:color="auto" w:val="clear"/>
+            <w:tcMar>
+              <w:top w:type="dxa" w:w="60"/>
+              <w:left w:type="dxa" w:w="100"/>
+              <w:bottom w:type="dxa" w:w="60"/>
+              <w:right w:type="dxa" w:w="100"/>
+            </w:tcMar>
+          </w:tcPr>
+          <w:p>
+            <w:pPr>
+              <w:spacing w:after="0"/>
+            </w:pPr>
+            <w:r>
+              <w:rPr>
+                <w:b/>
+                <w:bCs/>
+                <w:color w:val="12355B"/>
+                <w:sz w:val="16"/>
+                <w:szCs w:val="16"/>
+              </w:rPr>
+              <w:t xml:space="preserve">WORKING SPACE / CALCULATION STEPS</w:t>
+            </w:r>
+          </w:p>
+        </w:tc>
+        <w:tc>
+          <w:tcPr>
+            <w:tcW w:type="dxa" w:w="3000"/>
             <w:shd w:fill="FBF3E2" w:color="auto" w:val="clear"/>
             <w:tcMar>
               <w:top w:type="dxa" w:w="60"/>
-              <w:left w:type="dxa" w:w="120"/>
+              <w:left w:type="dxa" w:w="100"/>
               <w:bottom w:type="dxa" w:w="60"/>
-              <w:right w:type="dxa" w:w="120"/>
-            </w:tcMar>
-          </w:tcPr>
-          <w:p>
-            <w:pPr>
-              <w:spacing w:after="0" w:line="320"/>
+              <w:right w:type="dxa" w:w="100"/>
+            </w:tcMar>
+          </w:tcPr>
+          <w:p>
+            <w:pPr>
+              <w:spacing w:after="0"/>
+            </w:pPr>
+            <w:r>
+              <w:rPr>
+                <w:b/>
+                <w:bCs/>
+                <w:color w:val="B97A12"/>
+                <w:sz w:val="16"/>
+                <w:szCs w:val="16"/>
+              </w:rPr>
+              <w:t xml:space="preserve">EXPLAIN YOUR REASONING</w:t>
+            </w:r>
+          </w:p>
+        </w:tc>
+      </w:tr>
+      <w:tr>
+        <w:trPr>
+          <w:cantSplit/>
+        </w:trPr>
+        <w:tc>
+          <w:tcPr>
+            <w:tcW w:type="dxa" w:w="2800"/>
+            <w:tcMar>
+              <w:top w:type="dxa" w:w="80"/>
+              <w:left w:type="dxa" w:w="100"/>
+              <w:bottom w:type="dxa" w:w="80"/>
+              <w:right w:type="dxa" w:w="100"/>
+            </w:tcMar>
+            <w:vAlign w:val="top"/>
+          </w:tcPr>
+          <w:p>
+            <w:pPr>
+              <w:spacing w:after="60"/>
+            </w:pPr>
+            <w:r>
+              <w:rPr>
+                <w:b/>
+                <w:bCs/>
+                <w:color w:val="12355B"/>
+                <w:sz w:val="21"/>
+                <w:szCs w:val="21"/>
+              </w:rPr>
+              <w:t xml:space="preserve">3.  </w:t>
+            </w:r>
+            <w:r>
+              <w:rPr>
+                <w:b/>
+                <w:bCs/>
+                <w:sz w:val="20"/>
+                <w:szCs w:val="20"/>
+              </w:rPr>
+              <w:t xml:space="preserve">Agent Cole has 3/4 of a pound of fingerprint powder and splits it equally into 2 kits. How much powder goes in each kit?</w:t>
+            </w:r>
+          </w:p>
+          <w:p>
+            <w:pPr>
+              <w:spacing w:after="30"/>
+              <w:ind w:left="180"/>
+            </w:pPr>
+            <w:r>
+              <w:rPr>
+                <w:sz w:val="19"/>
+                <w:szCs w:val="19"/>
+              </w:rPr>
+              <w:t xml:space="preserve">A)  1 1/2 pounds</w:t>
+            </w:r>
+          </w:p>
+          <w:p>
+            <w:pPr>
+              <w:spacing w:after="30"/>
+              <w:ind w:left="180"/>
+            </w:pPr>
+            <w:r>
+              <w:rPr>
+                <w:sz w:val="19"/>
+                <w:szCs w:val="19"/>
+              </w:rPr>
+              <w:t xml:space="preserve">B)  1/8 pound</w:t>
+            </w:r>
+          </w:p>
+          <w:p>
+            <w:pPr>
+              <w:spacing w:after="30"/>
+              <w:ind w:left="180"/>
+            </w:pPr>
+            <w:r>
+              <w:rPr>
+                <w:sz w:val="19"/>
+                <w:szCs w:val="19"/>
+              </w:rPr>
+              <w:t xml:space="preserve">C)  3/8 pound</w:t>
+            </w:r>
+          </w:p>
+          <w:p>
+            <w:pPr>
+              <w:spacing w:after="30"/>
+              <w:ind w:left="180"/>
+            </w:pPr>
+            <w:r>
+              <w:rPr>
+                <w:sz w:val="19"/>
+                <w:szCs w:val="19"/>
+              </w:rPr>
+              <w:t xml:space="preserve">D)  3/4 pound</w:t>
+            </w:r>
+          </w:p>
+        </w:tc>
+        <w:tc>
+          <w:tcPr>
+            <w:tcW w:type="dxa" w:w="3560"/>
+            <w:tcMar>
+              <w:top w:type="dxa" w:w="80"/>
+              <w:left w:type="dxa" w:w="100"/>
+              <w:bottom w:type="dxa" w:w="80"/>
+              <w:right w:type="dxa" w:w="100"/>
+            </w:tcMar>
+            <w:vAlign w:val="top"/>
+          </w:tcPr>
+          <w:p>
+            <w:pPr>
+              <w:pBdr>
+                <w:bottom w:val="single" w:color="AFBECC" w:sz="6"/>
+              </w:pBdr>
+              <w:spacing w:after="30" w:before="150"/>
             </w:pPr>
             <w:r>
               <w:t xml:space="preserve"/>
@@ -4254,7 +5253,147 @@
           </w:p>
           <w:p>
             <w:pPr>
-              <w:spacing w:after="0" w:line="320"/>
+              <w:pBdr>
+                <w:bottom w:val="single" w:color="AFBECC" w:sz="6"/>
+              </w:pBdr>
+              <w:spacing w:after="30" w:before="150"/>
+            </w:pPr>
+            <w:r>
+              <w:t xml:space="preserve"/>
+            </w:r>
+          </w:p>
+          <w:p>
+            <w:pPr>
+              <w:pBdr>
+                <w:bottom w:val="single" w:color="AFBECC" w:sz="6"/>
+              </w:pBdr>
+              <w:spacing w:after="30" w:before="150"/>
+            </w:pPr>
+            <w:r>
+              <w:t xml:space="preserve"/>
+            </w:r>
+          </w:p>
+          <w:p>
+            <w:pPr>
+              <w:pBdr>
+                <w:bottom w:val="single" w:color="AFBECC" w:sz="6"/>
+              </w:pBdr>
+              <w:spacing w:after="30" w:before="150"/>
+            </w:pPr>
+            <w:r>
+              <w:t xml:space="preserve"/>
+            </w:r>
+          </w:p>
+        </w:tc>
+        <w:tc>
+          <w:tcPr>
+            <w:tcW w:type="dxa" w:w="3000"/>
+            <w:shd w:fill="FBF3E2" w:color="auto" w:val="clear"/>
+            <w:tcMar>
+              <w:top w:type="dxa" w:w="80"/>
+              <w:left w:type="dxa" w:w="100"/>
+              <w:bottom w:type="dxa" w:w="80"/>
+              <w:right w:type="dxa" w:w="100"/>
+            </w:tcMar>
+            <w:vAlign w:val="top"/>
+          </w:tcPr>
+          <w:p>
+            <w:pPr>
+              <w:spacing w:after="40"/>
+            </w:pPr>
+            <w:r>
+              <w:rPr>
+                <w:b/>
+                <w:bCs/>
+                <w:color w:val="12355B"/>
+                <w:sz w:val="19"/>
+                <w:szCs w:val="19"/>
+              </w:rPr>
+              <w:t xml:space="preserve">Because... </w:t>
+            </w:r>
+            <w:r>
+              <w:rPr>
+                <w:color w:val="AFBECC"/>
+                <w:sz w:val="19"/>
+                <w:szCs w:val="19"/>
+              </w:rPr>
+              <w:t xml:space="preserve">________________</w:t>
+            </w:r>
+          </w:p>
+          <w:p>
+            <w:pPr>
+              <w:pBdr>
+                <w:bottom w:val="single" w:color="AFBECC" w:sz="6"/>
+              </w:pBdr>
+              <w:spacing w:after="30" w:before="150"/>
+            </w:pPr>
+            <w:r>
+              <w:t xml:space="preserve"/>
+            </w:r>
+          </w:p>
+          <w:p>
+            <w:pPr>
+              <w:spacing w:after="40" w:before="80"/>
+            </w:pPr>
+            <w:r>
+              <w:rPr>
+                <w:b/>
+                <w:bCs/>
+                <w:color w:val="6B4FA0"/>
+                <w:sz w:val="19"/>
+                <w:szCs w:val="19"/>
+              </w:rPr>
+              <w:t xml:space="preserve">Although... </w:t>
+            </w:r>
+            <w:r>
+              <w:rPr>
+                <w:color w:val="AFBECC"/>
+                <w:sz w:val="19"/>
+                <w:szCs w:val="19"/>
+              </w:rPr>
+              <w:t xml:space="preserve">_______________</w:t>
+            </w:r>
+          </w:p>
+          <w:p>
+            <w:pPr>
+              <w:pBdr>
+                <w:bottom w:val="single" w:color="AFBECC" w:sz="6"/>
+              </w:pBdr>
+              <w:spacing w:after="30" w:before="150"/>
+            </w:pPr>
+            <w:r>
+              <w:t xml:space="preserve"/>
+            </w:r>
+          </w:p>
+          <w:p>
+            <w:pPr>
+              <w:spacing w:after="40" w:before="80"/>
+            </w:pPr>
+            <w:r>
+              <w:rPr>
+                <w:b/>
+                <w:bCs/>
+                <w:color w:val="1FA6A2"/>
+                <w:sz w:val="19"/>
+                <w:szCs w:val="19"/>
+              </w:rPr>
+              <w:t xml:space="preserve">Therefore... </w:t>
+            </w:r>
+            <w:r>
+              <w:rPr>
+                <w:color w:val="AFBECC"/>
+                <w:sz w:val="19"/>
+                <w:szCs w:val="19"/>
+              </w:rPr>
+              <w:t xml:space="preserve">______________</w:t>
+            </w:r>
+          </w:p>
+          <w:p>
+            <w:pPr>
+              <w:pBdr>
+                <w:bottom w:val="single" w:color="AFBECC" w:sz="6"/>
+              </w:pBdr>
+              <w:spacing w:after="30" w:before="150"/>
             </w:pPr>
             <w:r>
               <w:t xml:space="preserve"/>
@@ -4265,84 +5404,7 @@
     </w:tbl>
     <w:p>
       <w:pPr>
-        <w:keepNext/>
-        <w:spacing w:after="60" w:before="160"/>
-      </w:pPr>
-      <w:r>
-        <w:rPr>
-          <w:b/>
-          <w:bCs/>
-          <w:color w:val="12355B"/>
-          <w:sz w:val="22"/>
-          <w:szCs w:val="22"/>
-        </w:rPr>
-        <w:t xml:space="preserve">4.  </w:t>
-      </w:r>
-      <w:r>
-        <w:rPr>
-          <w:b/>
-          <w:bCs/>
-          <w:sz w:val="21"/>
-          <w:szCs w:val="21"/>
-        </w:rPr>
-        <w:t xml:space="preserve">What is 2/3 ÷ 4?</w:t>
-      </w:r>
-    </w:p>
-    <w:p>
-      <w:pPr>
-        <w:spacing w:after="40"/>
-        <w:ind w:left="420"/>
-      </w:pPr>
-      <w:r>
-        <w:rPr>
-          <w:sz w:val="20"/>
-          <w:szCs w:val="20"/>
-        </w:rPr>
-        <w:t xml:space="preserve">A)  1/6</w:t>
-      </w:r>
-    </w:p>
-    <w:p>
-      <w:pPr>
-        <w:spacing w:after="40"/>
-        <w:ind w:left="420"/>
-      </w:pPr>
-      <w:r>
-        <w:rPr>
-          <w:sz w:val="20"/>
-          <w:szCs w:val="20"/>
-        </w:rPr>
-        <w:t xml:space="preserve">B)  2/7</w:t>
-      </w:r>
-    </w:p>
-    <w:p>
-      <w:pPr>
-        <w:spacing w:after="40"/>
-        <w:ind w:left="420"/>
-      </w:pPr>
-      <w:r>
-        <w:rPr>
-          <w:sz w:val="20"/>
-          <w:szCs w:val="20"/>
-        </w:rPr>
-        <w:t xml:space="preserve">C)  3/8</w:t>
-      </w:r>
-    </w:p>
-    <w:p>
-      <w:pPr>
-        <w:spacing w:after="40"/>
-        <w:ind w:left="420"/>
-      </w:pPr>
-      <w:r>
-        <w:rPr>
-          <w:sz w:val="20"/>
-          <w:szCs w:val="20"/>
-        </w:rPr>
-        <w:t xml:space="preserve">D)  8/3</w:t>
-      </w:r>
-    </w:p>
-    <w:p>
-      <w:pPr>
-        <w:spacing w:after="20"/>
+        <w:spacing w:after="80"/>
       </w:pPr>
       <w:r>
         <w:t xml:space="preserve"/>
@@ -4350,33 +5412,217 @@
     </w:p>
     <w:tbl>
       <w:tblPr>
-        <w:tblW w:type="pct" w:w="100%"/>
+        <w:tblW w:type="dxa" w:w="9360"/>
         <w:tblBorders>
           <w:top w:val="single" w:color="C7D2DD" w:sz="6"/>
           <w:left w:val="single" w:color="C7D2DD" w:sz="6"/>
           <w:bottom w:val="single" w:color="C7D2DD" w:sz="6"/>
           <w:right w:val="single" w:color="C7D2DD" w:sz="6"/>
-          <w:insideH w:val="single" w:color="auto" w:sz="4"/>
-          <w:insideV w:val="single" w:color="auto" w:sz="4"/>
+          <w:insideH w:val="single" w:color="C7D2DD" w:sz="6"/>
+          <w:insideV w:val="single" w:color="C7D2DD" w:sz="6"/>
         </w:tblBorders>
       </w:tblPr>
       <w:tblGrid>
-        <w:gridCol w:w="100"/>
+        <w:gridCol w:w="2800"/>
+        <w:gridCol w:w="3560"/>
+        <w:gridCol w:w="3000"/>
       </w:tblGrid>
       <w:tr>
-        <w:tc>
-          <w:tcPr>
+        <w:trPr>
+          <w:cantSplit/>
+          <w:tblHeader/>
+        </w:trPr>
+        <w:tc>
+          <w:tcPr>
+            <w:tcW w:type="dxa" w:w="2800"/>
+            <w:shd w:fill="EEF4F8" w:color="auto" w:val="clear"/>
+            <w:tcMar>
+              <w:top w:type="dxa" w:w="60"/>
+              <w:left w:type="dxa" w:w="100"/>
+              <w:bottom w:type="dxa" w:w="60"/>
+              <w:right w:type="dxa" w:w="100"/>
+            </w:tcMar>
+          </w:tcPr>
+          <w:p>
+            <w:pPr>
+              <w:spacing w:after="0"/>
+            </w:pPr>
+            <w:r>
+              <w:rPr>
+                <w:b/>
+                <w:bCs/>
+                <w:color w:val="12355B"/>
+                <w:sz w:val="16"/>
+                <w:szCs w:val="16"/>
+              </w:rPr>
+              <w:t xml:space="preserve">CORE PROBLEM / GIVEN REPRESENTATION</w:t>
+            </w:r>
+          </w:p>
+        </w:tc>
+        <w:tc>
+          <w:tcPr>
+            <w:tcW w:type="dxa" w:w="3560"/>
+            <w:shd w:fill="EEF4F8" w:color="auto" w:val="clear"/>
+            <w:tcMar>
+              <w:top w:type="dxa" w:w="60"/>
+              <w:left w:type="dxa" w:w="100"/>
+              <w:bottom w:type="dxa" w:w="60"/>
+              <w:right w:type="dxa" w:w="100"/>
+            </w:tcMar>
+          </w:tcPr>
+          <w:p>
+            <w:pPr>
+              <w:spacing w:after="0"/>
+            </w:pPr>
+            <w:r>
+              <w:rPr>
+                <w:b/>
+                <w:bCs/>
+                <w:color w:val="12355B"/>
+                <w:sz w:val="16"/>
+                <w:szCs w:val="16"/>
+              </w:rPr>
+              <w:t xml:space="preserve">WORKING SPACE / CALCULATION STEPS</w:t>
+            </w:r>
+          </w:p>
+        </w:tc>
+        <w:tc>
+          <w:tcPr>
+            <w:tcW w:type="dxa" w:w="3000"/>
             <w:shd w:fill="FBF3E2" w:color="auto" w:val="clear"/>
             <w:tcMar>
               <w:top w:type="dxa" w:w="60"/>
-              <w:left w:type="dxa" w:w="120"/>
+              <w:left w:type="dxa" w:w="100"/>
               <w:bottom w:type="dxa" w:w="60"/>
-              <w:right w:type="dxa" w:w="120"/>
-            </w:tcMar>
-          </w:tcPr>
-          <w:p>
-            <w:pPr>
-              <w:spacing w:after="0" w:line="320"/>
+              <w:right w:type="dxa" w:w="100"/>
+            </w:tcMar>
+          </w:tcPr>
+          <w:p>
+            <w:pPr>
+              <w:spacing w:after="0"/>
+            </w:pPr>
+            <w:r>
+              <w:rPr>
+                <w:b/>
+                <w:bCs/>
+                <w:color w:val="B97A12"/>
+                <w:sz w:val="16"/>
+                <w:szCs w:val="16"/>
+              </w:rPr>
+              <w:t xml:space="preserve">EXPLAIN YOUR REASONING</w:t>
+            </w:r>
+          </w:p>
+        </w:tc>
+      </w:tr>
+      <w:tr>
+        <w:trPr>
+          <w:cantSplit/>
+        </w:trPr>
+        <w:tc>
+          <w:tcPr>
+            <w:tcW w:type="dxa" w:w="2800"/>
+            <w:tcMar>
+              <w:top w:type="dxa" w:w="80"/>
+              <w:left w:type="dxa" w:w="100"/>
+              <w:bottom w:type="dxa" w:w="80"/>
+              <w:right w:type="dxa" w:w="100"/>
+            </w:tcMar>
+            <w:vAlign w:val="top"/>
+          </w:tcPr>
+          <w:p>
+            <w:pPr>
+              <w:spacing w:after="60"/>
+            </w:pPr>
+            <w:r>
+              <w:rPr>
+                <w:b/>
+                <w:bCs/>
+                <w:color w:val="12355B"/>
+                <w:sz w:val="21"/>
+                <w:szCs w:val="21"/>
+              </w:rPr>
+              <w:t xml:space="preserve">4.  </w:t>
+            </w:r>
+            <w:r>
+              <w:rPr>
+                <w:b/>
+                <w:bCs/>
+                <w:sz w:val="20"/>
+                <w:szCs w:val="20"/>
+              </w:rPr>
+              <w:t xml:space="preserve">What is 2/3 ÷ 4?</w:t>
+            </w:r>
+          </w:p>
+          <w:p>
+            <w:pPr>
+              <w:spacing w:after="30"/>
+              <w:ind w:left="180"/>
+            </w:pPr>
+            <w:r>
+              <w:rPr>
+                <w:sz w:val="19"/>
+                <w:szCs w:val="19"/>
+              </w:rPr>
+              <w:t xml:space="preserve">A)  1/6</w:t>
+            </w:r>
+          </w:p>
+          <w:p>
+            <w:pPr>
+              <w:spacing w:after="30"/>
+              <w:ind w:left="180"/>
+            </w:pPr>
+            <w:r>
+              <w:rPr>
+                <w:sz w:val="19"/>
+                <w:szCs w:val="19"/>
+              </w:rPr>
+              <w:t xml:space="preserve">B)  2/7</w:t>
+            </w:r>
+          </w:p>
+          <w:p>
+            <w:pPr>
+              <w:spacing w:after="30"/>
+              <w:ind w:left="180"/>
+            </w:pPr>
+            <w:r>
+              <w:rPr>
+                <w:sz w:val="19"/>
+                <w:szCs w:val="19"/>
+              </w:rPr>
+              <w:t xml:space="preserve">C)  3/8</w:t>
+            </w:r>
+          </w:p>
+          <w:p>
+            <w:pPr>
+              <w:spacing w:after="30"/>
+              <w:ind w:left="180"/>
+            </w:pPr>
+            <w:r>
+              <w:rPr>
+                <w:sz w:val="19"/>
+                <w:szCs w:val="19"/>
+              </w:rPr>
+              <w:t xml:space="preserve">D)  8/3</w:t>
+            </w:r>
+          </w:p>
+        </w:tc>
+        <w:tc>
+          <w:tcPr>
+            <w:tcW w:type="dxa" w:w="3560"/>
+            <w:tcMar>
+              <w:top w:type="dxa" w:w="80"/>
+              <w:left w:type="dxa" w:w="100"/>
+              <w:bottom w:type="dxa" w:w="80"/>
+              <w:right w:type="dxa" w:w="100"/>
+            </w:tcMar>
+            <w:vAlign w:val="top"/>
+          </w:tcPr>
+          <w:p>
+            <w:pPr>
+              <w:pBdr>
+                <w:bottom w:val="single" w:color="AFBECC" w:sz="6"/>
+              </w:pBdr>
+              <w:spacing w:after="30" w:before="150"/>
             </w:pPr>
             <w:r>
               <w:t xml:space="preserve"/>
@@ -4384,7 +5630,147 @@
           </w:p>
           <w:p>
             <w:pPr>
-              <w:spacing w:after="0" w:line="320"/>
+              <w:pBdr>
+                <w:bottom w:val="single" w:color="AFBECC" w:sz="6"/>
+              </w:pBdr>
+              <w:spacing w:after="30" w:before="150"/>
+            </w:pPr>
+            <w:r>
+              <w:t xml:space="preserve"/>
+            </w:r>
+          </w:p>
+          <w:p>
+            <w:pPr>
+              <w:pBdr>
+                <w:bottom w:val="single" w:color="AFBECC" w:sz="6"/>
+              </w:pBdr>
+              <w:spacing w:after="30" w:before="150"/>
+            </w:pPr>
+            <w:r>
+              <w:t xml:space="preserve"/>
+            </w:r>
+          </w:p>
+          <w:p>
+            <w:pPr>
+              <w:pBdr>
+                <w:bottom w:val="single" w:color="AFBECC" w:sz="6"/>
+              </w:pBdr>
+              <w:spacing w:after="30" w:before="150"/>
+            </w:pPr>
+            <w:r>
+              <w:t xml:space="preserve"/>
+            </w:r>
+          </w:p>
+        </w:tc>
+        <w:tc>
+          <w:tcPr>
+            <w:tcW w:type="dxa" w:w="3000"/>
+            <w:shd w:fill="FBF3E2" w:color="auto" w:val="clear"/>
+            <w:tcMar>
+              <w:top w:type="dxa" w:w="80"/>
+              <w:left w:type="dxa" w:w="100"/>
+              <w:bottom w:type="dxa" w:w="80"/>
+              <w:right w:type="dxa" w:w="100"/>
+            </w:tcMar>
+            <w:vAlign w:val="top"/>
+          </w:tcPr>
+          <w:p>
+            <w:pPr>
+              <w:spacing w:after="40"/>
+            </w:pPr>
+            <w:r>
+              <w:rPr>
+                <w:b/>
+                <w:bCs/>
+                <w:color w:val="12355B"/>
+                <w:sz w:val="19"/>
+                <w:szCs w:val="19"/>
+              </w:rPr>
+              <w:t xml:space="preserve">Because... </w:t>
+            </w:r>
+            <w:r>
+              <w:rPr>
+                <w:color w:val="AFBECC"/>
+                <w:sz w:val="19"/>
+                <w:szCs w:val="19"/>
+              </w:rPr>
+              <w:t xml:space="preserve">________________</w:t>
+            </w:r>
+          </w:p>
+          <w:p>
+            <w:pPr>
+              <w:pBdr>
+                <w:bottom w:val="single" w:color="AFBECC" w:sz="6"/>
+              </w:pBdr>
+              <w:spacing w:after="30" w:before="150"/>
+            </w:pPr>
+            <w:r>
+              <w:t xml:space="preserve"/>
+            </w:r>
+          </w:p>
+          <w:p>
+            <w:pPr>
+              <w:spacing w:after="40" w:before="80"/>
+            </w:pPr>
+            <w:r>
+              <w:rPr>
+                <w:b/>
+                <w:bCs/>
+                <w:color w:val="6B4FA0"/>
+                <w:sz w:val="19"/>
+                <w:szCs w:val="19"/>
+              </w:rPr>
+              <w:t xml:space="preserve">Although... </w:t>
+            </w:r>
+            <w:r>
+              <w:rPr>
+                <w:color w:val="AFBECC"/>
+                <w:sz w:val="19"/>
+                <w:szCs w:val="19"/>
+              </w:rPr>
+              <w:t xml:space="preserve">_______________</w:t>
+            </w:r>
+          </w:p>
+          <w:p>
+            <w:pPr>
+              <w:pBdr>
+                <w:bottom w:val="single" w:color="AFBECC" w:sz="6"/>
+              </w:pBdr>
+              <w:spacing w:after="30" w:before="150"/>
+            </w:pPr>
+            <w:r>
+              <w:t xml:space="preserve"/>
+            </w:r>
+          </w:p>
+          <w:p>
+            <w:pPr>
+              <w:spacing w:after="40" w:before="80"/>
+            </w:pPr>
+            <w:r>
+              <w:rPr>
+                <w:b/>
+                <w:bCs/>
+                <w:color w:val="1FA6A2"/>
+                <w:sz w:val="19"/>
+                <w:szCs w:val="19"/>
+              </w:rPr>
+              <w:t xml:space="preserve">Therefore... </w:t>
+            </w:r>
+            <w:r>
+              <w:rPr>
+                <w:color w:val="AFBECC"/>
+                <w:sz w:val="19"/>
+                <w:szCs w:val="19"/>
+              </w:rPr>
+              <w:t xml:space="preserve">______________</w:t>
+            </w:r>
+          </w:p>
+          <w:p>
+            <w:pPr>
+              <w:pBdr>
+                <w:bottom w:val="single" w:color="AFBECC" w:sz="6"/>
+              </w:pBdr>
+              <w:spacing w:after="30" w:before="150"/>
             </w:pPr>
             <w:r>
               <w:t xml:space="preserve"/>
@@ -4395,84 +5781,7 @@
     </w:tbl>
     <w:p>
       <w:pPr>
-        <w:keepNext/>
-        <w:spacing w:after="60" w:before="160"/>
-      </w:pPr>
-      <w:r>
-        <w:rPr>
-          <w:b/>
-          <w:bCs/>
-          <w:color w:val="12355B"/>
-          <w:sz w:val="22"/>
-          <w:szCs w:val="22"/>
-        </w:rPr>
-        <w:t xml:space="preserve">5.  </w:t>
-      </w:r>
-      <w:r>
-        <w:rPr>
-          <w:b/>
-          <w:bCs/>
-          <w:sz w:val="21"/>
-          <w:szCs w:val="21"/>
-        </w:rPr>
-        <w:t xml:space="preserve">What is 6 ÷ 1/5?</w:t>
-      </w:r>
-    </w:p>
-    <w:p>
-      <w:pPr>
-        <w:spacing w:after="40"/>
-        <w:ind w:left="420"/>
-      </w:pPr>
-      <w:r>
-        <w:rPr>
-          <w:sz w:val="20"/>
-          <w:szCs w:val="20"/>
-        </w:rPr>
-        <w:t xml:space="preserve">A)  1</w:t>
-      </w:r>
-    </w:p>
-    <w:p>
-      <w:pPr>
-        <w:spacing w:after="40"/>
-        <w:ind w:left="420"/>
-      </w:pPr>
-      <w:r>
-        <w:rPr>
-          <w:sz w:val="20"/>
-          <w:szCs w:val="20"/>
-        </w:rPr>
-        <w:t xml:space="preserve">B)  5/6</w:t>
-      </w:r>
-    </w:p>
-    <w:p>
-      <w:pPr>
-        <w:spacing w:after="40"/>
-        <w:ind w:left="420"/>
-      </w:pPr>
-      <w:r>
-        <w:rPr>
-          <w:sz w:val="20"/>
-          <w:szCs w:val="20"/>
-        </w:rPr>
-        <w:t xml:space="preserve">C)  6/5</w:t>
-      </w:r>
-    </w:p>
-    <w:p>
-      <w:pPr>
-        <w:spacing w:after="40"/>
-        <w:ind w:left="420"/>
-      </w:pPr>
-      <w:r>
-        <w:rPr>
-          <w:sz w:val="20"/>
-          <w:szCs w:val="20"/>
-        </w:rPr>
-        <w:t xml:space="preserve">D)  30</w:t>
-      </w:r>
-    </w:p>
-    <w:p>
-      <w:pPr>
-        <w:spacing w:after="20"/>
+        <w:spacing w:after="80"/>
       </w:pPr>
       <w:r>
         <w:t xml:space="preserve"/>
@@ -4480,33 +5789,217 @@
     </w:p>
     <w:tbl>
       <w:tblPr>
-        <w:tblW w:type="pct" w:w="100%"/>
+        <w:tblW w:type="dxa" w:w="9360"/>
         <w:tblBorders>
           <w:top w:val="single" w:color="C7D2DD" w:sz="6"/>
           <w:left w:val="single" w:color="C7D2DD" w:sz="6"/>
           <w:bottom w:val="single" w:color="C7D2DD" w:sz="6"/>
           <w:right w:val="single" w:color="C7D2DD" w:sz="6"/>
-          <w:insideH w:val="single" w:color="auto" w:sz="4"/>
-          <w:insideV w:val="single" w:color="auto" w:sz="4"/>
+          <w:insideH w:val="single" w:color="C7D2DD" w:sz="6"/>
+          <w:insideV w:val="single" w:color="C7D2DD" w:sz="6"/>
         </w:tblBorders>
       </w:tblPr>
       <w:tblGrid>
-        <w:gridCol w:w="100"/>
+        <w:gridCol w:w="2800"/>
+        <w:gridCol w:w="3560"/>
+        <w:gridCol w:w="3000"/>
       </w:tblGrid>
       <w:tr>
-        <w:tc>
-          <w:tcPr>
+        <w:trPr>
+          <w:cantSplit/>
+          <w:tblHeader/>
+        </w:trPr>
+        <w:tc>
+          <w:tcPr>
+            <w:tcW w:type="dxa" w:w="2800"/>
+            <w:shd w:fill="EEF4F8" w:color="auto" w:val="clear"/>
+            <w:tcMar>
+              <w:top w:type="dxa" w:w="60"/>
+              <w:left w:type="dxa" w:w="100"/>
+              <w:bottom w:type="dxa" w:w="60"/>
+              <w:right w:type="dxa" w:w="100"/>
+            </w:tcMar>
+          </w:tcPr>
+          <w:p>
+            <w:pPr>
+              <w:spacing w:after="0"/>
+            </w:pPr>
+            <w:r>
+              <w:rPr>
+                <w:b/>
+                <w:bCs/>
+                <w:color w:val="12355B"/>
+                <w:sz w:val="16"/>
+                <w:szCs w:val="16"/>
+              </w:rPr>
+              <w:t xml:space="preserve">CORE PROBLEM / GIVEN REPRESENTATION</w:t>
+            </w:r>
+          </w:p>
+        </w:tc>
+        <w:tc>
+          <w:tcPr>
+            <w:tcW w:type="dxa" w:w="3560"/>
+            <w:shd w:fill="EEF4F8" w:color="auto" w:val="clear"/>
+            <w:tcMar>
+              <w:top w:type="dxa" w:w="60"/>
+              <w:left w:type="dxa" w:w="100"/>
+              <w:bottom w:type="dxa" w:w="60"/>
+              <w:right w:type="dxa" w:w="100"/>
+            </w:tcMar>
+          </w:tcPr>
+          <w:p>
+            <w:pPr>
+              <w:spacing w:after="0"/>
+            </w:pPr>
+            <w:r>
+              <w:rPr>
+                <w:b/>
+                <w:bCs/>
+                <w:color w:val="12355B"/>
+                <w:sz w:val="16"/>
+                <w:szCs w:val="16"/>
+              </w:rPr>
+              <w:t xml:space="preserve">WORKING SPACE / CALCULATION STEPS</w:t>
+            </w:r>
+          </w:p>
+        </w:tc>
+        <w:tc>
+          <w:tcPr>
+            <w:tcW w:type="dxa" w:w="3000"/>
             <w:shd w:fill="FBF3E2" w:color="auto" w:val="clear"/>
             <w:tcMar>
               <w:top w:type="dxa" w:w="60"/>
-              <w:left w:type="dxa" w:w="120"/>
+              <w:left w:type="dxa" w:w="100"/>
               <w:bottom w:type="dxa" w:w="60"/>
-              <w:right w:type="dxa" w:w="120"/>
-            </w:tcMar>
-          </w:tcPr>
-          <w:p>
-            <w:pPr>
-              <w:spacing w:after="0" w:line="320"/>
+              <w:right w:type="dxa" w:w="100"/>
+            </w:tcMar>
+          </w:tcPr>
+          <w:p>
+            <w:pPr>
+              <w:spacing w:after="0"/>
+            </w:pPr>
+            <w:r>
+              <w:rPr>
+                <w:b/>
+                <w:bCs/>
+                <w:color w:val="B97A12"/>
+                <w:sz w:val="16"/>
+                <w:szCs w:val="16"/>
+              </w:rPr>
+              <w:t xml:space="preserve">EXPLAIN YOUR REASONING</w:t>
+            </w:r>
+          </w:p>
+        </w:tc>
+      </w:tr>
+      <w:tr>
+        <w:trPr>
+          <w:cantSplit/>
+        </w:trPr>
+        <w:tc>
+          <w:tcPr>
+            <w:tcW w:type="dxa" w:w="2800"/>
+            <w:tcMar>
+              <w:top w:type="dxa" w:w="80"/>
+              <w:left w:type="dxa" w:w="100"/>
+              <w:bottom w:type="dxa" w:w="80"/>
+              <w:right w:type="dxa" w:w="100"/>
+            </w:tcMar>
+            <w:vAlign w:val="top"/>
+          </w:tcPr>
+          <w:p>
+            <w:pPr>
+              <w:spacing w:after="60"/>
+            </w:pPr>
+            <w:r>
+              <w:rPr>
+                <w:b/>
+                <w:bCs/>
+                <w:color w:val="12355B"/>
+                <w:sz w:val="21"/>
+                <w:szCs w:val="21"/>
+              </w:rPr>
+              <w:t xml:space="preserve">5.  </w:t>
+            </w:r>
+            <w:r>
+              <w:rPr>
+                <w:b/>
+                <w:bCs/>
+                <w:sz w:val="20"/>
+                <w:szCs w:val="20"/>
+              </w:rPr>
+              <w:t xml:space="preserve">What is 6 ÷ 1/5?</w:t>
+            </w:r>
+          </w:p>
+          <w:p>
+            <w:pPr>
+              <w:spacing w:after="30"/>
+              <w:ind w:left="180"/>
+            </w:pPr>
+            <w:r>
+              <w:rPr>
+                <w:sz w:val="19"/>
+                <w:szCs w:val="19"/>
+              </w:rPr>
+              <w:t xml:space="preserve">A)  1</w:t>
+            </w:r>
+          </w:p>
+          <w:p>
+            <w:pPr>
+              <w:spacing w:after="30"/>
+              <w:ind w:left="180"/>
+            </w:pPr>
+            <w:r>
+              <w:rPr>
+                <w:sz w:val="19"/>
+                <w:szCs w:val="19"/>
+              </w:rPr>
+              <w:t xml:space="preserve">B)  5/6</w:t>
+            </w:r>
+          </w:p>
+          <w:p>
+            <w:pPr>
+              <w:spacing w:after="30"/>
+              <w:ind w:left="180"/>
+            </w:pPr>
+            <w:r>
+              <w:rPr>
+                <w:sz w:val="19"/>
+                <w:szCs w:val="19"/>
+              </w:rPr>
+              <w:t xml:space="preserve">C)  6/5</w:t>
+            </w:r>
+          </w:p>
+          <w:p>
+            <w:pPr>
+              <w:spacing w:after="30"/>
+              <w:ind w:left="180"/>
+            </w:pPr>
+            <w:r>
+              <w:rPr>
+                <w:sz w:val="19"/>
+                <w:szCs w:val="19"/>
+              </w:rPr>
+              <w:t xml:space="preserve">D)  30</w:t>
+            </w:r>
+          </w:p>
+        </w:tc>
+        <w:tc>
+          <w:tcPr>
+            <w:tcW w:type="dxa" w:w="3560"/>
+            <w:tcMar>
+              <w:top w:type="dxa" w:w="80"/>
+              <w:left w:type="dxa" w:w="100"/>
+              <w:bottom w:type="dxa" w:w="80"/>
+              <w:right w:type="dxa" w:w="100"/>
+            </w:tcMar>
+            <w:vAlign w:val="top"/>
+          </w:tcPr>
+          <w:p>
+            <w:pPr>
+              <w:pBdr>
+                <w:bottom w:val="single" w:color="AFBECC" w:sz="6"/>
+              </w:pBdr>
+              <w:spacing w:after="30" w:before="150"/>
             </w:pPr>
             <w:r>
               <w:t xml:space="preserve"/>
@@ -4514,7 +6007,147 @@
           </w:p>
           <w:p>
             <w:pPr>
-              <w:spacing w:after="0" w:line="320"/>
+              <w:pBdr>
+                <w:bottom w:val="single" w:color="AFBECC" w:sz="6"/>
+              </w:pBdr>
+              <w:spacing w:after="30" w:before="150"/>
+            </w:pPr>
+            <w:r>
+              <w:t xml:space="preserve"/>
+            </w:r>
+          </w:p>
+          <w:p>
+            <w:pPr>
+              <w:pBdr>
+                <w:bottom w:val="single" w:color="AFBECC" w:sz="6"/>
+              </w:pBdr>
+              <w:spacing w:after="30" w:before="150"/>
+            </w:pPr>
+            <w:r>
+              <w:t xml:space="preserve"/>
+            </w:r>
+          </w:p>
+          <w:p>
+            <w:pPr>
+              <w:pBdr>
+                <w:bottom w:val="single" w:color="AFBECC" w:sz="6"/>
+              </w:pBdr>
+              <w:spacing w:after="30" w:before="150"/>
+            </w:pPr>
+            <w:r>
+              <w:t xml:space="preserve"/>
+            </w:r>
+          </w:p>
+        </w:tc>
+        <w:tc>
+          <w:tcPr>
+            <w:tcW w:type="dxa" w:w="3000"/>
+            <w:shd w:fill="FBF3E2" w:color="auto" w:val="clear"/>
+            <w:tcMar>
+              <w:top w:type="dxa" w:w="80"/>
+              <w:left w:type="dxa" w:w="100"/>
+              <w:bottom w:type="dxa" w:w="80"/>
+              <w:right w:type="dxa" w:w="100"/>
+            </w:tcMar>
+            <w:vAlign w:val="top"/>
+          </w:tcPr>
+          <w:p>
+            <w:pPr>
+              <w:spacing w:after="40"/>
+            </w:pPr>
+            <w:r>
+              <w:rPr>
+                <w:b/>
+                <w:bCs/>
+                <w:color w:val="12355B"/>
+                <w:sz w:val="19"/>
+                <w:szCs w:val="19"/>
+              </w:rPr>
+              <w:t xml:space="preserve">Because... </w:t>
+            </w:r>
+            <w:r>
+              <w:rPr>
+                <w:color w:val="AFBECC"/>
+                <w:sz w:val="19"/>
+                <w:szCs w:val="19"/>
+              </w:rPr>
+              <w:t xml:space="preserve">________________</w:t>
+            </w:r>
+          </w:p>
+          <w:p>
+            <w:pPr>
+              <w:pBdr>
+                <w:bottom w:val="single" w:color="AFBECC" w:sz="6"/>
+              </w:pBdr>
+              <w:spacing w:after="30" w:before="150"/>
+            </w:pPr>
+            <w:r>
+              <w:t xml:space="preserve"/>
+            </w:r>
+          </w:p>
+          <w:p>
+            <w:pPr>
+              <w:spacing w:after="40" w:before="80"/>
+            </w:pPr>
+            <w:r>
+              <w:rPr>
+                <w:b/>
+                <w:bCs/>
+                <w:color w:val="6B4FA0"/>
+                <w:sz w:val="19"/>
+                <w:szCs w:val="19"/>
+              </w:rPr>
+              <w:t xml:space="preserve">Although... </w:t>
+            </w:r>
+            <w:r>
+              <w:rPr>
+                <w:color w:val="AFBECC"/>
+                <w:sz w:val="19"/>
+                <w:szCs w:val="19"/>
+              </w:rPr>
+              <w:t xml:space="preserve">_______________</w:t>
+            </w:r>
+          </w:p>
+          <w:p>
+            <w:pPr>
+              <w:pBdr>
+                <w:bottom w:val="single" w:color="AFBECC" w:sz="6"/>
+              </w:pBdr>
+              <w:spacing w:after="30" w:before="150"/>
+            </w:pPr>
+            <w:r>
+              <w:t xml:space="preserve"/>
+            </w:r>
+          </w:p>
+          <w:p>
+            <w:pPr>
+              <w:spacing w:after="40" w:before="80"/>
+            </w:pPr>
+            <w:r>
+              <w:rPr>
+                <w:b/>
+                <w:bCs/>
+                <w:color w:val="1FA6A2"/>
+                <w:sz w:val="19"/>
+                <w:szCs w:val="19"/>
+              </w:rPr>
+              <w:t xml:space="preserve">Therefore... </w:t>
+            </w:r>
+            <w:r>
+              <w:rPr>
+                <w:color w:val="AFBECC"/>
+                <w:sz w:val="19"/>
+                <w:szCs w:val="19"/>
+              </w:rPr>
+              <w:t xml:space="preserve">______________</w:t>
+            </w:r>
+          </w:p>
+          <w:p>
+            <w:pPr>
+              <w:pBdr>
+                <w:bottom w:val="single" w:color="AFBECC" w:sz="6"/>
+              </w:pBdr>
+              <w:spacing w:after="30" w:before="150"/>
             </w:pPr>
             <w:r>
               <w:t xml:space="preserve"/>
@@ -4523,6 +6156,14 @@
         </w:tc>
       </w:tr>
     </w:tbl>
+    <w:p>
+      <w:pPr>
+        <w:spacing w:after="80"/>
+      </w:pPr>
+      <w:r>
+        <w:t xml:space="preserve"/>
+      </w:r>
+    </w:p>
     <w:p>
       <w:pPr>
         <w:pStyle w:val="Heading2"/>
@@ -4549,120 +6190,219 @@
         <w:t xml:space="preserve">   grade-level practice</w:t>
       </w:r>
     </w:p>
-    <w:p>
-      <w:pPr>
-        <w:keepNext/>
-        <w:spacing w:after="60" w:before="160"/>
-      </w:pPr>
-      <w:r>
-        <w:rPr>
-          <w:b/>
-          <w:bCs/>
-          <w:color w:val="12355B"/>
-          <w:sz w:val="22"/>
-          <w:szCs w:val="22"/>
-        </w:rPr>
-        <w:t xml:space="preserve">6.  </w:t>
-      </w:r>
-      <w:r>
-        <w:rPr>
-          <w:b/>
-          <w:bCs/>
-          <w:sz w:val="21"/>
-          <w:szCs w:val="21"/>
-        </w:rPr>
-        <w:t xml:space="preserve">A shelf is 5 feet long. Books are each 1/4 foot wide. How many books fit on the shelf? Which expression represents this?</w:t>
-      </w:r>
-    </w:p>
-    <w:p>
-      <w:pPr>
-        <w:spacing w:after="40"/>
-        <w:ind w:left="420"/>
-      </w:pPr>
-      <w:r>
-        <w:rPr>
-          <w:sz w:val="20"/>
-          <w:szCs w:val="20"/>
-        </w:rPr>
-        <w:t xml:space="preserve">A)  1/4 ÷ 5 = 1/20 book</w:t>
-      </w:r>
-    </w:p>
-    <w:p>
-      <w:pPr>
-        <w:spacing w:after="40"/>
-        <w:ind w:left="420"/>
-      </w:pPr>
-      <w:r>
-        <w:rPr>
-          <w:sz w:val="20"/>
-          <w:szCs w:val="20"/>
-        </w:rPr>
-        <w:t xml:space="preserve">B)  5 ÷ 1/4 = 20 books</w:t>
-      </w:r>
-    </w:p>
-    <w:p>
-      <w:pPr>
-        <w:spacing w:after="40"/>
-        <w:ind w:left="420"/>
-      </w:pPr>
-      <w:r>
-        <w:rPr>
-          <w:sz w:val="20"/>
-          <w:szCs w:val="20"/>
-        </w:rPr>
-        <w:t xml:space="preserve">C)  5 × 1/4 = 1 1/4 books</w:t>
-      </w:r>
-    </w:p>
-    <w:p>
-      <w:pPr>
-        <w:spacing w:after="40"/>
-        <w:ind w:left="420"/>
-      </w:pPr>
-      <w:r>
-        <w:rPr>
-          <w:sz w:val="20"/>
-          <w:szCs w:val="20"/>
-        </w:rPr>
-        <w:t xml:space="preserve">D)  5 + 1/4 = 5 1/4 books</w:t>
-      </w:r>
-    </w:p>
-    <w:p>
-      <w:pPr>
-        <w:spacing w:after="20"/>
-      </w:pPr>
-      <w:r>
-        <w:t xml:space="preserve"/>
-      </w:r>
-    </w:p>
     <w:tbl>
       <w:tblPr>
-        <w:tblW w:type="pct" w:w="100%"/>
+        <w:tblW w:type="dxa" w:w="9360"/>
         <w:tblBorders>
           <w:top w:val="single" w:color="C7D2DD" w:sz="6"/>
           <w:left w:val="single" w:color="C7D2DD" w:sz="6"/>
           <w:bottom w:val="single" w:color="C7D2DD" w:sz="6"/>
           <w:right w:val="single" w:color="C7D2DD" w:sz="6"/>
-          <w:insideH w:val="single" w:color="auto" w:sz="4"/>
-          <w:insideV w:val="single" w:color="auto" w:sz="4"/>
+          <w:insideH w:val="single" w:color="C7D2DD" w:sz="6"/>
+          <w:insideV w:val="single" w:color="C7D2DD" w:sz="6"/>
         </w:tblBorders>
       </w:tblPr>
       <w:tblGrid>
-        <w:gridCol w:w="100"/>
+        <w:gridCol w:w="2800"/>
+        <w:gridCol w:w="3560"/>
+        <w:gridCol w:w="3000"/>
       </w:tblGrid>
       <w:tr>
-        <w:tc>
-          <w:tcPr>
+        <w:trPr>
+          <w:cantSplit/>
+          <w:tblHeader/>
+        </w:trPr>
+        <w:tc>
+          <w:tcPr>
+            <w:tcW w:type="dxa" w:w="2800"/>
+            <w:shd w:fill="EEF4F8" w:color="auto" w:val="clear"/>
+            <w:tcMar>
+              <w:top w:type="dxa" w:w="60"/>
+              <w:left w:type="dxa" w:w="100"/>
+              <w:bottom w:type="dxa" w:w="60"/>
+              <w:right w:type="dxa" w:w="100"/>
+            </w:tcMar>
+          </w:tcPr>
+          <w:p>
+            <w:pPr>
+              <w:spacing w:after="0"/>
+            </w:pPr>
+            <w:r>
+              <w:rPr>
+                <w:b/>
+                <w:bCs/>
+                <w:color w:val="12355B"/>
+                <w:sz w:val="16"/>
+                <w:szCs w:val="16"/>
+              </w:rPr>
+              <w:t xml:space="preserve">CORE PROBLEM / GIVEN REPRESENTATION</w:t>
+            </w:r>
+          </w:p>
+        </w:tc>
+        <w:tc>
+          <w:tcPr>
+            <w:tcW w:type="dxa" w:w="3560"/>
+            <w:shd w:fill="EEF4F8" w:color="auto" w:val="clear"/>
+            <w:tcMar>
+              <w:top w:type="dxa" w:w="60"/>
+              <w:left w:type="dxa" w:w="100"/>
+              <w:bottom w:type="dxa" w:w="60"/>
+              <w:right w:type="dxa" w:w="100"/>
+            </w:tcMar>
+          </w:tcPr>
+          <w:p>
+            <w:pPr>
+              <w:spacing w:after="0"/>
+            </w:pPr>
+            <w:r>
+              <w:rPr>
+                <w:b/>
+                <w:bCs/>
+                <w:color w:val="12355B"/>
+                <w:sz w:val="16"/>
+                <w:szCs w:val="16"/>
+              </w:rPr>
+              <w:t xml:space="preserve">WORKING SPACE / CALCULATION STEPS</w:t>
+            </w:r>
+          </w:p>
+        </w:tc>
+        <w:tc>
+          <w:tcPr>
+            <w:tcW w:type="dxa" w:w="3000"/>
             <w:shd w:fill="FBF3E2" w:color="auto" w:val="clear"/>
             <w:tcMar>
               <w:top w:type="dxa" w:w="60"/>
-              <w:left w:type="dxa" w:w="120"/>
+              <w:left w:type="dxa" w:w="100"/>
               <w:bottom w:type="dxa" w:w="60"/>
-              <w:right w:type="dxa" w:w="120"/>
-            </w:tcMar>
-          </w:tcPr>
-          <w:p>
-            <w:pPr>
-              <w:spacing w:after="0" w:line="320"/>
+              <w:right w:type="dxa" w:w="100"/>
+            </w:tcMar>
+          </w:tcPr>
+          <w:p>
+            <w:pPr>
+              <w:spacing w:after="0"/>
+            </w:pPr>
+            <w:r>
+              <w:rPr>
+                <w:b/>
+                <w:bCs/>
+                <w:color w:val="B97A12"/>
+                <w:sz w:val="16"/>
+                <w:szCs w:val="16"/>
+              </w:rPr>
+              <w:t xml:space="preserve">EXPLAIN YOUR REASONING</w:t>
+            </w:r>
+          </w:p>
+        </w:tc>
+      </w:tr>
+      <w:tr>
+        <w:trPr>
+          <w:cantSplit/>
+        </w:trPr>
+        <w:tc>
+          <w:tcPr>
+            <w:tcW w:type="dxa" w:w="2800"/>
+            <w:tcMar>
+              <w:top w:type="dxa" w:w="80"/>
+              <w:left w:type="dxa" w:w="100"/>
+              <w:bottom w:type="dxa" w:w="80"/>
+              <w:right w:type="dxa" w:w="100"/>
+            </w:tcMar>
+            <w:vAlign w:val="top"/>
+          </w:tcPr>
+          <w:p>
+            <w:pPr>
+              <w:spacing w:after="60"/>
+            </w:pPr>
+            <w:r>
+              <w:rPr>
+                <w:b/>
+                <w:bCs/>
+                <w:color w:val="12355B"/>
+                <w:sz w:val="21"/>
+                <w:szCs w:val="21"/>
+              </w:rPr>
+              <w:t xml:space="preserve">6.  </w:t>
+            </w:r>
+            <w:r>
+              <w:rPr>
+                <w:b/>
+                <w:bCs/>
+                <w:sz w:val="20"/>
+                <w:szCs w:val="20"/>
+              </w:rPr>
+              <w:t xml:space="preserve">A shelf is 5 feet long. Books are each 1/4 foot wide. How many books fit on the shelf? Which expression represents this?</w:t>
+            </w:r>
+          </w:p>
+          <w:p>
+            <w:pPr>
+              <w:spacing w:after="30"/>
+              <w:ind w:left="180"/>
+            </w:pPr>
+            <w:r>
+              <w:rPr>
+                <w:sz w:val="19"/>
+                <w:szCs w:val="19"/>
+              </w:rPr>
+              <w:t xml:space="preserve">A)  1/4 ÷ 5 = 1/20 book</w:t>
+            </w:r>
+          </w:p>
+          <w:p>
+            <w:pPr>
+              <w:spacing w:after="30"/>
+              <w:ind w:left="180"/>
+            </w:pPr>
+            <w:r>
+              <w:rPr>
+                <w:sz w:val="19"/>
+                <w:szCs w:val="19"/>
+              </w:rPr>
+              <w:t xml:space="preserve">B)  5 ÷ 1/4 = 20 books</w:t>
+            </w:r>
+          </w:p>
+          <w:p>
+            <w:pPr>
+              <w:spacing w:after="30"/>
+              <w:ind w:left="180"/>
+            </w:pPr>
+            <w:r>
+              <w:rPr>
+                <w:sz w:val="19"/>
+                <w:szCs w:val="19"/>
+              </w:rPr>
+              <w:t xml:space="preserve">C)  5 × 1/4 = 1 1/4 books</w:t>
+            </w:r>
+          </w:p>
+          <w:p>
+            <w:pPr>
+              <w:spacing w:after="30"/>
+              <w:ind w:left="180"/>
+            </w:pPr>
+            <w:r>
+              <w:rPr>
+                <w:sz w:val="19"/>
+                <w:szCs w:val="19"/>
+              </w:rPr>
+              <w:t xml:space="preserve">D)  5 + 1/4 = 5 1/4 books</w:t>
+            </w:r>
+          </w:p>
+        </w:tc>
+        <w:tc>
+          <w:tcPr>
+            <w:tcW w:type="dxa" w:w="3560"/>
+            <w:tcMar>
+              <w:top w:type="dxa" w:w="80"/>
+              <w:left w:type="dxa" w:w="100"/>
+              <w:bottom w:type="dxa" w:w="80"/>
+              <w:right w:type="dxa" w:w="100"/>
+            </w:tcMar>
+            <w:vAlign w:val="top"/>
+          </w:tcPr>
+          <w:p>
+            <w:pPr>
+              <w:pBdr>
+                <w:bottom w:val="single" w:color="AFBECC" w:sz="6"/>
+              </w:pBdr>
+              <w:spacing w:after="30" w:before="150"/>
             </w:pPr>
             <w:r>
               <w:t xml:space="preserve"/>
@@ -4670,7 +6410,147 @@
           </w:p>
           <w:p>
             <w:pPr>
-              <w:spacing w:after="0" w:line="320"/>
+              <w:pBdr>
+                <w:bottom w:val="single" w:color="AFBECC" w:sz="6"/>
+              </w:pBdr>
+              <w:spacing w:after="30" w:before="150"/>
+            </w:pPr>
+            <w:r>
+              <w:t xml:space="preserve"/>
+            </w:r>
+          </w:p>
+          <w:p>
+            <w:pPr>
+              <w:pBdr>
+                <w:bottom w:val="single" w:color="AFBECC" w:sz="6"/>
+              </w:pBdr>
+              <w:spacing w:after="30" w:before="150"/>
+            </w:pPr>
+            <w:r>
+              <w:t xml:space="preserve"/>
+            </w:r>
+          </w:p>
+          <w:p>
+            <w:pPr>
+              <w:pBdr>
+                <w:bottom w:val="single" w:color="AFBECC" w:sz="6"/>
+              </w:pBdr>
+              <w:spacing w:after="30" w:before="150"/>
+            </w:pPr>
+            <w:r>
+              <w:t xml:space="preserve"/>
+            </w:r>
+          </w:p>
+        </w:tc>
+        <w:tc>
+          <w:tcPr>
+            <w:tcW w:type="dxa" w:w="3000"/>
+            <w:shd w:fill="FBF3E2" w:color="auto" w:val="clear"/>
+            <w:tcMar>
+              <w:top w:type="dxa" w:w="80"/>
+              <w:left w:type="dxa" w:w="100"/>
+              <w:bottom w:type="dxa" w:w="80"/>
+              <w:right w:type="dxa" w:w="100"/>
+            </w:tcMar>
+            <w:vAlign w:val="top"/>
+          </w:tcPr>
+          <w:p>
+            <w:pPr>
+              <w:spacing w:after="40"/>
+            </w:pPr>
+            <w:r>
+              <w:rPr>
+                <w:b/>
+                <w:bCs/>
+                <w:color w:val="12355B"/>
+                <w:sz w:val="19"/>
+                <w:szCs w:val="19"/>
+              </w:rPr>
+              <w:t xml:space="preserve">Because... </w:t>
+            </w:r>
+            <w:r>
+              <w:rPr>
+                <w:color w:val="AFBECC"/>
+                <w:sz w:val="19"/>
+                <w:szCs w:val="19"/>
+              </w:rPr>
+              <w:t xml:space="preserve">________________</w:t>
+            </w:r>
+          </w:p>
+          <w:p>
+            <w:pPr>
+              <w:pBdr>
+                <w:bottom w:val="single" w:color="AFBECC" w:sz="6"/>
+              </w:pBdr>
+              <w:spacing w:after="30" w:before="150"/>
+            </w:pPr>
+            <w:r>
+              <w:t xml:space="preserve"/>
+            </w:r>
+          </w:p>
+          <w:p>
+            <w:pPr>
+              <w:spacing w:after="40" w:before="80"/>
+            </w:pPr>
+            <w:r>
+              <w:rPr>
+                <w:b/>
+                <w:bCs/>
+                <w:color w:val="6B4FA0"/>
+                <w:sz w:val="19"/>
+                <w:szCs w:val="19"/>
+              </w:rPr>
+              <w:t xml:space="preserve">Although... </w:t>
+            </w:r>
+            <w:r>
+              <w:rPr>
+                <w:color w:val="AFBECC"/>
+                <w:sz w:val="19"/>
+                <w:szCs w:val="19"/>
+              </w:rPr>
+              <w:t xml:space="preserve">_______________</w:t>
+            </w:r>
+          </w:p>
+          <w:p>
+            <w:pPr>
+              <w:pBdr>
+                <w:bottom w:val="single" w:color="AFBECC" w:sz="6"/>
+              </w:pBdr>
+              <w:spacing w:after="30" w:before="150"/>
+            </w:pPr>
+            <w:r>
+              <w:t xml:space="preserve"/>
+            </w:r>
+          </w:p>
+          <w:p>
+            <w:pPr>
+              <w:spacing w:after="40" w:before="80"/>
+            </w:pPr>
+            <w:r>
+              <w:rPr>
+                <w:b/>
+                <w:bCs/>
+                <w:color w:val="1FA6A2"/>
+                <w:sz w:val="19"/>
+                <w:szCs w:val="19"/>
+              </w:rPr>
+              <w:t xml:space="preserve">Therefore... </w:t>
+            </w:r>
+            <w:r>
+              <w:rPr>
+                <w:color w:val="AFBECC"/>
+                <w:sz w:val="19"/>
+                <w:szCs w:val="19"/>
+              </w:rPr>
+              <w:t xml:space="preserve">______________</w:t>
+            </w:r>
+          </w:p>
+          <w:p>
+            <w:pPr>
+              <w:pBdr>
+                <w:bottom w:val="single" w:color="AFBECC" w:sz="6"/>
+              </w:pBdr>
+              <w:spacing w:after="30" w:before="150"/>
             </w:pPr>
             <w:r>
               <w:t xml:space="preserve"/>
@@ -4679,6 +6559,14 @@
         </w:tc>
       </w:tr>
     </w:tbl>
+    <w:p>
+      <w:pPr>
+        <w:spacing w:after="80"/>
+      </w:pPr>
+      <w:r>
+        <w:t xml:space="preserve"/>
+      </w:r>
+    </w:p>
     <w:p>
       <w:pPr>
         <w:pStyle w:val="Heading1"/>
@@ -4797,6 +6685,149 @@
         <w:t xml:space="preserve"/>
       </w:r>
     </w:p>
+    <w:p>
+      <w:pPr>
+        <w:spacing w:after="60"/>
+      </w:pPr>
+      <w:r>
+        <w:t xml:space="preserve"/>
+      </w:r>
+    </w:p>
+    <w:tbl>
+      <w:tblPr>
+        <w:tblW w:type="dxa" w:w="9360"/>
+        <w:tblBorders>
+          <w:top w:val="single" w:color="C7D2DD" w:sz="6"/>
+          <w:left w:val="single" w:color="C7D2DD" w:sz="6"/>
+          <w:bottom w:val="single" w:color="C7D2DD" w:sz="6"/>
+          <w:right w:val="single" w:color="C7D2DD" w:sz="6"/>
+          <w:insideH w:val="single" w:color="C7D2DD" w:sz="6"/>
+          <w:insideV w:val="single" w:color="C7D2DD" w:sz="6"/>
+        </w:tblBorders>
+      </w:tblPr>
+      <w:tblGrid>
+        <w:gridCol w:w="3120"/>
+        <w:gridCol w:w="3120"/>
+        <w:gridCol w:w="3120"/>
+      </w:tblGrid>
+      <w:tr>
+        <w:trPr>
+          <w:cantSplit/>
+          <w:tblHeader/>
+        </w:trPr>
+        <w:tc>
+          <w:tcPr>
+            <w:tcW w:type="dxa" w:w="9360"/>
+            <w:gridSpan w:val="3"/>
+            <w:shd w:fill="EEF4F8" w:color="auto" w:val="clear"/>
+            <w:tcMar>
+              <w:top w:type="dxa" w:w="60"/>
+              <w:left w:type="dxa" w:w="100"/>
+              <w:bottom w:type="dxa" w:w="60"/>
+              <w:right w:type="dxa" w:w="100"/>
+            </w:tcMar>
+          </w:tcPr>
+          <w:p>
+            <w:pPr>
+              <w:spacing w:after="0"/>
+            </w:pPr>
+            <w:r>
+              <w:rPr>
+                <w:b/>
+                <w:bCs/>
+                <w:color w:val="12355B"/>
+                <w:sz w:val="18"/>
+                <w:szCs w:val="18"/>
+              </w:rPr>
+              <w:t xml:space="preserve">EXIT CHECK · 3-POINT SELF-ASSESSMENT CHECKLIST</w:t>
+            </w:r>
+          </w:p>
+        </w:tc>
+      </w:tr>
+      <w:tr>
+        <w:trPr>
+          <w:cantSplit/>
+        </w:trPr>
+        <w:tc>
+          <w:tcPr>
+            <w:tcW w:type="dxa" w:w="3120"/>
+            <w:tcMar>
+              <w:top w:type="dxa" w:w="80"/>
+              <w:left w:type="dxa" w:w="100"/>
+              <w:bottom w:type="dxa" w:w="80"/>
+              <w:right w:type="dxa" w:w="100"/>
+            </w:tcMar>
+          </w:tcPr>
+          <w:p>
+            <w:pPr>
+              <w:spacing w:after="0"/>
+            </w:pPr>
+            <w:r>
+              <w:rPr>
+                <w:b/>
+                <w:bCs/>
+                <w:color w:val="1A2733"/>
+                <w:sz w:val="18"/>
+                <w:szCs w:val="18"/>
+              </w:rPr>
+              <w:t xml:space="preserve">☐ 1. Units &amp; Labels Verified</w:t>
+            </w:r>
+          </w:p>
+        </w:tc>
+        <w:tc>
+          <w:tcPr>
+            <w:tcW w:type="dxa" w:w="3120"/>
+            <w:tcMar>
+              <w:top w:type="dxa" w:w="80"/>
+              <w:left w:type="dxa" w:w="100"/>
+              <w:bottom w:type="dxa" w:w="80"/>
+              <w:right w:type="dxa" w:w="100"/>
+            </w:tcMar>
+          </w:tcPr>
+          <w:p>
+            <w:pPr>
+              <w:spacing w:after="0"/>
+            </w:pPr>
+            <w:r>
+              <w:rPr>
+                <w:b/>
+                <w:bCs/>
+                <w:color w:val="1A2733"/>
+                <w:sz w:val="18"/>
+                <w:szCs w:val="18"/>
+              </w:rPr>
+              <w:t xml:space="preserve">☐ 2. Reasoning Stated (Because / Although / Therefore)</w:t>
+            </w:r>
+          </w:p>
+        </w:tc>
+        <w:tc>
+          <w:tcPr>
+            <w:tcW w:type="dxa" w:w="3120"/>
+            <w:tcMar>
+              <w:top w:type="dxa" w:w="80"/>
+              <w:left w:type="dxa" w:w="100"/>
+              <w:bottom w:type="dxa" w:w="80"/>
+              <w:right w:type="dxa" w:w="100"/>
+            </w:tcMar>
+          </w:tcPr>
+          <w:p>
+            <w:pPr>
+              <w:spacing w:after="0"/>
+            </w:pPr>
+            <w:r>
+              <w:rPr>
+                <w:b/>
+                <w:bCs/>
+                <w:color w:val="1A2733"/>
+                <w:sz w:val="18"/>
+                <w:szCs w:val="18"/>
+              </w:rPr>
+              <w:t xml:space="preserve">☐ 3. Calculations Double-Checked</w:t>
+            </w:r>
+          </w:p>
+        </w:tc>
+      </w:tr>
+    </w:tbl>
     <w:sectPr>
       <w:headerReference w:type="default" r:id="rId7"/>
       <w:footerReference w:type="default" r:id="rId8"/>
